--- a/Project_docx/项目说明.docx
+++ b/Project_docx/项目说明.docx
@@ -1277,6 +1277,7 @@
     <w:p>
       <w:pPr>
         <w:numPr>
+          <w:ilvl w:val="0"/>
           <w:numId w:val="0"/>
         </w:numPr>
         <w:rPr>
@@ -1610,7 +1611,6 @@
             <w:insideH w:val="none" w:color="auto" w:sz="0" w:space="0"/>
             <w:insideV w:val="none" w:color="auto" w:sz="0" w:space="0"/>
           </w:tblBorders>
-          <w:shd w:val="clear" w:color="auto" w:fill="auto"/>
           <w:tblCellMar>
             <w:top w:w="15" w:type="dxa"/>
             <w:left w:w="15" w:type="dxa"/>
@@ -1684,7 +1684,6 @@
             <w:insideH w:val="none" w:color="auto" w:sz="0" w:space="0"/>
             <w:insideV w:val="none" w:color="auto" w:sz="0" w:space="0"/>
           </w:tblBorders>
-          <w:shd w:val="clear" w:color="auto" w:fill="auto"/>
           <w:tblCellMar>
             <w:top w:w="15" w:type="dxa"/>
             <w:left w:w="15" w:type="dxa"/>
@@ -1758,7 +1757,6 @@
             <w:insideH w:val="none" w:color="auto" w:sz="0" w:space="0"/>
             <w:insideV w:val="none" w:color="auto" w:sz="0" w:space="0"/>
           </w:tblBorders>
-          <w:shd w:val="clear" w:color="auto" w:fill="auto"/>
           <w:tblCellMar>
             <w:top w:w="15" w:type="dxa"/>
             <w:left w:w="15" w:type="dxa"/>
@@ -1832,7 +1830,6 @@
             <w:insideH w:val="none" w:color="auto" w:sz="0" w:space="0"/>
             <w:insideV w:val="none" w:color="auto" w:sz="0" w:space="0"/>
           </w:tblBorders>
-          <w:shd w:val="clear" w:color="auto" w:fill="auto"/>
           <w:tblCellMar>
             <w:top w:w="15" w:type="dxa"/>
             <w:left w:w="15" w:type="dxa"/>
@@ -1906,7 +1903,6 @@
             <w:insideH w:val="none" w:color="auto" w:sz="0" w:space="0"/>
             <w:insideV w:val="none" w:color="auto" w:sz="0" w:space="0"/>
           </w:tblBorders>
-          <w:shd w:val="clear" w:color="auto" w:fill="auto"/>
           <w:tblCellMar>
             <w:top w:w="15" w:type="dxa"/>
             <w:left w:w="15" w:type="dxa"/>
@@ -1980,7 +1976,6 @@
             <w:insideH w:val="none" w:color="auto" w:sz="0" w:space="0"/>
             <w:insideV w:val="none" w:color="auto" w:sz="0" w:space="0"/>
           </w:tblBorders>
-          <w:shd w:val="clear" w:color="auto" w:fill="auto"/>
           <w:tblCellMar>
             <w:top w:w="15" w:type="dxa"/>
             <w:left w:w="15" w:type="dxa"/>
@@ -2054,7 +2049,6 @@
             <w:insideH w:val="none" w:color="auto" w:sz="0" w:space="0"/>
             <w:insideV w:val="none" w:color="auto" w:sz="0" w:space="0"/>
           </w:tblBorders>
-          <w:shd w:val="clear" w:color="auto" w:fill="auto"/>
           <w:tblCellMar>
             <w:top w:w="15" w:type="dxa"/>
             <w:left w:w="15" w:type="dxa"/>
@@ -2715,6 +2709,7 @@
     <w:p>
       <w:pPr>
         <w:numPr>
+          <w:ilvl w:val="0"/>
           <w:numId w:val="0"/>
         </w:numPr>
         <w:ind w:leftChars="0"/>
@@ -2806,6 +2801,15 @@
           <w:szCs w:val="24"/>
         </w:rPr>
       </w:pPr>
+      <w:r>
+        <w:rPr>
+          <w:rFonts w:hint="eastAsia" w:ascii="宋体" w:hAnsi="宋体" w:eastAsia="宋体" w:cs="宋体"/>
+          <w:sz w:val="24"/>
+          <w:szCs w:val="24"/>
+          <w:lang w:val="en-US" w:eastAsia="zh-CN"/>
+        </w:rPr>
+        <w:t>//</w:t>
+      </w:r>
       <w:r>
         <w:rPr>
           <w:rFonts w:ascii="宋体" w:hAnsi="宋体" w:eastAsia="宋体" w:cs="宋体"/>
@@ -6474,8 +6478,426 @@
         </w:rPr>
         <w:t>完整智能鱼缸</w:t>
       </w:r>
+    </w:p>
+    <w:p>
+      <w:pPr>
+        <w:widowControl w:val="0"/>
+        <w:numPr>
+          <w:ilvl w:val="0"/>
+          <w:numId w:val="0"/>
+        </w:numPr>
+        <w:ind w:firstLine="420" w:firstLineChars="0"/>
+        <w:jc w:val="both"/>
+        <w:rPr>
+          <w:rFonts w:hint="default"/>
+          <w:lang w:val="en-US" w:eastAsia="zh-CN"/>
+        </w:rPr>
+      </w:pPr>
+    </w:p>
+    <w:p>
+      <w:pPr>
+        <w:widowControl w:val="0"/>
+        <w:numPr>
+          <w:ilvl w:val="0"/>
+          <w:numId w:val="0"/>
+        </w:numPr>
+        <w:ind w:firstLine="420" w:firstLineChars="0"/>
+        <w:jc w:val="both"/>
+        <w:rPr>
+          <w:rFonts w:hint="default"/>
+          <w:lang w:val="en-US" w:eastAsia="zh-CN"/>
+        </w:rPr>
+      </w:pPr>
+    </w:p>
+    <w:p>
+      <w:pPr>
+        <w:widowControl w:val="0"/>
+        <w:numPr>
+          <w:ilvl w:val="0"/>
+          <w:numId w:val="8"/>
+        </w:numPr>
+        <w:jc w:val="both"/>
+        <w:rPr>
+          <w:rFonts w:ascii="宋体" w:hAnsi="宋体" w:eastAsia="宋体" w:cs="宋体"/>
+          <w:sz w:val="24"/>
+          <w:szCs w:val="24"/>
+        </w:rPr>
+      </w:pPr>
+      <w:r>
+        <w:rPr>
+          <w:rFonts w:hint="eastAsia" w:ascii="宋体" w:hAnsi="宋体" w:eastAsia="宋体" w:cs="宋体"/>
+          <w:sz w:val="24"/>
+          <w:szCs w:val="24"/>
+          <w:lang w:val="en-US" w:eastAsia="zh-CN"/>
+        </w:rPr>
+        <w:t>引脚定义</w:t>
+      </w:r>
+    </w:p>
+    <w:p>
+      <w:pPr>
+        <w:widowControl w:val="0"/>
+        <w:numPr>
+          <w:ilvl w:val="0"/>
+          <w:numId w:val="9"/>
+        </w:numPr>
+        <w:ind w:firstLine="420" w:firstLineChars="0"/>
+        <w:jc w:val="both"/>
+        <w:rPr>
+          <w:rFonts w:hint="eastAsia" w:ascii="宋体" w:hAnsi="宋体" w:eastAsia="宋体" w:cs="宋体"/>
+          <w:sz w:val="24"/>
+          <w:szCs w:val="24"/>
+          <w:lang w:val="en-US" w:eastAsia="zh-CN"/>
+        </w:rPr>
+      </w:pPr>
+      <w:r>
+        <w:rPr>
+          <w:rFonts w:hint="eastAsia" w:ascii="宋体" w:hAnsi="宋体" w:eastAsia="宋体" w:cs="宋体"/>
+          <w:sz w:val="24"/>
+          <w:szCs w:val="24"/>
+          <w:lang w:val="en-US" w:eastAsia="zh-CN"/>
+        </w:rPr>
+        <w:t>ESP32</w:t>
+      </w:r>
+    </w:p>
+    <w:p>
+      <w:pPr>
+        <w:widowControl w:val="0"/>
+        <w:numPr>
+          <w:ilvl w:val="0"/>
+          <w:numId w:val="0"/>
+        </w:numPr>
+        <w:ind w:left="420" w:leftChars="0" w:firstLine="420" w:firstLineChars="0"/>
+        <w:jc w:val="both"/>
+        <w:rPr>
+          <w:rFonts w:hint="eastAsia" w:ascii="宋体" w:hAnsi="宋体" w:eastAsia="宋体" w:cs="宋体"/>
+          <w:sz w:val="24"/>
+          <w:szCs w:val="24"/>
+          <w:lang w:val="en-US" w:eastAsia="zh-CN"/>
+        </w:rPr>
+      </w:pPr>
+      <w:r>
+        <w:rPr>
+          <w:rFonts w:hint="eastAsia" w:ascii="宋体" w:hAnsi="宋体" w:eastAsia="宋体" w:cs="宋体"/>
+          <w:sz w:val="24"/>
+          <w:szCs w:val="24"/>
+          <w:lang w:val="en-US" w:eastAsia="zh-CN"/>
+        </w:rPr>
+        <w:t>RX_Pin 17</w:t>
+      </w:r>
+    </w:p>
+    <w:p>
+      <w:pPr>
+        <w:widowControl w:val="0"/>
+        <w:numPr>
+          <w:ilvl w:val="0"/>
+          <w:numId w:val="0"/>
+        </w:numPr>
+        <w:ind w:left="420" w:leftChars="0" w:firstLine="420" w:firstLineChars="0"/>
+        <w:jc w:val="both"/>
+        <w:rPr>
+          <w:rFonts w:hint="eastAsia" w:ascii="宋体" w:hAnsi="宋体" w:eastAsia="宋体" w:cs="宋体"/>
+          <w:sz w:val="24"/>
+          <w:szCs w:val="24"/>
+          <w:lang w:val="en-US" w:eastAsia="zh-CN"/>
+        </w:rPr>
+      </w:pPr>
+      <w:r>
+        <w:rPr>
+          <w:rFonts w:hint="eastAsia" w:ascii="宋体" w:hAnsi="宋体" w:eastAsia="宋体" w:cs="宋体"/>
+          <w:sz w:val="24"/>
+          <w:szCs w:val="24"/>
+          <w:lang w:val="en-US" w:eastAsia="zh-CN"/>
+        </w:rPr>
+        <w:t>TX_Pin 18</w:t>
+      </w:r>
+    </w:p>
+    <w:p>
+      <w:pPr>
+        <w:widowControl w:val="0"/>
+        <w:numPr>
+          <w:ilvl w:val="0"/>
+          <w:numId w:val="0"/>
+        </w:numPr>
+        <w:ind w:left="420" w:leftChars="0" w:firstLine="420" w:firstLineChars="0"/>
+        <w:jc w:val="both"/>
+        <w:rPr>
+          <w:rFonts w:hint="eastAsia" w:ascii="宋体" w:hAnsi="宋体" w:eastAsia="宋体" w:cs="宋体"/>
+          <w:sz w:val="24"/>
+          <w:szCs w:val="24"/>
+          <w:lang w:val="en-US" w:eastAsia="zh-CN"/>
+        </w:rPr>
+      </w:pPr>
+    </w:p>
+    <w:p>
+      <w:pPr>
+        <w:widowControl w:val="0"/>
+        <w:numPr>
+          <w:ilvl w:val="0"/>
+          <w:numId w:val="9"/>
+        </w:numPr>
+        <w:ind w:left="0" w:leftChars="0" w:firstLine="420" w:firstLineChars="0"/>
+        <w:jc w:val="both"/>
+        <w:rPr>
+          <w:rFonts w:hint="eastAsia" w:ascii="宋体" w:hAnsi="宋体" w:eastAsia="宋体" w:cs="宋体"/>
+          <w:sz w:val="24"/>
+          <w:szCs w:val="24"/>
+          <w:lang w:val="en-US" w:eastAsia="zh-CN"/>
+        </w:rPr>
+      </w:pPr>
+      <w:r>
+        <w:rPr>
+          <w:rFonts w:hint="eastAsia" w:ascii="宋体" w:hAnsi="宋体" w:eastAsia="宋体" w:cs="宋体"/>
+          <w:sz w:val="24"/>
+          <w:szCs w:val="24"/>
+          <w:lang w:val="en-US" w:eastAsia="zh-CN"/>
+        </w:rPr>
+        <w:t>STM32</w:t>
+      </w:r>
+    </w:p>
+    <w:p>
+      <w:pPr>
+        <w:widowControl w:val="0"/>
+        <w:numPr>
+          <w:ilvl w:val="0"/>
+          <w:numId w:val="0"/>
+        </w:numPr>
+        <w:ind w:left="420" w:leftChars="0" w:firstLine="420" w:firstLineChars="0"/>
+        <w:jc w:val="both"/>
+        <w:rPr>
+          <w:rFonts w:hint="eastAsia" w:ascii="宋体" w:hAnsi="宋体" w:eastAsia="宋体" w:cs="宋体"/>
+          <w:sz w:val="24"/>
+          <w:szCs w:val="24"/>
+          <w:lang w:val="en-US" w:eastAsia="zh-CN"/>
+        </w:rPr>
+      </w:pPr>
+      <w:r>
+        <w:rPr>
+          <w:rFonts w:hint="eastAsia" w:ascii="宋体" w:hAnsi="宋体" w:eastAsia="宋体" w:cs="宋体"/>
+          <w:sz w:val="24"/>
+          <w:szCs w:val="24"/>
+          <w:lang w:val="en-US" w:eastAsia="zh-CN"/>
+        </w:rPr>
+        <w:t>Feed SG90 PA1 TIM2_CH2</w:t>
+      </w:r>
+    </w:p>
+    <w:p>
+      <w:pPr>
+        <w:widowControl w:val="0"/>
+        <w:numPr>
+          <w:ilvl w:val="0"/>
+          <w:numId w:val="0"/>
+        </w:numPr>
+        <w:ind w:left="420" w:leftChars="0" w:firstLine="420" w:firstLineChars="0"/>
+        <w:jc w:val="both"/>
+        <w:rPr>
+          <w:rFonts w:hint="eastAsia" w:ascii="宋体" w:hAnsi="宋体" w:eastAsia="宋体" w:cs="宋体"/>
+          <w:sz w:val="24"/>
+          <w:szCs w:val="24"/>
+          <w:lang w:val="en-US" w:eastAsia="zh-CN"/>
+        </w:rPr>
+      </w:pPr>
+      <w:r>
+        <w:rPr>
+          <w:rFonts w:hint="eastAsia" w:ascii="宋体" w:hAnsi="宋体" w:eastAsia="宋体" w:cs="宋体"/>
+          <w:sz w:val="24"/>
+          <w:szCs w:val="24"/>
+          <w:lang w:val="en-US" w:eastAsia="zh-CN"/>
+        </w:rPr>
+        <w:t>风扇 TB6612+直流电机 pwm PA2 TIM2_CH3</w:t>
+      </w:r>
+    </w:p>
+    <w:p>
+      <w:pPr>
+        <w:widowControl w:val="0"/>
+        <w:numPr>
+          <w:ilvl w:val="0"/>
+          <w:numId w:val="0"/>
+        </w:numPr>
+        <w:ind w:left="420" w:leftChars="0" w:firstLine="420" w:firstLineChars="0"/>
+        <w:jc w:val="both"/>
+        <w:rPr>
+          <w:rFonts w:hint="eastAsia" w:ascii="宋体" w:hAnsi="宋体" w:eastAsia="宋体" w:cs="宋体"/>
+          <w:sz w:val="24"/>
+          <w:szCs w:val="24"/>
+          <w:lang w:val="en-US" w:eastAsia="zh-CN"/>
+        </w:rPr>
+      </w:pPr>
+      <w:r>
+        <w:rPr>
+          <w:rFonts w:hint="eastAsia" w:ascii="宋体" w:hAnsi="宋体" w:eastAsia="宋体" w:cs="宋体"/>
+          <w:sz w:val="24"/>
+          <w:szCs w:val="24"/>
+          <w:lang w:val="en-US" w:eastAsia="zh-CN"/>
+        </w:rPr>
+        <w:t xml:space="preserve">Light LED PG11 </w:t>
+      </w:r>
+    </w:p>
+    <w:p>
+      <w:pPr>
+        <w:widowControl w:val="0"/>
+        <w:numPr>
+          <w:ilvl w:val="0"/>
+          <w:numId w:val="0"/>
+        </w:numPr>
+        <w:ind w:left="420" w:leftChars="0" w:firstLine="420" w:firstLineChars="0"/>
+        <w:jc w:val="both"/>
+        <w:rPr>
+          <w:rFonts w:hint="eastAsia" w:ascii="宋体" w:hAnsi="宋体" w:eastAsia="宋体" w:cs="宋体"/>
+          <w:sz w:val="24"/>
+          <w:szCs w:val="24"/>
+          <w:lang w:val="en-US" w:eastAsia="zh-CN"/>
+        </w:rPr>
+      </w:pPr>
+      <w:r>
+        <w:rPr>
+          <w:rFonts w:hint="eastAsia" w:ascii="宋体" w:hAnsi="宋体" w:eastAsia="宋体" w:cs="宋体"/>
+          <w:sz w:val="24"/>
+          <w:szCs w:val="24"/>
+          <w:lang w:val="en-US" w:eastAsia="zh-CN"/>
+        </w:rPr>
+        <w:t>Heater 继电器 PG12</w:t>
+      </w:r>
+    </w:p>
+    <w:p>
+      <w:pPr>
+        <w:widowControl w:val="0"/>
+        <w:numPr>
+          <w:ilvl w:val="0"/>
+          <w:numId w:val="0"/>
+        </w:numPr>
+        <w:ind w:left="420" w:leftChars="0" w:firstLine="420" w:firstLineChars="0"/>
+        <w:jc w:val="both"/>
+        <w:rPr>
+          <w:rFonts w:hint="eastAsia" w:ascii="宋体" w:hAnsi="宋体" w:eastAsia="宋体" w:cs="宋体"/>
+          <w:sz w:val="24"/>
+          <w:szCs w:val="24"/>
+          <w:lang w:val="en-US" w:eastAsia="zh-CN"/>
+        </w:rPr>
+      </w:pPr>
+      <w:r>
+        <w:rPr>
+          <w:rFonts w:hint="eastAsia" w:ascii="宋体" w:hAnsi="宋体" w:eastAsia="宋体" w:cs="宋体"/>
+          <w:sz w:val="24"/>
+          <w:szCs w:val="24"/>
+          <w:lang w:val="en-US" w:eastAsia="zh-CN"/>
+        </w:rPr>
+        <w:t>Pump 继电器 PG13</w:t>
+      </w:r>
+    </w:p>
+    <w:p>
+      <w:pPr>
+        <w:widowControl w:val="0"/>
+        <w:numPr>
+          <w:ilvl w:val="0"/>
+          <w:numId w:val="0"/>
+        </w:numPr>
+        <w:ind w:left="420" w:leftChars="0" w:firstLine="420" w:firstLineChars="0"/>
+        <w:jc w:val="both"/>
+        <w:rPr>
+          <w:rFonts w:hint="default" w:ascii="宋体" w:hAnsi="宋体" w:eastAsia="宋体" w:cs="宋体"/>
+          <w:sz w:val="24"/>
+          <w:szCs w:val="24"/>
+          <w:lang w:val="en-US" w:eastAsia="zh-CN"/>
+        </w:rPr>
+      </w:pPr>
+      <w:r>
+        <w:rPr>
+          <w:rFonts w:hint="eastAsia" w:ascii="宋体" w:hAnsi="宋体" w:eastAsia="宋体" w:cs="宋体"/>
+          <w:sz w:val="24"/>
+          <w:szCs w:val="24"/>
+          <w:lang w:val="en-US" w:eastAsia="zh-CN"/>
+        </w:rPr>
+        <w:t>亮度传感器 模块 PA3 ADC1_IN3</w:t>
+      </w:r>
+    </w:p>
+    <w:p>
+      <w:pPr>
+        <w:widowControl w:val="0"/>
+        <w:numPr>
+          <w:ilvl w:val="0"/>
+          <w:numId w:val="0"/>
+        </w:numPr>
+        <w:ind w:left="420" w:leftChars="0" w:firstLine="420" w:firstLineChars="0"/>
+        <w:jc w:val="both"/>
+        <w:rPr>
+          <w:rFonts w:hint="default" w:ascii="宋体" w:hAnsi="宋体" w:eastAsia="宋体" w:cs="宋体"/>
+          <w:sz w:val="24"/>
+          <w:szCs w:val="24"/>
+          <w:lang w:val="en-US" w:eastAsia="zh-CN"/>
+        </w:rPr>
+      </w:pPr>
+      <w:r>
+        <w:rPr>
+          <w:rFonts w:hint="eastAsia" w:ascii="宋体" w:hAnsi="宋体" w:eastAsia="宋体" w:cs="宋体"/>
+          <w:sz w:val="24"/>
+          <w:szCs w:val="24"/>
+          <w:lang w:val="en-US" w:eastAsia="zh-CN"/>
+        </w:rPr>
+        <w:t>SensorTe</w:t>
+      </w:r>
       <w:bookmarkStart w:id="0" w:name="_GoBack"/>
       <w:bookmarkEnd w:id="0"/>
+      <w:r>
+        <w:rPr>
+          <w:rFonts w:hint="eastAsia" w:ascii="宋体" w:hAnsi="宋体" w:eastAsia="宋体" w:cs="宋体"/>
+          <w:sz w:val="24"/>
+          <w:szCs w:val="24"/>
+          <w:lang w:val="en-US" w:eastAsia="zh-CN"/>
+        </w:rPr>
+        <w:t>mpature DS18B20 PA7 TIM6</w:t>
+      </w:r>
+    </w:p>
+    <w:p>
+      <w:pPr>
+        <w:widowControl w:val="0"/>
+        <w:numPr>
+          <w:ilvl w:val="0"/>
+          <w:numId w:val="0"/>
+        </w:numPr>
+        <w:ind w:left="420" w:leftChars="0" w:firstLine="420" w:firstLineChars="0"/>
+        <w:jc w:val="both"/>
+        <w:rPr>
+          <w:rFonts w:hint="eastAsia" w:ascii="宋体" w:hAnsi="宋体" w:eastAsia="宋体" w:cs="宋体"/>
+          <w:sz w:val="24"/>
+          <w:szCs w:val="24"/>
+          <w:lang w:val="en-US" w:eastAsia="zh-CN"/>
+        </w:rPr>
+      </w:pPr>
+      <w:r>
+        <w:rPr>
+          <w:rFonts w:hint="eastAsia" w:ascii="宋体" w:hAnsi="宋体" w:eastAsia="宋体" w:cs="宋体"/>
+          <w:sz w:val="24"/>
+          <w:szCs w:val="24"/>
+          <w:lang w:val="en-US" w:eastAsia="zh-CN"/>
+        </w:rPr>
+        <w:t>TX PA9</w:t>
+      </w:r>
+    </w:p>
+    <w:p>
+      <w:pPr>
+        <w:widowControl w:val="0"/>
+        <w:numPr>
+          <w:ilvl w:val="0"/>
+          <w:numId w:val="0"/>
+        </w:numPr>
+        <w:ind w:left="420" w:leftChars="0" w:firstLine="420" w:firstLineChars="0"/>
+        <w:jc w:val="both"/>
+        <w:rPr>
+          <w:rFonts w:hint="default" w:ascii="宋体" w:hAnsi="宋体" w:eastAsia="宋体" w:cs="宋体"/>
+          <w:sz w:val="24"/>
+          <w:szCs w:val="24"/>
+          <w:lang w:val="en-US" w:eastAsia="zh-CN"/>
+        </w:rPr>
+      </w:pPr>
+      <w:r>
+        <w:rPr>
+          <w:rFonts w:hint="eastAsia" w:ascii="宋体" w:hAnsi="宋体" w:eastAsia="宋体" w:cs="宋体"/>
+          <w:sz w:val="24"/>
+          <w:szCs w:val="24"/>
+          <w:lang w:val="en-US" w:eastAsia="zh-CN"/>
+        </w:rPr>
+        <w:t>RX PA10</w:t>
+      </w:r>
     </w:p>
     <w:p>
       <w:pPr>
@@ -6487,7 +6909,9 @@
         <w:ind w:firstLine="420" w:firstLineChars="0"/>
         <w:jc w:val="both"/>
         <w:rPr>
-          <w:rFonts w:hint="default"/>
+          <w:rFonts w:hint="default" w:ascii="宋体" w:hAnsi="宋体" w:eastAsia="宋体" w:cs="宋体"/>
+          <w:sz w:val="24"/>
+          <w:szCs w:val="24"/>
           <w:lang w:val="en-US" w:eastAsia="zh-CN"/>
         </w:rPr>
       </w:pPr>
@@ -6502,40 +6926,1772 @@
         <w:ind w:firstLine="420" w:firstLineChars="0"/>
         <w:jc w:val="both"/>
         <w:rPr>
-          <w:rFonts w:hint="default"/>
-          <w:lang w:val="en-US" w:eastAsia="zh-CN"/>
-        </w:rPr>
-      </w:pPr>
-    </w:p>
-    <w:p>
-      <w:pPr>
-        <w:widowControl w:val="0"/>
-        <w:numPr>
-          <w:ilvl w:val="0"/>
-          <w:numId w:val="0"/>
-        </w:numPr>
-        <w:jc w:val="both"/>
-        <w:rPr>
-          <w:rFonts w:hint="default"/>
-          <w:lang w:val="en-US" w:eastAsia="zh-CN"/>
-        </w:rPr>
-      </w:pPr>
-      <w:r>
-        <w:rPr>
-          <w:rFonts w:hint="eastAsia" w:ascii="宋体" w:hAnsi="宋体" w:eastAsia="宋体" w:cs="宋体"/>
-          <w:sz w:val="24"/>
-          <w:szCs w:val="24"/>
-          <w:lang w:val="en-US" w:eastAsia="zh-CN"/>
-        </w:rPr>
-        <w:t>十</w:t>
-      </w:r>
-      <w:r>
+          <w:rFonts w:hint="default" w:ascii="宋体" w:hAnsi="宋体" w:eastAsia="宋体" w:cs="宋体"/>
+          <w:sz w:val="24"/>
+          <w:szCs w:val="24"/>
+          <w:lang w:val="en-US" w:eastAsia="zh-CN"/>
+        </w:rPr>
+      </w:pPr>
+    </w:p>
+    <w:p>
+      <w:pPr>
+        <w:widowControl w:val="0"/>
+        <w:numPr>
+          <w:ilvl w:val="0"/>
+          <w:numId w:val="0"/>
+        </w:numPr>
+        <w:ind w:firstLine="420" w:firstLineChars="0"/>
+        <w:jc w:val="both"/>
+        <w:rPr>
+          <w:rFonts w:hint="default" w:ascii="宋体" w:hAnsi="宋体" w:eastAsia="宋体" w:cs="宋体"/>
+          <w:sz w:val="24"/>
+          <w:szCs w:val="24"/>
+          <w:lang w:val="en-US" w:eastAsia="zh-CN"/>
+        </w:rPr>
+      </w:pPr>
+    </w:p>
+    <w:p>
+      <w:pPr>
+        <w:widowControl w:val="0"/>
+        <w:numPr>
+          <w:ilvl w:val="0"/>
+          <w:numId w:val="0"/>
+        </w:numPr>
+        <w:ind w:firstLine="420" w:firstLineChars="0"/>
+        <w:jc w:val="both"/>
+        <w:rPr>
+          <w:rFonts w:hint="default" w:ascii="宋体" w:hAnsi="宋体" w:eastAsia="宋体" w:cs="宋体"/>
+          <w:sz w:val="24"/>
+          <w:szCs w:val="24"/>
+          <w:lang w:val="en-US" w:eastAsia="zh-CN"/>
+        </w:rPr>
+      </w:pPr>
+    </w:p>
+    <w:p>
+      <w:pPr>
+        <w:widowControl w:val="0"/>
+        <w:numPr>
+          <w:ilvl w:val="0"/>
+          <w:numId w:val="8"/>
+        </w:numPr>
+        <w:jc w:val="both"/>
         <w:rPr>
           <w:rFonts w:ascii="宋体" w:hAnsi="宋体" w:eastAsia="宋体" w:cs="宋体"/>
           <w:sz w:val="24"/>
           <w:szCs w:val="24"/>
         </w:rPr>
-        <w:t>、测试记录</w:t>
+      </w:pPr>
+      <w:r>
+        <w:rPr>
+          <w:rFonts w:hint="eastAsia" w:ascii="宋体" w:hAnsi="宋体" w:eastAsia="宋体" w:cs="宋体"/>
+          <w:sz w:val="24"/>
+          <w:szCs w:val="24"/>
+          <w:lang w:val="en-US" w:eastAsia="zh-CN"/>
+        </w:rPr>
+        <w:t>串口通信指令与信息</w:t>
+      </w:r>
+    </w:p>
+    <w:p>
+      <w:pPr>
+        <w:widowControl w:val="0"/>
+        <w:numPr>
+          <w:ilvl w:val="0"/>
+          <w:numId w:val="0"/>
+        </w:numPr>
+        <w:ind w:left="420" w:leftChars="0" w:firstLine="420" w:firstLineChars="0"/>
+        <w:jc w:val="both"/>
+        <w:rPr>
+          <w:rFonts w:hint="eastAsia" w:ascii="宋体" w:hAnsi="宋体" w:eastAsia="宋体" w:cs="宋体"/>
+          <w:sz w:val="24"/>
+          <w:szCs w:val="24"/>
+          <w:lang w:val="en-US" w:eastAsia="zh-CN"/>
+        </w:rPr>
+      </w:pPr>
+    </w:p>
+    <w:p>
+      <w:pPr>
+        <w:widowControl w:val="0"/>
+        <w:numPr>
+          <w:ilvl w:val="0"/>
+          <w:numId w:val="0"/>
+        </w:numPr>
+        <w:ind w:left="420" w:leftChars="0" w:firstLine="420" w:firstLineChars="0"/>
+        <w:jc w:val="both"/>
+        <w:rPr>
+          <w:rFonts w:hint="default" w:ascii="宋体" w:hAnsi="宋体" w:eastAsia="宋体" w:cs="宋体"/>
+          <w:sz w:val="24"/>
+          <w:szCs w:val="24"/>
+          <w:lang w:val="en-US" w:eastAsia="zh-CN"/>
+        </w:rPr>
+      </w:pPr>
+      <w:r>
+        <w:rPr>
+          <w:rFonts w:hint="eastAsia" w:ascii="宋体" w:hAnsi="宋体" w:eastAsia="宋体" w:cs="宋体"/>
+          <w:sz w:val="24"/>
+          <w:szCs w:val="24"/>
+          <w:lang w:val="en-US" w:eastAsia="zh-CN"/>
+        </w:rPr>
+        <w:t>波特率115200</w:t>
+      </w:r>
+    </w:p>
+    <w:p>
+      <w:pPr>
+        <w:widowControl w:val="0"/>
+        <w:numPr>
+          <w:ilvl w:val="0"/>
+          <w:numId w:val="0"/>
+        </w:numPr>
+        <w:ind w:left="420" w:leftChars="0" w:firstLine="420" w:firstLineChars="0"/>
+        <w:jc w:val="both"/>
+        <w:rPr>
+          <w:rFonts w:hint="eastAsia" w:ascii="宋体" w:hAnsi="宋体" w:eastAsia="宋体" w:cs="宋体"/>
+          <w:sz w:val="24"/>
+          <w:szCs w:val="24"/>
+          <w:lang w:val="en-US" w:eastAsia="zh-CN"/>
+        </w:rPr>
+      </w:pPr>
+      <w:r>
+        <w:rPr>
+          <w:rFonts w:hint="eastAsia" w:ascii="宋体" w:hAnsi="宋体" w:eastAsia="宋体" w:cs="宋体"/>
+          <w:sz w:val="24"/>
+          <w:szCs w:val="24"/>
+          <w:lang w:val="en-US" w:eastAsia="zh-CN"/>
+        </w:rPr>
+        <w:t>发送的信息默认以“#”结尾</w:t>
+      </w:r>
+    </w:p>
+    <w:p>
+      <w:pPr>
+        <w:widowControl w:val="0"/>
+        <w:numPr>
+          <w:ilvl w:val="0"/>
+          <w:numId w:val="0"/>
+        </w:numPr>
+        <w:ind w:left="420" w:leftChars="0" w:firstLine="420" w:firstLineChars="0"/>
+        <w:jc w:val="both"/>
+        <w:rPr>
+          <w:rFonts w:hint="default" w:ascii="宋体" w:hAnsi="宋体" w:eastAsia="宋体" w:cs="宋体"/>
+          <w:sz w:val="24"/>
+          <w:szCs w:val="24"/>
+          <w:lang w:val="en-US" w:eastAsia="zh-CN"/>
+        </w:rPr>
+      </w:pPr>
+    </w:p>
+    <w:p>
+      <w:pPr>
+        <w:widowControl w:val="0"/>
+        <w:numPr>
+          <w:ilvl w:val="0"/>
+          <w:numId w:val="0"/>
+        </w:numPr>
+        <w:ind w:firstLine="420" w:firstLineChars="0"/>
+        <w:jc w:val="both"/>
+        <w:rPr>
+          <w:rFonts w:hint="eastAsia" w:ascii="宋体" w:hAnsi="宋体" w:eastAsia="宋体" w:cs="宋体"/>
+          <w:sz w:val="24"/>
+          <w:szCs w:val="24"/>
+          <w:lang w:val="en-US" w:eastAsia="zh-CN"/>
+        </w:rPr>
+      </w:pPr>
+      <w:r>
+        <w:rPr>
+          <w:rFonts w:hint="eastAsia" w:ascii="宋体" w:hAnsi="宋体" w:eastAsia="宋体" w:cs="宋体"/>
+          <w:sz w:val="24"/>
+          <w:szCs w:val="24"/>
+          <w:lang w:val="en-US" w:eastAsia="zh-CN"/>
+        </w:rPr>
+        <w:t>1、ESP32发送指令</w:t>
+      </w:r>
+    </w:p>
+    <w:p>
+      <w:pPr>
+        <w:widowControl w:val="0"/>
+        <w:numPr>
+          <w:ilvl w:val="0"/>
+          <w:numId w:val="0"/>
+        </w:numPr>
+        <w:ind w:firstLine="420" w:firstLineChars="0"/>
+        <w:jc w:val="both"/>
+        <w:rPr>
+          <w:rFonts w:hint="eastAsia" w:ascii="宋体" w:hAnsi="宋体" w:eastAsia="宋体" w:cs="宋体"/>
+          <w:sz w:val="24"/>
+          <w:szCs w:val="24"/>
+          <w:lang w:val="en-US" w:eastAsia="zh-CN"/>
+        </w:rPr>
+      </w:pPr>
+    </w:p>
+    <w:p>
+      <w:pPr>
+        <w:widowControl w:val="0"/>
+        <w:numPr>
+          <w:ilvl w:val="0"/>
+          <w:numId w:val="0"/>
+        </w:numPr>
+        <w:ind w:left="420" w:leftChars="0" w:firstLine="420" w:firstLineChars="0"/>
+        <w:jc w:val="both"/>
+        <w:rPr>
+          <w:rFonts w:hint="eastAsia" w:ascii="宋体" w:hAnsi="宋体" w:eastAsia="宋体" w:cs="宋体"/>
+          <w:sz w:val="24"/>
+          <w:szCs w:val="24"/>
+          <w:lang w:val="en-US" w:eastAsia="zh-CN"/>
+        </w:rPr>
+      </w:pPr>
+      <w:r>
+        <w:rPr>
+          <w:rFonts w:hint="eastAsia" w:ascii="宋体" w:hAnsi="宋体" w:eastAsia="宋体" w:cs="宋体"/>
+          <w:sz w:val="24"/>
+          <w:szCs w:val="24"/>
+          <w:lang w:val="en-US" w:eastAsia="zh-CN"/>
+        </w:rPr>
+        <w:t>Pump:ON</w:t>
+      </w:r>
+    </w:p>
+    <w:p>
+      <w:pPr>
+        <w:widowControl w:val="0"/>
+        <w:numPr>
+          <w:ilvl w:val="0"/>
+          <w:numId w:val="0"/>
+        </w:numPr>
+        <w:ind w:left="420" w:leftChars="0" w:firstLine="420" w:firstLineChars="0"/>
+        <w:jc w:val="both"/>
+        <w:rPr>
+          <w:rFonts w:hint="eastAsia" w:ascii="宋体" w:hAnsi="宋体" w:eastAsia="宋体" w:cs="宋体"/>
+          <w:sz w:val="24"/>
+          <w:szCs w:val="24"/>
+          <w:lang w:val="en-US" w:eastAsia="zh-CN"/>
+        </w:rPr>
+      </w:pPr>
+      <w:r>
+        <w:rPr>
+          <w:rFonts w:hint="eastAsia" w:ascii="宋体" w:hAnsi="宋体" w:eastAsia="宋体" w:cs="宋体"/>
+          <w:sz w:val="24"/>
+          <w:szCs w:val="24"/>
+          <w:lang w:val="en-US" w:eastAsia="zh-CN"/>
+        </w:rPr>
+        <w:t>Pump:OFF</w:t>
+      </w:r>
+    </w:p>
+    <w:p>
+      <w:pPr>
+        <w:widowControl w:val="0"/>
+        <w:numPr>
+          <w:ilvl w:val="0"/>
+          <w:numId w:val="0"/>
+        </w:numPr>
+        <w:ind w:left="420" w:leftChars="0" w:firstLine="420" w:firstLineChars="0"/>
+        <w:jc w:val="both"/>
+        <w:rPr>
+          <w:rFonts w:hint="eastAsia" w:ascii="宋体" w:hAnsi="宋体" w:eastAsia="宋体" w:cs="宋体"/>
+          <w:sz w:val="24"/>
+          <w:szCs w:val="24"/>
+          <w:lang w:val="en-US" w:eastAsia="zh-CN"/>
+        </w:rPr>
+      </w:pPr>
+      <w:r>
+        <w:rPr>
+          <w:rFonts w:hint="eastAsia" w:ascii="宋体" w:hAnsi="宋体" w:eastAsia="宋体" w:cs="宋体"/>
+          <w:sz w:val="24"/>
+          <w:szCs w:val="24"/>
+          <w:lang w:val="en-US" w:eastAsia="zh-CN"/>
+        </w:rPr>
+        <w:t>Heater:ON</w:t>
+      </w:r>
+    </w:p>
+    <w:p>
+      <w:pPr>
+        <w:widowControl w:val="0"/>
+        <w:numPr>
+          <w:ilvl w:val="0"/>
+          <w:numId w:val="0"/>
+        </w:numPr>
+        <w:ind w:left="420" w:leftChars="0" w:firstLine="420" w:firstLineChars="0"/>
+        <w:jc w:val="both"/>
+        <w:rPr>
+          <w:rFonts w:hint="eastAsia" w:ascii="宋体" w:hAnsi="宋体" w:eastAsia="宋体" w:cs="宋体"/>
+          <w:sz w:val="24"/>
+          <w:szCs w:val="24"/>
+          <w:lang w:val="en-US" w:eastAsia="zh-CN"/>
+        </w:rPr>
+      </w:pPr>
+      <w:r>
+        <w:rPr>
+          <w:rFonts w:hint="eastAsia" w:ascii="宋体" w:hAnsi="宋体" w:eastAsia="宋体" w:cs="宋体"/>
+          <w:sz w:val="24"/>
+          <w:szCs w:val="24"/>
+          <w:lang w:val="en-US" w:eastAsia="zh-CN"/>
+        </w:rPr>
+        <w:t>Heater:OFF</w:t>
+      </w:r>
+    </w:p>
+    <w:p>
+      <w:pPr>
+        <w:widowControl w:val="0"/>
+        <w:numPr>
+          <w:ilvl w:val="0"/>
+          <w:numId w:val="0"/>
+        </w:numPr>
+        <w:ind w:left="420" w:leftChars="0" w:firstLine="420" w:firstLineChars="0"/>
+        <w:jc w:val="both"/>
+        <w:rPr>
+          <w:rFonts w:hint="eastAsia" w:ascii="宋体" w:hAnsi="宋体" w:eastAsia="宋体" w:cs="宋体"/>
+          <w:sz w:val="24"/>
+          <w:szCs w:val="24"/>
+          <w:lang w:val="en-US" w:eastAsia="zh-CN"/>
+        </w:rPr>
+      </w:pPr>
+      <w:r>
+        <w:rPr>
+          <w:rFonts w:hint="eastAsia" w:ascii="宋体" w:hAnsi="宋体" w:eastAsia="宋体" w:cs="宋体"/>
+          <w:sz w:val="24"/>
+          <w:szCs w:val="24"/>
+          <w:lang w:val="en-US" w:eastAsia="zh-CN"/>
+        </w:rPr>
+        <w:t>Light:ON</w:t>
+      </w:r>
+    </w:p>
+    <w:p>
+      <w:pPr>
+        <w:widowControl w:val="0"/>
+        <w:numPr>
+          <w:ilvl w:val="0"/>
+          <w:numId w:val="0"/>
+        </w:numPr>
+        <w:ind w:left="420" w:leftChars="0" w:firstLine="420" w:firstLineChars="0"/>
+        <w:jc w:val="both"/>
+        <w:rPr>
+          <w:rFonts w:hint="eastAsia" w:ascii="宋体" w:hAnsi="宋体" w:eastAsia="宋体" w:cs="宋体"/>
+          <w:sz w:val="24"/>
+          <w:szCs w:val="24"/>
+          <w:lang w:val="en-US" w:eastAsia="zh-CN"/>
+        </w:rPr>
+      </w:pPr>
+      <w:r>
+        <w:rPr>
+          <w:rFonts w:hint="eastAsia" w:ascii="宋体" w:hAnsi="宋体" w:eastAsia="宋体" w:cs="宋体"/>
+          <w:sz w:val="24"/>
+          <w:szCs w:val="24"/>
+          <w:lang w:val="en-US" w:eastAsia="zh-CN"/>
+        </w:rPr>
+        <w:t>Light:OFF</w:t>
+      </w:r>
+    </w:p>
+    <w:p>
+      <w:pPr>
+        <w:widowControl w:val="0"/>
+        <w:numPr>
+          <w:ilvl w:val="0"/>
+          <w:numId w:val="0"/>
+        </w:numPr>
+        <w:ind w:left="420" w:leftChars="0" w:firstLine="420" w:firstLineChars="0"/>
+        <w:jc w:val="both"/>
+        <w:rPr>
+          <w:rFonts w:hint="eastAsia" w:ascii="宋体" w:hAnsi="宋体" w:eastAsia="宋体" w:cs="宋体"/>
+          <w:sz w:val="24"/>
+          <w:szCs w:val="24"/>
+          <w:lang w:val="en-US" w:eastAsia="zh-CN"/>
+        </w:rPr>
+      </w:pPr>
+      <w:r>
+        <w:rPr>
+          <w:rFonts w:hint="eastAsia" w:ascii="宋体" w:hAnsi="宋体" w:eastAsia="宋体" w:cs="宋体"/>
+          <w:sz w:val="24"/>
+          <w:szCs w:val="24"/>
+          <w:lang w:val="en-US" w:eastAsia="zh-CN"/>
+        </w:rPr>
+        <w:t>Feed:ON</w:t>
+      </w:r>
+    </w:p>
+    <w:p>
+      <w:pPr>
+        <w:widowControl w:val="0"/>
+        <w:numPr>
+          <w:ilvl w:val="0"/>
+          <w:numId w:val="0"/>
+        </w:numPr>
+        <w:ind w:left="420" w:leftChars="0" w:firstLine="420" w:firstLineChars="0"/>
+        <w:jc w:val="both"/>
+        <w:rPr>
+          <w:rFonts w:hint="eastAsia" w:ascii="宋体" w:hAnsi="宋体" w:eastAsia="宋体" w:cs="宋体"/>
+          <w:sz w:val="24"/>
+          <w:szCs w:val="24"/>
+          <w:lang w:val="en-US" w:eastAsia="zh-CN"/>
+        </w:rPr>
+      </w:pPr>
+    </w:p>
+    <w:p>
+      <w:pPr>
+        <w:widowControl w:val="0"/>
+        <w:numPr>
+          <w:ilvl w:val="0"/>
+          <w:numId w:val="0"/>
+        </w:numPr>
+        <w:ind w:left="420" w:leftChars="0" w:firstLine="420" w:firstLineChars="0"/>
+        <w:jc w:val="both"/>
+        <w:rPr>
+          <w:rFonts w:hint="eastAsia" w:ascii="宋体" w:hAnsi="宋体" w:eastAsia="宋体" w:cs="宋体"/>
+          <w:sz w:val="24"/>
+          <w:szCs w:val="24"/>
+          <w:lang w:val="en-US" w:eastAsia="zh-CN"/>
+        </w:rPr>
+      </w:pPr>
+      <w:r>
+        <w:rPr>
+          <w:rFonts w:hint="eastAsia" w:ascii="宋体" w:hAnsi="宋体" w:eastAsia="宋体" w:cs="宋体"/>
+          <w:sz w:val="24"/>
+          <w:szCs w:val="24"/>
+          <w:lang w:val="en-US" w:eastAsia="zh-CN"/>
+        </w:rPr>
+        <w:t>Get_Temperature</w:t>
+      </w:r>
+    </w:p>
+    <w:p>
+      <w:pPr>
+        <w:widowControl w:val="0"/>
+        <w:numPr>
+          <w:ilvl w:val="0"/>
+          <w:numId w:val="0"/>
+        </w:numPr>
+        <w:ind w:left="420" w:leftChars="0" w:firstLine="420" w:firstLineChars="0"/>
+        <w:jc w:val="both"/>
+        <w:rPr>
+          <w:rFonts w:hint="eastAsia" w:ascii="宋体" w:hAnsi="宋体" w:eastAsia="宋体" w:cs="宋体"/>
+          <w:sz w:val="24"/>
+          <w:szCs w:val="24"/>
+          <w:lang w:val="en-US" w:eastAsia="zh-CN"/>
+        </w:rPr>
+      </w:pPr>
+      <w:r>
+        <w:rPr>
+          <w:rFonts w:hint="eastAsia" w:ascii="宋体" w:hAnsi="宋体" w:eastAsia="宋体" w:cs="宋体"/>
+          <w:sz w:val="24"/>
+          <w:szCs w:val="24"/>
+          <w:lang w:val="en-US" w:eastAsia="zh-CN"/>
+        </w:rPr>
+        <w:t>Get_Light</w:t>
+      </w:r>
+    </w:p>
+    <w:p>
+      <w:pPr>
+        <w:widowControl w:val="0"/>
+        <w:numPr>
+          <w:ilvl w:val="0"/>
+          <w:numId w:val="0"/>
+        </w:numPr>
+        <w:ind w:left="420" w:leftChars="0" w:firstLine="420" w:firstLineChars="0"/>
+        <w:jc w:val="both"/>
+        <w:rPr>
+          <w:rFonts w:hint="eastAsia" w:ascii="宋体" w:hAnsi="宋体" w:eastAsia="宋体" w:cs="宋体"/>
+          <w:sz w:val="24"/>
+          <w:szCs w:val="24"/>
+          <w:lang w:val="en-US" w:eastAsia="zh-CN"/>
+        </w:rPr>
+      </w:pPr>
+    </w:p>
+    <w:p>
+      <w:pPr>
+        <w:widowControl w:val="0"/>
+        <w:numPr>
+          <w:ilvl w:val="0"/>
+          <w:numId w:val="0"/>
+        </w:numPr>
+        <w:ind w:left="420" w:leftChars="0" w:firstLine="420" w:firstLineChars="0"/>
+        <w:jc w:val="both"/>
+        <w:rPr>
+          <w:rFonts w:hint="default" w:ascii="宋体" w:hAnsi="宋体" w:eastAsia="宋体" w:cs="宋体"/>
+          <w:sz w:val="24"/>
+          <w:szCs w:val="24"/>
+          <w:lang w:val="en-US" w:eastAsia="zh-CN"/>
+        </w:rPr>
+      </w:pPr>
+      <w:r>
+        <w:rPr>
+          <w:rFonts w:hint="eastAsia" w:ascii="宋体" w:hAnsi="宋体" w:eastAsia="宋体" w:cs="宋体"/>
+          <w:sz w:val="24"/>
+          <w:szCs w:val="24"/>
+          <w:lang w:val="en-US" w:eastAsia="zh-CN"/>
+        </w:rPr>
+        <w:t>Pump:status</w:t>
+      </w:r>
+    </w:p>
+    <w:p>
+      <w:pPr>
+        <w:widowControl w:val="0"/>
+        <w:numPr>
+          <w:ilvl w:val="0"/>
+          <w:numId w:val="0"/>
+        </w:numPr>
+        <w:ind w:left="420" w:leftChars="0" w:firstLine="420" w:firstLineChars="0"/>
+        <w:jc w:val="both"/>
+        <w:rPr>
+          <w:rFonts w:hint="eastAsia" w:ascii="宋体" w:hAnsi="宋体" w:eastAsia="宋体" w:cs="宋体"/>
+          <w:sz w:val="24"/>
+          <w:szCs w:val="24"/>
+          <w:lang w:val="en-US" w:eastAsia="zh-CN"/>
+        </w:rPr>
+      </w:pPr>
+      <w:r>
+        <w:rPr>
+          <w:rFonts w:hint="eastAsia" w:ascii="宋体" w:hAnsi="宋体" w:eastAsia="宋体" w:cs="宋体"/>
+          <w:sz w:val="24"/>
+          <w:szCs w:val="24"/>
+          <w:lang w:val="en-US" w:eastAsia="zh-CN"/>
+        </w:rPr>
+        <w:t>Heater:status</w:t>
+      </w:r>
+    </w:p>
+    <w:p>
+      <w:pPr>
+        <w:widowControl w:val="0"/>
+        <w:numPr>
+          <w:ilvl w:val="0"/>
+          <w:numId w:val="0"/>
+        </w:numPr>
+        <w:ind w:left="420" w:leftChars="0" w:firstLine="420" w:firstLineChars="0"/>
+        <w:jc w:val="both"/>
+        <w:rPr>
+          <w:rFonts w:hint="default" w:ascii="宋体" w:hAnsi="宋体" w:eastAsia="宋体" w:cs="宋体"/>
+          <w:sz w:val="24"/>
+          <w:szCs w:val="24"/>
+          <w:lang w:val="en-US" w:eastAsia="zh-CN"/>
+        </w:rPr>
+      </w:pPr>
+      <w:r>
+        <w:rPr>
+          <w:rFonts w:hint="eastAsia" w:ascii="宋体" w:hAnsi="宋体" w:eastAsia="宋体" w:cs="宋体"/>
+          <w:sz w:val="24"/>
+          <w:szCs w:val="24"/>
+          <w:lang w:val="en-US" w:eastAsia="zh-CN"/>
+        </w:rPr>
+        <w:t>Light:status</w:t>
+      </w:r>
+    </w:p>
+    <w:p>
+      <w:pPr>
+        <w:widowControl w:val="0"/>
+        <w:numPr>
+          <w:ilvl w:val="0"/>
+          <w:numId w:val="0"/>
+        </w:numPr>
+        <w:ind w:left="420" w:leftChars="0" w:firstLine="420" w:firstLineChars="0"/>
+        <w:jc w:val="both"/>
+        <w:rPr>
+          <w:rFonts w:hint="default" w:ascii="宋体" w:hAnsi="宋体" w:eastAsia="宋体" w:cs="宋体"/>
+          <w:sz w:val="24"/>
+          <w:szCs w:val="24"/>
+          <w:lang w:val="en-US" w:eastAsia="zh-CN"/>
+        </w:rPr>
+      </w:pPr>
+      <w:r>
+        <w:rPr>
+          <w:rFonts w:hint="eastAsia" w:ascii="宋体" w:hAnsi="宋体" w:eastAsia="宋体" w:cs="宋体"/>
+          <w:sz w:val="24"/>
+          <w:szCs w:val="24"/>
+          <w:lang w:val="en-US" w:eastAsia="zh-CN"/>
+        </w:rPr>
+        <w:t>Feed:status</w:t>
+      </w:r>
+    </w:p>
+    <w:p>
+      <w:pPr>
+        <w:widowControl w:val="0"/>
+        <w:numPr>
+          <w:ilvl w:val="0"/>
+          <w:numId w:val="0"/>
+        </w:numPr>
+        <w:ind w:firstLine="420" w:firstLineChars="0"/>
+        <w:jc w:val="both"/>
+        <w:rPr>
+          <w:rFonts w:hint="eastAsia" w:ascii="宋体" w:hAnsi="宋体" w:eastAsia="宋体" w:cs="宋体"/>
+          <w:sz w:val="24"/>
+          <w:szCs w:val="24"/>
+          <w:lang w:val="en-US" w:eastAsia="zh-CN"/>
+        </w:rPr>
+      </w:pPr>
+      <w:r>
+        <w:rPr>
+          <w:rFonts w:hint="eastAsia" w:ascii="宋体" w:hAnsi="宋体" w:eastAsia="宋体" w:cs="宋体"/>
+          <w:kern w:val="2"/>
+          <w:sz w:val="24"/>
+          <w:szCs w:val="24"/>
+          <w:lang w:val="en-US" w:eastAsia="zh-CN" w:bidi="ar-SA"/>
+        </w:rPr>
+        <w:t>2、</w:t>
+      </w:r>
+      <w:r>
+        <w:rPr>
+          <w:rFonts w:hint="eastAsia" w:ascii="宋体" w:hAnsi="宋体" w:eastAsia="宋体" w:cs="宋体"/>
+          <w:sz w:val="24"/>
+          <w:szCs w:val="24"/>
+          <w:lang w:val="en-US" w:eastAsia="zh-CN"/>
+        </w:rPr>
+        <w:t>ESP32接收</w:t>
+      </w:r>
+    </w:p>
+    <w:p>
+      <w:pPr>
+        <w:widowControl w:val="0"/>
+        <w:numPr>
+          <w:ilvl w:val="0"/>
+          <w:numId w:val="0"/>
+        </w:numPr>
+        <w:jc w:val="both"/>
+        <w:rPr>
+          <w:rFonts w:hint="eastAsia" w:ascii="宋体" w:hAnsi="宋体" w:eastAsia="宋体" w:cs="宋体"/>
+          <w:sz w:val="24"/>
+          <w:szCs w:val="24"/>
+          <w:lang w:val="en-US" w:eastAsia="zh-CN"/>
+        </w:rPr>
+      </w:pPr>
+      <w:r>
+        <w:rPr>
+          <w:rFonts w:hint="eastAsia" w:ascii="宋体" w:hAnsi="宋体" w:eastAsia="宋体" w:cs="宋体"/>
+          <w:sz w:val="24"/>
+          <w:szCs w:val="24"/>
+          <w:lang w:val="en-US" w:eastAsia="zh-CN"/>
+        </w:rPr>
+        <w:t xml:space="preserve">  </w:t>
+      </w:r>
+      <w:r>
+        <w:rPr>
+          <w:rFonts w:hint="eastAsia" w:ascii="宋体" w:hAnsi="宋体" w:eastAsia="宋体" w:cs="宋体"/>
+          <w:sz w:val="24"/>
+          <w:szCs w:val="24"/>
+          <w:lang w:val="en-US" w:eastAsia="zh-CN"/>
+        </w:rPr>
+        <w:tab/>
+      </w:r>
+      <w:r>
+        <w:rPr>
+          <w:rFonts w:hint="eastAsia" w:ascii="宋体" w:hAnsi="宋体" w:eastAsia="宋体" w:cs="宋体"/>
+          <w:sz w:val="24"/>
+          <w:szCs w:val="24"/>
+          <w:lang w:val="en-US" w:eastAsia="zh-CN"/>
+        </w:rPr>
+        <w:tab/>
+      </w:r>
+    </w:p>
+    <w:p>
+      <w:pPr>
+        <w:widowControl w:val="0"/>
+        <w:numPr>
+          <w:ilvl w:val="0"/>
+          <w:numId w:val="0"/>
+        </w:numPr>
+        <w:tabs>
+          <w:tab w:val="left" w:pos="794"/>
+        </w:tabs>
+        <w:ind w:left="420" w:leftChars="0" w:firstLine="420" w:firstLineChars="0"/>
+        <w:jc w:val="both"/>
+        <w:rPr>
+          <w:rFonts w:hint="eastAsia" w:ascii="宋体" w:hAnsi="宋体" w:eastAsia="宋体" w:cs="宋体"/>
+          <w:sz w:val="24"/>
+          <w:szCs w:val="24"/>
+          <w:lang w:val="en-US" w:eastAsia="zh-CN"/>
+        </w:rPr>
+      </w:pPr>
+      <w:r>
+        <w:rPr>
+          <w:rFonts w:hint="eastAsia" w:ascii="宋体" w:hAnsi="宋体" w:eastAsia="宋体" w:cs="宋体"/>
+          <w:sz w:val="24"/>
+          <w:szCs w:val="24"/>
+          <w:lang w:val="en-US" w:eastAsia="zh-CN"/>
+        </w:rPr>
+        <w:t>TEMP:26.5</w:t>
+      </w:r>
+    </w:p>
+    <w:p>
+      <w:pPr>
+        <w:widowControl w:val="0"/>
+        <w:numPr>
+          <w:ilvl w:val="0"/>
+          <w:numId w:val="0"/>
+        </w:numPr>
+        <w:ind w:left="420" w:leftChars="0" w:firstLine="420" w:firstLineChars="0"/>
+        <w:jc w:val="both"/>
+        <w:rPr>
+          <w:rFonts w:hint="default" w:ascii="宋体" w:hAnsi="宋体" w:eastAsia="宋体" w:cs="宋体"/>
+          <w:sz w:val="24"/>
+          <w:szCs w:val="24"/>
+          <w:lang w:val="en-US" w:eastAsia="zh-CN"/>
+        </w:rPr>
+      </w:pPr>
+      <w:r>
+        <w:rPr>
+          <w:rFonts w:hint="eastAsia" w:ascii="宋体" w:hAnsi="宋体" w:eastAsia="宋体" w:cs="宋体"/>
+          <w:sz w:val="24"/>
+          <w:szCs w:val="24"/>
+          <w:lang w:val="en-US" w:eastAsia="zh-CN"/>
+        </w:rPr>
+        <w:t>LIGHT:650</w:t>
+      </w:r>
+    </w:p>
+    <w:p>
+      <w:pPr>
+        <w:widowControl w:val="0"/>
+        <w:numPr>
+          <w:ilvl w:val="0"/>
+          <w:numId w:val="0"/>
+        </w:numPr>
+        <w:jc w:val="both"/>
+        <w:rPr>
+          <w:rFonts w:hint="eastAsia" w:ascii="宋体" w:hAnsi="宋体" w:eastAsia="宋体" w:cs="宋体"/>
+          <w:sz w:val="24"/>
+          <w:szCs w:val="24"/>
+          <w:lang w:val="en-US" w:eastAsia="zh-CN"/>
+        </w:rPr>
+      </w:pPr>
+    </w:p>
+    <w:p>
+      <w:pPr>
+        <w:widowControl w:val="0"/>
+        <w:numPr>
+          <w:ilvl w:val="0"/>
+          <w:numId w:val="0"/>
+        </w:numPr>
+        <w:ind w:left="420" w:leftChars="0" w:firstLine="420" w:firstLineChars="0"/>
+        <w:jc w:val="both"/>
+        <w:rPr>
+          <w:rFonts w:hint="eastAsia" w:ascii="宋体" w:hAnsi="宋体" w:eastAsia="宋体" w:cs="宋体"/>
+          <w:sz w:val="24"/>
+          <w:szCs w:val="24"/>
+          <w:lang w:val="en-US" w:eastAsia="zh-CN"/>
+        </w:rPr>
+      </w:pPr>
+      <w:r>
+        <w:rPr>
+          <w:rFonts w:hint="eastAsia" w:ascii="宋体" w:hAnsi="宋体" w:eastAsia="宋体" w:cs="宋体"/>
+          <w:sz w:val="24"/>
+          <w:szCs w:val="24"/>
+          <w:lang w:val="en-US" w:eastAsia="zh-CN"/>
+        </w:rPr>
+        <w:t>Pump_ON</w:t>
+      </w:r>
+    </w:p>
+    <w:p>
+      <w:pPr>
+        <w:widowControl w:val="0"/>
+        <w:numPr>
+          <w:ilvl w:val="0"/>
+          <w:numId w:val="0"/>
+        </w:numPr>
+        <w:ind w:left="420" w:leftChars="0" w:firstLine="420" w:firstLineChars="0"/>
+        <w:jc w:val="both"/>
+        <w:rPr>
+          <w:rFonts w:hint="eastAsia" w:ascii="宋体" w:hAnsi="宋体" w:eastAsia="宋体" w:cs="宋体"/>
+          <w:sz w:val="24"/>
+          <w:szCs w:val="24"/>
+          <w:lang w:val="en-US" w:eastAsia="zh-CN"/>
+        </w:rPr>
+      </w:pPr>
+      <w:r>
+        <w:rPr>
+          <w:rFonts w:hint="eastAsia" w:ascii="宋体" w:hAnsi="宋体" w:eastAsia="宋体" w:cs="宋体"/>
+          <w:sz w:val="24"/>
+          <w:szCs w:val="24"/>
+          <w:lang w:val="en-US" w:eastAsia="zh-CN"/>
+        </w:rPr>
+        <w:t>Pump_OFF</w:t>
+      </w:r>
+    </w:p>
+    <w:p>
+      <w:pPr>
+        <w:widowControl w:val="0"/>
+        <w:numPr>
+          <w:ilvl w:val="0"/>
+          <w:numId w:val="0"/>
+        </w:numPr>
+        <w:ind w:left="420" w:leftChars="0" w:firstLine="420" w:firstLineChars="0"/>
+        <w:jc w:val="both"/>
+        <w:rPr>
+          <w:rFonts w:hint="eastAsia" w:ascii="宋体" w:hAnsi="宋体" w:eastAsia="宋体" w:cs="宋体"/>
+          <w:sz w:val="24"/>
+          <w:szCs w:val="24"/>
+          <w:lang w:val="en-US" w:eastAsia="zh-CN"/>
+        </w:rPr>
+      </w:pPr>
+      <w:r>
+        <w:rPr>
+          <w:rFonts w:hint="eastAsia" w:ascii="宋体" w:hAnsi="宋体" w:eastAsia="宋体" w:cs="宋体"/>
+          <w:sz w:val="24"/>
+          <w:szCs w:val="24"/>
+          <w:lang w:val="en-US" w:eastAsia="zh-CN"/>
+        </w:rPr>
+        <w:t>Heater_ON</w:t>
+      </w:r>
+    </w:p>
+    <w:p>
+      <w:pPr>
+        <w:widowControl w:val="0"/>
+        <w:numPr>
+          <w:ilvl w:val="0"/>
+          <w:numId w:val="0"/>
+        </w:numPr>
+        <w:ind w:left="420" w:leftChars="0" w:firstLine="420" w:firstLineChars="0"/>
+        <w:jc w:val="both"/>
+        <w:rPr>
+          <w:rFonts w:hint="eastAsia" w:ascii="宋体" w:hAnsi="宋体" w:eastAsia="宋体" w:cs="宋体"/>
+          <w:sz w:val="24"/>
+          <w:szCs w:val="24"/>
+          <w:lang w:val="en-US" w:eastAsia="zh-CN"/>
+        </w:rPr>
+      </w:pPr>
+      <w:r>
+        <w:rPr>
+          <w:rFonts w:hint="eastAsia" w:ascii="宋体" w:hAnsi="宋体" w:eastAsia="宋体" w:cs="宋体"/>
+          <w:sz w:val="24"/>
+          <w:szCs w:val="24"/>
+          <w:lang w:val="en-US" w:eastAsia="zh-CN"/>
+        </w:rPr>
+        <w:t>Heater_OFF</w:t>
+      </w:r>
+    </w:p>
+    <w:p>
+      <w:pPr>
+        <w:widowControl w:val="0"/>
+        <w:numPr>
+          <w:ilvl w:val="0"/>
+          <w:numId w:val="0"/>
+        </w:numPr>
+        <w:ind w:left="420" w:leftChars="0" w:firstLine="420" w:firstLineChars="0"/>
+        <w:jc w:val="both"/>
+        <w:rPr>
+          <w:rFonts w:hint="eastAsia" w:ascii="宋体" w:hAnsi="宋体" w:eastAsia="宋体" w:cs="宋体"/>
+          <w:sz w:val="24"/>
+          <w:szCs w:val="24"/>
+          <w:lang w:val="en-US" w:eastAsia="zh-CN"/>
+        </w:rPr>
+      </w:pPr>
+      <w:r>
+        <w:rPr>
+          <w:rFonts w:hint="eastAsia" w:ascii="宋体" w:hAnsi="宋体" w:eastAsia="宋体" w:cs="宋体"/>
+          <w:sz w:val="24"/>
+          <w:szCs w:val="24"/>
+          <w:lang w:val="en-US" w:eastAsia="zh-CN"/>
+        </w:rPr>
+        <w:t>Light_ON</w:t>
+      </w:r>
+    </w:p>
+    <w:p>
+      <w:pPr>
+        <w:widowControl w:val="0"/>
+        <w:numPr>
+          <w:ilvl w:val="0"/>
+          <w:numId w:val="0"/>
+        </w:numPr>
+        <w:ind w:left="420" w:leftChars="0" w:firstLine="420" w:firstLineChars="0"/>
+        <w:jc w:val="both"/>
+        <w:rPr>
+          <w:rFonts w:hint="eastAsia" w:ascii="宋体" w:hAnsi="宋体" w:eastAsia="宋体" w:cs="宋体"/>
+          <w:sz w:val="24"/>
+          <w:szCs w:val="24"/>
+          <w:lang w:val="en-US" w:eastAsia="zh-CN"/>
+        </w:rPr>
+      </w:pPr>
+      <w:r>
+        <w:rPr>
+          <w:rFonts w:hint="eastAsia" w:ascii="宋体" w:hAnsi="宋体" w:eastAsia="宋体" w:cs="宋体"/>
+          <w:sz w:val="24"/>
+          <w:szCs w:val="24"/>
+          <w:lang w:val="en-US" w:eastAsia="zh-CN"/>
+        </w:rPr>
+        <w:t>Light_OFF</w:t>
+      </w:r>
+    </w:p>
+    <w:p>
+      <w:pPr>
+        <w:widowControl w:val="0"/>
+        <w:numPr>
+          <w:ilvl w:val="0"/>
+          <w:numId w:val="0"/>
+        </w:numPr>
+        <w:ind w:left="420" w:leftChars="0" w:firstLine="420" w:firstLineChars="0"/>
+        <w:jc w:val="both"/>
+        <w:rPr>
+          <w:rFonts w:hint="default" w:ascii="宋体" w:hAnsi="宋体" w:eastAsia="宋体" w:cs="宋体"/>
+          <w:sz w:val="24"/>
+          <w:szCs w:val="24"/>
+          <w:lang w:val="en-US" w:eastAsia="zh-CN"/>
+        </w:rPr>
+      </w:pPr>
+      <w:r>
+        <w:rPr>
+          <w:rFonts w:hint="eastAsia" w:ascii="宋体" w:hAnsi="宋体" w:eastAsia="宋体" w:cs="宋体"/>
+          <w:sz w:val="24"/>
+          <w:szCs w:val="24"/>
+          <w:lang w:val="en-US" w:eastAsia="zh-CN"/>
+        </w:rPr>
+        <w:t>Feed_ON</w:t>
+      </w:r>
+    </w:p>
+    <w:p>
+      <w:pPr>
+        <w:widowControl w:val="0"/>
+        <w:numPr>
+          <w:ilvl w:val="0"/>
+          <w:numId w:val="0"/>
+        </w:numPr>
+        <w:ind w:left="420" w:leftChars="0" w:firstLine="420" w:firstLineChars="0"/>
+        <w:jc w:val="both"/>
+        <w:rPr>
+          <w:rFonts w:hint="default" w:ascii="宋体" w:hAnsi="宋体" w:eastAsia="宋体" w:cs="宋体"/>
+          <w:sz w:val="24"/>
+          <w:szCs w:val="24"/>
+          <w:lang w:val="en-US" w:eastAsia="zh-CN"/>
+        </w:rPr>
+      </w:pPr>
+    </w:p>
+    <w:p>
+      <w:pPr>
+        <w:widowControl w:val="0"/>
+        <w:numPr>
+          <w:ilvl w:val="0"/>
+          <w:numId w:val="0"/>
+        </w:numPr>
+        <w:jc w:val="both"/>
+        <w:rPr>
+          <w:rFonts w:hint="eastAsia" w:ascii="宋体" w:hAnsi="宋体" w:eastAsia="宋体" w:cs="宋体"/>
+          <w:sz w:val="24"/>
+          <w:szCs w:val="24"/>
+          <w:lang w:val="en-US" w:eastAsia="zh-CN"/>
+        </w:rPr>
+      </w:pPr>
+    </w:p>
+    <w:p>
+      <w:pPr>
+        <w:widowControl w:val="0"/>
+        <w:numPr>
+          <w:ilvl w:val="0"/>
+          <w:numId w:val="0"/>
+        </w:numPr>
+        <w:ind w:firstLine="420" w:firstLineChars="0"/>
+        <w:jc w:val="both"/>
+        <w:rPr>
+          <w:rFonts w:hint="eastAsia" w:ascii="宋体" w:hAnsi="宋体" w:eastAsia="宋体" w:cs="宋体"/>
+          <w:sz w:val="24"/>
+          <w:szCs w:val="24"/>
+          <w:lang w:val="en-US" w:eastAsia="zh-CN"/>
+        </w:rPr>
+      </w:pPr>
+      <w:r>
+        <w:rPr>
+          <w:rFonts w:hint="eastAsia" w:ascii="宋体" w:hAnsi="宋体" w:eastAsia="宋体" w:cs="宋体"/>
+          <w:sz w:val="24"/>
+          <w:szCs w:val="24"/>
+          <w:lang w:val="en-US" w:eastAsia="zh-CN"/>
+        </w:rPr>
+        <w:t>3、STM32接收指令</w:t>
+      </w:r>
+    </w:p>
+    <w:p>
+      <w:pPr>
+        <w:widowControl w:val="0"/>
+        <w:numPr>
+          <w:ilvl w:val="0"/>
+          <w:numId w:val="0"/>
+        </w:numPr>
+        <w:ind w:firstLine="420" w:firstLineChars="0"/>
+        <w:jc w:val="both"/>
+        <w:rPr>
+          <w:rFonts w:hint="eastAsia" w:ascii="宋体" w:hAnsi="宋体" w:eastAsia="宋体" w:cs="宋体"/>
+          <w:sz w:val="24"/>
+          <w:szCs w:val="24"/>
+          <w:lang w:val="en-US" w:eastAsia="zh-CN"/>
+        </w:rPr>
+      </w:pPr>
+    </w:p>
+    <w:p>
+      <w:pPr>
+        <w:widowControl w:val="0"/>
+        <w:numPr>
+          <w:ilvl w:val="0"/>
+          <w:numId w:val="0"/>
+        </w:numPr>
+        <w:ind w:left="420" w:leftChars="0" w:firstLine="420" w:firstLineChars="0"/>
+        <w:jc w:val="both"/>
+        <w:rPr>
+          <w:rFonts w:hint="eastAsia" w:ascii="宋体" w:hAnsi="宋体" w:eastAsia="宋体" w:cs="宋体"/>
+          <w:sz w:val="24"/>
+          <w:szCs w:val="24"/>
+          <w:lang w:val="en-US" w:eastAsia="zh-CN"/>
+        </w:rPr>
+      </w:pPr>
+      <w:r>
+        <w:rPr>
+          <w:rFonts w:hint="eastAsia" w:ascii="宋体" w:hAnsi="宋体" w:eastAsia="宋体" w:cs="宋体"/>
+          <w:sz w:val="24"/>
+          <w:szCs w:val="24"/>
+          <w:lang w:val="en-US" w:eastAsia="zh-CN"/>
+        </w:rPr>
+        <w:t>Pump:ON</w:t>
+      </w:r>
+    </w:p>
+    <w:p>
+      <w:pPr>
+        <w:widowControl w:val="0"/>
+        <w:numPr>
+          <w:ilvl w:val="0"/>
+          <w:numId w:val="0"/>
+        </w:numPr>
+        <w:ind w:left="420" w:leftChars="0" w:firstLine="420" w:firstLineChars="0"/>
+        <w:jc w:val="both"/>
+        <w:rPr>
+          <w:rFonts w:hint="eastAsia" w:ascii="宋体" w:hAnsi="宋体" w:eastAsia="宋体" w:cs="宋体"/>
+          <w:sz w:val="24"/>
+          <w:szCs w:val="24"/>
+          <w:lang w:val="en-US" w:eastAsia="zh-CN"/>
+        </w:rPr>
+      </w:pPr>
+      <w:r>
+        <w:rPr>
+          <w:rFonts w:hint="eastAsia" w:ascii="宋体" w:hAnsi="宋体" w:eastAsia="宋体" w:cs="宋体"/>
+          <w:sz w:val="24"/>
+          <w:szCs w:val="24"/>
+          <w:lang w:val="en-US" w:eastAsia="zh-CN"/>
+        </w:rPr>
+        <w:t>Pump:OFF</w:t>
+      </w:r>
+    </w:p>
+    <w:p>
+      <w:pPr>
+        <w:widowControl w:val="0"/>
+        <w:numPr>
+          <w:ilvl w:val="0"/>
+          <w:numId w:val="0"/>
+        </w:numPr>
+        <w:ind w:left="420" w:leftChars="0" w:firstLine="420" w:firstLineChars="0"/>
+        <w:jc w:val="both"/>
+        <w:rPr>
+          <w:rFonts w:hint="eastAsia" w:ascii="宋体" w:hAnsi="宋体" w:eastAsia="宋体" w:cs="宋体"/>
+          <w:sz w:val="24"/>
+          <w:szCs w:val="24"/>
+          <w:lang w:val="en-US" w:eastAsia="zh-CN"/>
+        </w:rPr>
+      </w:pPr>
+      <w:r>
+        <w:rPr>
+          <w:rFonts w:hint="eastAsia" w:ascii="宋体" w:hAnsi="宋体" w:eastAsia="宋体" w:cs="宋体"/>
+          <w:sz w:val="24"/>
+          <w:szCs w:val="24"/>
+          <w:lang w:val="en-US" w:eastAsia="zh-CN"/>
+        </w:rPr>
+        <w:t>Heater:ON</w:t>
+      </w:r>
+    </w:p>
+    <w:p>
+      <w:pPr>
+        <w:widowControl w:val="0"/>
+        <w:numPr>
+          <w:ilvl w:val="0"/>
+          <w:numId w:val="0"/>
+        </w:numPr>
+        <w:ind w:left="420" w:leftChars="0" w:firstLine="420" w:firstLineChars="0"/>
+        <w:jc w:val="both"/>
+        <w:rPr>
+          <w:rFonts w:hint="eastAsia" w:ascii="宋体" w:hAnsi="宋体" w:eastAsia="宋体" w:cs="宋体"/>
+          <w:sz w:val="24"/>
+          <w:szCs w:val="24"/>
+          <w:lang w:val="en-US" w:eastAsia="zh-CN"/>
+        </w:rPr>
+      </w:pPr>
+      <w:r>
+        <w:rPr>
+          <w:rFonts w:hint="eastAsia" w:ascii="宋体" w:hAnsi="宋体" w:eastAsia="宋体" w:cs="宋体"/>
+          <w:sz w:val="24"/>
+          <w:szCs w:val="24"/>
+          <w:lang w:val="en-US" w:eastAsia="zh-CN"/>
+        </w:rPr>
+        <w:t>Heater:OFF</w:t>
+      </w:r>
+    </w:p>
+    <w:p>
+      <w:pPr>
+        <w:widowControl w:val="0"/>
+        <w:numPr>
+          <w:ilvl w:val="0"/>
+          <w:numId w:val="0"/>
+        </w:numPr>
+        <w:ind w:left="420" w:leftChars="0" w:firstLine="420" w:firstLineChars="0"/>
+        <w:jc w:val="both"/>
+        <w:rPr>
+          <w:rFonts w:hint="eastAsia" w:ascii="宋体" w:hAnsi="宋体" w:eastAsia="宋体" w:cs="宋体"/>
+          <w:sz w:val="24"/>
+          <w:szCs w:val="24"/>
+          <w:lang w:val="en-US" w:eastAsia="zh-CN"/>
+        </w:rPr>
+      </w:pPr>
+      <w:r>
+        <w:rPr>
+          <w:rFonts w:hint="eastAsia" w:ascii="宋体" w:hAnsi="宋体" w:eastAsia="宋体" w:cs="宋体"/>
+          <w:sz w:val="24"/>
+          <w:szCs w:val="24"/>
+          <w:lang w:val="en-US" w:eastAsia="zh-CN"/>
+        </w:rPr>
+        <w:t>Light:ON</w:t>
+      </w:r>
+    </w:p>
+    <w:p>
+      <w:pPr>
+        <w:widowControl w:val="0"/>
+        <w:numPr>
+          <w:ilvl w:val="0"/>
+          <w:numId w:val="0"/>
+        </w:numPr>
+        <w:ind w:left="420" w:leftChars="0" w:firstLine="420" w:firstLineChars="0"/>
+        <w:jc w:val="both"/>
+        <w:rPr>
+          <w:rFonts w:hint="eastAsia" w:ascii="宋体" w:hAnsi="宋体" w:eastAsia="宋体" w:cs="宋体"/>
+          <w:sz w:val="24"/>
+          <w:szCs w:val="24"/>
+          <w:lang w:val="en-US" w:eastAsia="zh-CN"/>
+        </w:rPr>
+      </w:pPr>
+      <w:r>
+        <w:rPr>
+          <w:rFonts w:hint="eastAsia" w:ascii="宋体" w:hAnsi="宋体" w:eastAsia="宋体" w:cs="宋体"/>
+          <w:sz w:val="24"/>
+          <w:szCs w:val="24"/>
+          <w:lang w:val="en-US" w:eastAsia="zh-CN"/>
+        </w:rPr>
+        <w:t>Light:OFF</w:t>
+      </w:r>
+    </w:p>
+    <w:p>
+      <w:pPr>
+        <w:widowControl w:val="0"/>
+        <w:numPr>
+          <w:ilvl w:val="0"/>
+          <w:numId w:val="0"/>
+        </w:numPr>
+        <w:ind w:left="420" w:leftChars="0" w:firstLine="420" w:firstLineChars="0"/>
+        <w:jc w:val="both"/>
+        <w:rPr>
+          <w:rFonts w:hint="eastAsia" w:ascii="宋体" w:hAnsi="宋体" w:eastAsia="宋体" w:cs="宋体"/>
+          <w:sz w:val="24"/>
+          <w:szCs w:val="24"/>
+          <w:lang w:val="en-US" w:eastAsia="zh-CN"/>
+        </w:rPr>
+      </w:pPr>
+      <w:r>
+        <w:rPr>
+          <w:rFonts w:hint="eastAsia" w:ascii="宋体" w:hAnsi="宋体" w:eastAsia="宋体" w:cs="宋体"/>
+          <w:sz w:val="24"/>
+          <w:szCs w:val="24"/>
+          <w:lang w:val="en-US" w:eastAsia="zh-CN"/>
+        </w:rPr>
+        <w:t>Feed:ON</w:t>
+      </w:r>
+    </w:p>
+    <w:p>
+      <w:pPr>
+        <w:widowControl w:val="0"/>
+        <w:numPr>
+          <w:ilvl w:val="0"/>
+          <w:numId w:val="0"/>
+        </w:numPr>
+        <w:ind w:left="420" w:leftChars="0" w:firstLine="420" w:firstLineChars="0"/>
+        <w:jc w:val="both"/>
+        <w:rPr>
+          <w:rFonts w:hint="eastAsia" w:ascii="宋体" w:hAnsi="宋体" w:eastAsia="宋体" w:cs="宋体"/>
+          <w:sz w:val="24"/>
+          <w:szCs w:val="24"/>
+          <w:lang w:val="en-US" w:eastAsia="zh-CN"/>
+        </w:rPr>
+      </w:pPr>
+    </w:p>
+    <w:p>
+      <w:pPr>
+        <w:widowControl w:val="0"/>
+        <w:numPr>
+          <w:ilvl w:val="0"/>
+          <w:numId w:val="0"/>
+        </w:numPr>
+        <w:ind w:left="420" w:leftChars="0" w:firstLine="420" w:firstLineChars="0"/>
+        <w:jc w:val="both"/>
+        <w:rPr>
+          <w:rFonts w:hint="eastAsia" w:ascii="宋体" w:hAnsi="宋体" w:eastAsia="宋体" w:cs="宋体"/>
+          <w:sz w:val="24"/>
+          <w:szCs w:val="24"/>
+          <w:lang w:val="en-US" w:eastAsia="zh-CN"/>
+        </w:rPr>
+      </w:pPr>
+      <w:r>
+        <w:rPr>
+          <w:rFonts w:hint="eastAsia" w:ascii="宋体" w:hAnsi="宋体" w:eastAsia="宋体" w:cs="宋体"/>
+          <w:sz w:val="24"/>
+          <w:szCs w:val="24"/>
+          <w:lang w:val="en-US" w:eastAsia="zh-CN"/>
+        </w:rPr>
+        <w:t>Get_Temperature</w:t>
+      </w:r>
+    </w:p>
+    <w:p>
+      <w:pPr>
+        <w:widowControl w:val="0"/>
+        <w:numPr>
+          <w:ilvl w:val="0"/>
+          <w:numId w:val="0"/>
+        </w:numPr>
+        <w:ind w:left="420" w:leftChars="0" w:firstLine="420" w:firstLineChars="0"/>
+        <w:jc w:val="both"/>
+        <w:rPr>
+          <w:rFonts w:hint="eastAsia" w:ascii="宋体" w:hAnsi="宋体" w:eastAsia="宋体" w:cs="宋体"/>
+          <w:sz w:val="24"/>
+          <w:szCs w:val="24"/>
+          <w:lang w:val="en-US" w:eastAsia="zh-CN"/>
+        </w:rPr>
+      </w:pPr>
+      <w:r>
+        <w:rPr>
+          <w:rFonts w:hint="eastAsia" w:ascii="宋体" w:hAnsi="宋体" w:eastAsia="宋体" w:cs="宋体"/>
+          <w:sz w:val="24"/>
+          <w:szCs w:val="24"/>
+          <w:lang w:val="en-US" w:eastAsia="zh-CN"/>
+        </w:rPr>
+        <w:t>Get_Light</w:t>
+      </w:r>
+    </w:p>
+    <w:p>
+      <w:pPr>
+        <w:widowControl w:val="0"/>
+        <w:numPr>
+          <w:ilvl w:val="0"/>
+          <w:numId w:val="0"/>
+        </w:numPr>
+        <w:ind w:left="420" w:leftChars="0" w:firstLine="420" w:firstLineChars="0"/>
+        <w:jc w:val="both"/>
+        <w:rPr>
+          <w:rFonts w:hint="eastAsia" w:ascii="宋体" w:hAnsi="宋体" w:eastAsia="宋体" w:cs="宋体"/>
+          <w:sz w:val="24"/>
+          <w:szCs w:val="24"/>
+          <w:lang w:val="en-US" w:eastAsia="zh-CN"/>
+        </w:rPr>
+      </w:pPr>
+    </w:p>
+    <w:p>
+      <w:pPr>
+        <w:widowControl w:val="0"/>
+        <w:numPr>
+          <w:ilvl w:val="0"/>
+          <w:numId w:val="0"/>
+        </w:numPr>
+        <w:ind w:left="420" w:leftChars="0" w:firstLine="420" w:firstLineChars="0"/>
+        <w:jc w:val="both"/>
+        <w:rPr>
+          <w:rFonts w:hint="default" w:ascii="宋体" w:hAnsi="宋体" w:eastAsia="宋体" w:cs="宋体"/>
+          <w:sz w:val="24"/>
+          <w:szCs w:val="24"/>
+          <w:lang w:val="en-US" w:eastAsia="zh-CN"/>
+        </w:rPr>
+      </w:pPr>
+      <w:r>
+        <w:rPr>
+          <w:rFonts w:hint="eastAsia" w:ascii="宋体" w:hAnsi="宋体" w:eastAsia="宋体" w:cs="宋体"/>
+          <w:sz w:val="24"/>
+          <w:szCs w:val="24"/>
+          <w:lang w:val="en-US" w:eastAsia="zh-CN"/>
+        </w:rPr>
+        <w:t>Pump:status</w:t>
+      </w:r>
+    </w:p>
+    <w:p>
+      <w:pPr>
+        <w:widowControl w:val="0"/>
+        <w:numPr>
+          <w:ilvl w:val="0"/>
+          <w:numId w:val="0"/>
+        </w:numPr>
+        <w:ind w:left="420" w:leftChars="0" w:firstLine="420" w:firstLineChars="0"/>
+        <w:jc w:val="both"/>
+        <w:rPr>
+          <w:rFonts w:hint="eastAsia" w:ascii="宋体" w:hAnsi="宋体" w:eastAsia="宋体" w:cs="宋体"/>
+          <w:sz w:val="24"/>
+          <w:szCs w:val="24"/>
+          <w:lang w:val="en-US" w:eastAsia="zh-CN"/>
+        </w:rPr>
+      </w:pPr>
+      <w:r>
+        <w:rPr>
+          <w:rFonts w:hint="eastAsia" w:ascii="宋体" w:hAnsi="宋体" w:eastAsia="宋体" w:cs="宋体"/>
+          <w:sz w:val="24"/>
+          <w:szCs w:val="24"/>
+          <w:lang w:val="en-US" w:eastAsia="zh-CN"/>
+        </w:rPr>
+        <w:t>Heater:status</w:t>
+      </w:r>
+    </w:p>
+    <w:p>
+      <w:pPr>
+        <w:widowControl w:val="0"/>
+        <w:numPr>
+          <w:ilvl w:val="0"/>
+          <w:numId w:val="0"/>
+        </w:numPr>
+        <w:ind w:left="420" w:leftChars="0" w:firstLine="420" w:firstLineChars="0"/>
+        <w:jc w:val="both"/>
+        <w:rPr>
+          <w:rFonts w:hint="default" w:ascii="宋体" w:hAnsi="宋体" w:eastAsia="宋体" w:cs="宋体"/>
+          <w:sz w:val="24"/>
+          <w:szCs w:val="24"/>
+          <w:lang w:val="en-US" w:eastAsia="zh-CN"/>
+        </w:rPr>
+      </w:pPr>
+      <w:r>
+        <w:rPr>
+          <w:rFonts w:hint="eastAsia" w:ascii="宋体" w:hAnsi="宋体" w:eastAsia="宋体" w:cs="宋体"/>
+          <w:sz w:val="24"/>
+          <w:szCs w:val="24"/>
+          <w:lang w:val="en-US" w:eastAsia="zh-CN"/>
+        </w:rPr>
+        <w:t>Light:status</w:t>
+      </w:r>
+    </w:p>
+    <w:p>
+      <w:pPr>
+        <w:widowControl w:val="0"/>
+        <w:numPr>
+          <w:ilvl w:val="0"/>
+          <w:numId w:val="0"/>
+        </w:numPr>
+        <w:ind w:left="420" w:leftChars="0" w:firstLine="420" w:firstLineChars="0"/>
+        <w:jc w:val="both"/>
+        <w:rPr>
+          <w:rFonts w:hint="eastAsia" w:ascii="宋体" w:hAnsi="宋体" w:eastAsia="宋体" w:cs="宋体"/>
+          <w:sz w:val="24"/>
+          <w:szCs w:val="24"/>
+          <w:lang w:val="en-US" w:eastAsia="zh-CN"/>
+        </w:rPr>
+      </w:pPr>
+      <w:r>
+        <w:rPr>
+          <w:rFonts w:hint="eastAsia" w:ascii="宋体" w:hAnsi="宋体" w:eastAsia="宋体" w:cs="宋体"/>
+          <w:sz w:val="24"/>
+          <w:szCs w:val="24"/>
+          <w:lang w:val="en-US" w:eastAsia="zh-CN"/>
+        </w:rPr>
+        <w:t>Feed:status</w:t>
+      </w:r>
+    </w:p>
+    <w:p>
+      <w:pPr>
+        <w:widowControl w:val="0"/>
+        <w:numPr>
+          <w:ilvl w:val="0"/>
+          <w:numId w:val="0"/>
+        </w:numPr>
+        <w:ind w:left="420" w:leftChars="0" w:firstLine="420" w:firstLineChars="0"/>
+        <w:jc w:val="both"/>
+        <w:rPr>
+          <w:rFonts w:hint="default" w:ascii="宋体" w:hAnsi="宋体" w:eastAsia="宋体" w:cs="宋体"/>
+          <w:sz w:val="24"/>
+          <w:szCs w:val="24"/>
+          <w:lang w:val="en-US" w:eastAsia="zh-CN"/>
+        </w:rPr>
+      </w:pPr>
+    </w:p>
+    <w:p>
+      <w:pPr>
+        <w:widowControl w:val="0"/>
+        <w:numPr>
+          <w:ilvl w:val="0"/>
+          <w:numId w:val="9"/>
+        </w:numPr>
+        <w:ind w:left="0" w:leftChars="0" w:firstLine="420" w:firstLineChars="0"/>
+        <w:jc w:val="both"/>
+        <w:rPr>
+          <w:rFonts w:hint="eastAsia" w:ascii="宋体" w:hAnsi="宋体" w:eastAsia="宋体" w:cs="宋体"/>
+          <w:sz w:val="24"/>
+          <w:szCs w:val="24"/>
+          <w:lang w:val="en-US" w:eastAsia="zh-CN"/>
+        </w:rPr>
+      </w:pPr>
+      <w:r>
+        <w:rPr>
+          <w:rFonts w:hint="eastAsia" w:ascii="宋体" w:hAnsi="宋体" w:eastAsia="宋体" w:cs="宋体"/>
+          <w:kern w:val="2"/>
+          <w:sz w:val="24"/>
+          <w:szCs w:val="24"/>
+          <w:lang w:val="en-US" w:eastAsia="zh-CN" w:bidi="ar-SA"/>
+        </w:rPr>
+        <w:t>STM</w:t>
+      </w:r>
+      <w:r>
+        <w:rPr>
+          <w:rFonts w:hint="eastAsia" w:ascii="宋体" w:hAnsi="宋体" w:eastAsia="宋体" w:cs="宋体"/>
+          <w:sz w:val="24"/>
+          <w:szCs w:val="24"/>
+          <w:lang w:val="en-US" w:eastAsia="zh-CN"/>
+        </w:rPr>
+        <w:t>32发送指令</w:t>
+      </w:r>
+    </w:p>
+    <w:p>
+      <w:pPr>
+        <w:widowControl w:val="0"/>
+        <w:numPr>
+          <w:numId w:val="0"/>
+        </w:numPr>
+        <w:ind w:left="420" w:leftChars="0"/>
+        <w:jc w:val="both"/>
+        <w:rPr>
+          <w:rFonts w:hint="eastAsia" w:ascii="宋体" w:hAnsi="宋体" w:eastAsia="宋体" w:cs="宋体"/>
+          <w:sz w:val="24"/>
+          <w:szCs w:val="24"/>
+          <w:lang w:val="en-US" w:eastAsia="zh-CN"/>
+        </w:rPr>
+      </w:pPr>
+      <w:r>
+        <w:rPr>
+          <w:rFonts w:hint="eastAsia" w:ascii="宋体" w:hAnsi="宋体" w:eastAsia="宋体" w:cs="宋体"/>
+          <w:sz w:val="24"/>
+          <w:szCs w:val="24"/>
+          <w:lang w:val="en-US" w:eastAsia="zh-CN"/>
+        </w:rPr>
+        <w:t xml:space="preserve">  </w:t>
+      </w:r>
+      <w:r>
+        <w:rPr>
+          <w:rFonts w:hint="eastAsia" w:ascii="宋体" w:hAnsi="宋体" w:eastAsia="宋体" w:cs="宋体"/>
+          <w:sz w:val="24"/>
+          <w:szCs w:val="24"/>
+          <w:lang w:val="en-US" w:eastAsia="zh-CN"/>
+        </w:rPr>
+        <w:tab/>
+      </w:r>
+      <w:r>
+        <w:rPr>
+          <w:rFonts w:hint="eastAsia" w:ascii="宋体" w:hAnsi="宋体" w:eastAsia="宋体" w:cs="宋体"/>
+          <w:sz w:val="24"/>
+          <w:szCs w:val="24"/>
+          <w:lang w:val="en-US" w:eastAsia="zh-CN"/>
+        </w:rPr>
+        <w:tab/>
+      </w:r>
+    </w:p>
+    <w:p>
+      <w:pPr>
+        <w:widowControl w:val="0"/>
+        <w:numPr>
+          <w:ilvl w:val="0"/>
+          <w:numId w:val="0"/>
+        </w:numPr>
+        <w:tabs>
+          <w:tab w:val="left" w:pos="794"/>
+        </w:tabs>
+        <w:ind w:left="420" w:leftChars="0" w:firstLine="420" w:firstLineChars="0"/>
+        <w:jc w:val="both"/>
+        <w:rPr>
+          <w:rFonts w:hint="eastAsia" w:ascii="宋体" w:hAnsi="宋体" w:eastAsia="宋体" w:cs="宋体"/>
+          <w:sz w:val="24"/>
+          <w:szCs w:val="24"/>
+          <w:lang w:val="en-US" w:eastAsia="zh-CN"/>
+        </w:rPr>
+      </w:pPr>
+      <w:r>
+        <w:rPr>
+          <w:rFonts w:hint="eastAsia" w:ascii="宋体" w:hAnsi="宋体" w:eastAsia="宋体" w:cs="宋体"/>
+          <w:sz w:val="24"/>
+          <w:szCs w:val="24"/>
+          <w:lang w:val="en-US" w:eastAsia="zh-CN"/>
+        </w:rPr>
+        <w:t>TEMP:26.5</w:t>
+      </w:r>
+    </w:p>
+    <w:p>
+      <w:pPr>
+        <w:widowControl w:val="0"/>
+        <w:numPr>
+          <w:ilvl w:val="0"/>
+          <w:numId w:val="0"/>
+        </w:numPr>
+        <w:ind w:left="420" w:leftChars="0" w:firstLine="420" w:firstLineChars="0"/>
+        <w:jc w:val="both"/>
+        <w:rPr>
+          <w:rFonts w:hint="default" w:ascii="宋体" w:hAnsi="宋体" w:eastAsia="宋体" w:cs="宋体"/>
+          <w:sz w:val="24"/>
+          <w:szCs w:val="24"/>
+          <w:lang w:val="en-US" w:eastAsia="zh-CN"/>
+        </w:rPr>
+      </w:pPr>
+      <w:r>
+        <w:rPr>
+          <w:rFonts w:hint="eastAsia" w:ascii="宋体" w:hAnsi="宋体" w:eastAsia="宋体" w:cs="宋体"/>
+          <w:sz w:val="24"/>
+          <w:szCs w:val="24"/>
+          <w:lang w:val="en-US" w:eastAsia="zh-CN"/>
+        </w:rPr>
+        <w:t>LIGHT:650</w:t>
+      </w:r>
+    </w:p>
+    <w:p>
+      <w:pPr>
+        <w:widowControl w:val="0"/>
+        <w:numPr>
+          <w:ilvl w:val="0"/>
+          <w:numId w:val="0"/>
+        </w:numPr>
+        <w:jc w:val="both"/>
+        <w:rPr>
+          <w:rFonts w:hint="eastAsia" w:ascii="宋体" w:hAnsi="宋体" w:eastAsia="宋体" w:cs="宋体"/>
+          <w:sz w:val="24"/>
+          <w:szCs w:val="24"/>
+          <w:lang w:val="en-US" w:eastAsia="zh-CN"/>
+        </w:rPr>
+      </w:pPr>
+    </w:p>
+    <w:p>
+      <w:pPr>
+        <w:widowControl w:val="0"/>
+        <w:numPr>
+          <w:ilvl w:val="0"/>
+          <w:numId w:val="0"/>
+        </w:numPr>
+        <w:ind w:left="420" w:leftChars="0" w:firstLine="420" w:firstLineChars="0"/>
+        <w:jc w:val="both"/>
+        <w:rPr>
+          <w:rFonts w:hint="eastAsia" w:ascii="宋体" w:hAnsi="宋体" w:eastAsia="宋体" w:cs="宋体"/>
+          <w:sz w:val="24"/>
+          <w:szCs w:val="24"/>
+          <w:lang w:val="en-US" w:eastAsia="zh-CN"/>
+        </w:rPr>
+      </w:pPr>
+      <w:r>
+        <w:rPr>
+          <w:rFonts w:hint="eastAsia" w:ascii="宋体" w:hAnsi="宋体" w:eastAsia="宋体" w:cs="宋体"/>
+          <w:sz w:val="24"/>
+          <w:szCs w:val="24"/>
+          <w:lang w:val="en-US" w:eastAsia="zh-CN"/>
+        </w:rPr>
+        <w:t>Pump_ON</w:t>
+      </w:r>
+    </w:p>
+    <w:p>
+      <w:pPr>
+        <w:widowControl w:val="0"/>
+        <w:numPr>
+          <w:ilvl w:val="0"/>
+          <w:numId w:val="0"/>
+        </w:numPr>
+        <w:ind w:left="420" w:leftChars="0" w:firstLine="420" w:firstLineChars="0"/>
+        <w:jc w:val="both"/>
+        <w:rPr>
+          <w:rFonts w:hint="eastAsia" w:ascii="宋体" w:hAnsi="宋体" w:eastAsia="宋体" w:cs="宋体"/>
+          <w:sz w:val="24"/>
+          <w:szCs w:val="24"/>
+          <w:lang w:val="en-US" w:eastAsia="zh-CN"/>
+        </w:rPr>
+      </w:pPr>
+      <w:r>
+        <w:rPr>
+          <w:rFonts w:hint="eastAsia" w:ascii="宋体" w:hAnsi="宋体" w:eastAsia="宋体" w:cs="宋体"/>
+          <w:sz w:val="24"/>
+          <w:szCs w:val="24"/>
+          <w:lang w:val="en-US" w:eastAsia="zh-CN"/>
+        </w:rPr>
+        <w:t>Pump_OFF</w:t>
+      </w:r>
+    </w:p>
+    <w:p>
+      <w:pPr>
+        <w:widowControl w:val="0"/>
+        <w:numPr>
+          <w:ilvl w:val="0"/>
+          <w:numId w:val="0"/>
+        </w:numPr>
+        <w:ind w:left="420" w:leftChars="0" w:firstLine="420" w:firstLineChars="0"/>
+        <w:jc w:val="both"/>
+        <w:rPr>
+          <w:rFonts w:hint="eastAsia" w:ascii="宋体" w:hAnsi="宋体" w:eastAsia="宋体" w:cs="宋体"/>
+          <w:sz w:val="24"/>
+          <w:szCs w:val="24"/>
+          <w:lang w:val="en-US" w:eastAsia="zh-CN"/>
+        </w:rPr>
+      </w:pPr>
+      <w:r>
+        <w:rPr>
+          <w:rFonts w:hint="eastAsia" w:ascii="宋体" w:hAnsi="宋体" w:eastAsia="宋体" w:cs="宋体"/>
+          <w:sz w:val="24"/>
+          <w:szCs w:val="24"/>
+          <w:lang w:val="en-US" w:eastAsia="zh-CN"/>
+        </w:rPr>
+        <w:t>Heater_ON</w:t>
+      </w:r>
+    </w:p>
+    <w:p>
+      <w:pPr>
+        <w:widowControl w:val="0"/>
+        <w:numPr>
+          <w:ilvl w:val="0"/>
+          <w:numId w:val="0"/>
+        </w:numPr>
+        <w:ind w:left="420" w:leftChars="0" w:firstLine="420" w:firstLineChars="0"/>
+        <w:jc w:val="both"/>
+        <w:rPr>
+          <w:rFonts w:hint="eastAsia" w:ascii="宋体" w:hAnsi="宋体" w:eastAsia="宋体" w:cs="宋体"/>
+          <w:sz w:val="24"/>
+          <w:szCs w:val="24"/>
+          <w:lang w:val="en-US" w:eastAsia="zh-CN"/>
+        </w:rPr>
+      </w:pPr>
+      <w:r>
+        <w:rPr>
+          <w:rFonts w:hint="eastAsia" w:ascii="宋体" w:hAnsi="宋体" w:eastAsia="宋体" w:cs="宋体"/>
+          <w:sz w:val="24"/>
+          <w:szCs w:val="24"/>
+          <w:lang w:val="en-US" w:eastAsia="zh-CN"/>
+        </w:rPr>
+        <w:t>Heater_OFF</w:t>
+      </w:r>
+    </w:p>
+    <w:p>
+      <w:pPr>
+        <w:widowControl w:val="0"/>
+        <w:numPr>
+          <w:ilvl w:val="0"/>
+          <w:numId w:val="0"/>
+        </w:numPr>
+        <w:ind w:left="420" w:leftChars="0" w:firstLine="420" w:firstLineChars="0"/>
+        <w:jc w:val="both"/>
+        <w:rPr>
+          <w:rFonts w:hint="eastAsia" w:ascii="宋体" w:hAnsi="宋体" w:eastAsia="宋体" w:cs="宋体"/>
+          <w:sz w:val="24"/>
+          <w:szCs w:val="24"/>
+          <w:lang w:val="en-US" w:eastAsia="zh-CN"/>
+        </w:rPr>
+      </w:pPr>
+      <w:r>
+        <w:rPr>
+          <w:rFonts w:hint="eastAsia" w:ascii="宋体" w:hAnsi="宋体" w:eastAsia="宋体" w:cs="宋体"/>
+          <w:sz w:val="24"/>
+          <w:szCs w:val="24"/>
+          <w:lang w:val="en-US" w:eastAsia="zh-CN"/>
+        </w:rPr>
+        <w:t>Light_ON</w:t>
+      </w:r>
+    </w:p>
+    <w:p>
+      <w:pPr>
+        <w:widowControl w:val="0"/>
+        <w:numPr>
+          <w:ilvl w:val="0"/>
+          <w:numId w:val="0"/>
+        </w:numPr>
+        <w:ind w:left="420" w:leftChars="0" w:firstLine="420" w:firstLineChars="0"/>
+        <w:jc w:val="both"/>
+        <w:rPr>
+          <w:rFonts w:hint="eastAsia" w:ascii="宋体" w:hAnsi="宋体" w:eastAsia="宋体" w:cs="宋体"/>
+          <w:sz w:val="24"/>
+          <w:szCs w:val="24"/>
+          <w:lang w:val="en-US" w:eastAsia="zh-CN"/>
+        </w:rPr>
+      </w:pPr>
+      <w:r>
+        <w:rPr>
+          <w:rFonts w:hint="eastAsia" w:ascii="宋体" w:hAnsi="宋体" w:eastAsia="宋体" w:cs="宋体"/>
+          <w:sz w:val="24"/>
+          <w:szCs w:val="24"/>
+          <w:lang w:val="en-US" w:eastAsia="zh-CN"/>
+        </w:rPr>
+        <w:t>Light_OFF</w:t>
+      </w:r>
+    </w:p>
+    <w:p>
+      <w:pPr>
+        <w:widowControl w:val="0"/>
+        <w:numPr>
+          <w:ilvl w:val="0"/>
+          <w:numId w:val="0"/>
+        </w:numPr>
+        <w:ind w:left="420" w:leftChars="0" w:firstLine="420" w:firstLineChars="0"/>
+        <w:jc w:val="both"/>
+        <w:rPr>
+          <w:rFonts w:hint="default" w:ascii="宋体" w:hAnsi="宋体" w:eastAsia="宋体" w:cs="宋体"/>
+          <w:sz w:val="24"/>
+          <w:szCs w:val="24"/>
+          <w:lang w:val="en-US" w:eastAsia="zh-CN"/>
+        </w:rPr>
+      </w:pPr>
+      <w:r>
+        <w:rPr>
+          <w:rFonts w:hint="eastAsia" w:ascii="宋体" w:hAnsi="宋体" w:eastAsia="宋体" w:cs="宋体"/>
+          <w:sz w:val="24"/>
+          <w:szCs w:val="24"/>
+          <w:lang w:val="en-US" w:eastAsia="zh-CN"/>
+        </w:rPr>
+        <w:t>Feed_ON</w:t>
+      </w:r>
+    </w:p>
+    <w:p>
+      <w:pPr>
+        <w:widowControl w:val="0"/>
+        <w:numPr>
+          <w:ilvl w:val="0"/>
+          <w:numId w:val="0"/>
+        </w:numPr>
+        <w:jc w:val="both"/>
+        <w:rPr>
+          <w:rFonts w:hint="eastAsia" w:ascii="宋体" w:hAnsi="宋体" w:eastAsia="宋体" w:cs="宋体"/>
+          <w:sz w:val="24"/>
+          <w:szCs w:val="24"/>
+          <w:lang w:val="en-US" w:eastAsia="zh-CN"/>
+        </w:rPr>
+      </w:pPr>
+    </w:p>
+    <w:p>
+      <w:pPr>
+        <w:widowControl w:val="0"/>
+        <w:numPr>
+          <w:ilvl w:val="0"/>
+          <w:numId w:val="0"/>
+        </w:numPr>
+        <w:jc w:val="both"/>
+        <w:rPr>
+          <w:rFonts w:hint="eastAsia" w:ascii="宋体" w:hAnsi="宋体" w:eastAsia="宋体" w:cs="宋体"/>
+          <w:sz w:val="24"/>
+          <w:szCs w:val="24"/>
+          <w:lang w:val="en-US" w:eastAsia="zh-CN"/>
+        </w:rPr>
+      </w:pPr>
+    </w:p>
+    <w:p>
+      <w:pPr>
+        <w:widowControl w:val="0"/>
+        <w:numPr>
+          <w:ilvl w:val="0"/>
+          <w:numId w:val="0"/>
+        </w:numPr>
+        <w:jc w:val="both"/>
+        <w:rPr>
+          <w:rFonts w:hint="default" w:ascii="宋体" w:hAnsi="宋体" w:eastAsia="宋体" w:cs="宋体"/>
+          <w:sz w:val="24"/>
+          <w:szCs w:val="24"/>
+          <w:lang w:val="en-US" w:eastAsia="zh-CN"/>
+        </w:rPr>
+      </w:pPr>
+    </w:p>
+    <w:p>
+      <w:pPr>
+        <w:widowControl w:val="0"/>
+        <w:numPr>
+          <w:ilvl w:val="0"/>
+          <w:numId w:val="8"/>
+        </w:numPr>
+        <w:jc w:val="both"/>
+        <w:rPr>
+          <w:rFonts w:hint="default" w:ascii="宋体" w:hAnsi="宋体" w:eastAsia="宋体" w:cs="宋体"/>
+          <w:sz w:val="24"/>
+          <w:szCs w:val="24"/>
+          <w:lang w:val="en-US" w:eastAsia="zh-CN"/>
+        </w:rPr>
+      </w:pPr>
+      <w:r>
+        <w:rPr>
+          <w:rFonts w:hint="eastAsia" w:ascii="宋体" w:hAnsi="宋体" w:eastAsia="宋体" w:cs="宋体"/>
+          <w:sz w:val="24"/>
+          <w:szCs w:val="24"/>
+          <w:lang w:val="en-US" w:eastAsia="zh-CN"/>
+        </w:rPr>
+        <w:t>开发日志</w:t>
       </w:r>
     </w:p>
     <w:sectPr>
@@ -6700,6 +8856,17 @@
     </w:lvl>
   </w:abstractNum>
   <w:abstractNum w:abstractNumId="1">
+    <w:nsid w:val="9856797D"/>
+    <w:multiLevelType w:val="singleLevel"/>
+    <w:tmpl w:val="9856797D"/>
+    <w:lvl w:ilvl="0" w:tentative="0">
+      <w:start w:val="1"/>
+      <w:numFmt w:val="decimal"/>
+      <w:lvlText w:val="%1、"/>
+      <w:lvlJc w:val="left"/>
+    </w:lvl>
+  </w:abstractNum>
+  <w:abstractNum w:abstractNumId="2">
     <w:nsid w:val="D2702174"/>
     <w:multiLevelType w:val="multilevel"/>
     <w:tmpl w:val="D2702174"/>
@@ -6848,7 +9015,7 @@
       </w:rPr>
     </w:lvl>
   </w:abstractNum>
-  <w:abstractNum w:abstractNumId="2">
+  <w:abstractNum w:abstractNumId="3">
     <w:nsid w:val="E41B55CC"/>
     <w:multiLevelType w:val="multilevel"/>
     <w:tmpl w:val="E41B55CC"/>
@@ -6997,7 +9164,7 @@
       </w:rPr>
     </w:lvl>
   </w:abstractNum>
-  <w:abstractNum w:abstractNumId="3">
+  <w:abstractNum w:abstractNumId="4">
     <w:nsid w:val="08E3D78A"/>
     <w:multiLevelType w:val="multilevel"/>
     <w:tmpl w:val="08E3D78A"/>
@@ -7146,7 +9313,7 @@
       </w:rPr>
     </w:lvl>
   </w:abstractNum>
-  <w:abstractNum w:abstractNumId="4">
+  <w:abstractNum w:abstractNumId="5">
     <w:nsid w:val="09AA9C04"/>
     <w:multiLevelType w:val="singleLevel"/>
     <w:tmpl w:val="09AA9C04"/>
@@ -7161,7 +9328,22 @@
       </w:rPr>
     </w:lvl>
   </w:abstractNum>
-  <w:abstractNum w:abstractNumId="5">
+  <w:abstractNum w:abstractNumId="6">
+    <w:nsid w:val="0DE11E6C"/>
+    <w:multiLevelType w:val="singleLevel"/>
+    <w:tmpl w:val="0DE11E6C"/>
+    <w:lvl w:ilvl="0" w:tentative="0">
+      <w:start w:val="10"/>
+      <w:numFmt w:val="chineseCounting"/>
+      <w:suff w:val="nothing"/>
+      <w:lvlText w:val="%1、"/>
+      <w:lvlJc w:val="left"/>
+      <w:rPr>
+        <w:rFonts w:hint="eastAsia"/>
+      </w:rPr>
+    </w:lvl>
+  </w:abstractNum>
+  <w:abstractNum w:abstractNumId="7">
     <w:nsid w:val="3C123D60"/>
     <w:multiLevelType w:val="multilevel"/>
     <w:tmpl w:val="3C123D60"/>
@@ -7310,7 +9492,7 @@
       </w:rPr>
     </w:lvl>
   </w:abstractNum>
-  <w:abstractNum w:abstractNumId="6">
+  <w:abstractNum w:abstractNumId="8">
     <w:nsid w:val="7DDD7479"/>
     <w:multiLevelType w:val="multilevel"/>
     <w:tmpl w:val="7DDD7479"/>
@@ -7463,22 +9645,28 @@
     <w:abstractNumId w:val="0"/>
   </w:num>
   <w:num w:numId="2">
+    <w:abstractNumId w:val="8"/>
+  </w:num>
+  <w:num w:numId="3">
+    <w:abstractNumId w:val="2"/>
+  </w:num>
+  <w:num w:numId="4">
+    <w:abstractNumId w:val="3"/>
+  </w:num>
+  <w:num w:numId="5">
+    <w:abstractNumId w:val="5"/>
+  </w:num>
+  <w:num w:numId="6">
+    <w:abstractNumId w:val="4"/>
+  </w:num>
+  <w:num w:numId="7">
+    <w:abstractNumId w:val="7"/>
+  </w:num>
+  <w:num w:numId="8">
     <w:abstractNumId w:val="6"/>
   </w:num>
-  <w:num w:numId="3">
+  <w:num w:numId="9">
     <w:abstractNumId w:val="1"/>
-  </w:num>
-  <w:num w:numId="4">
-    <w:abstractNumId w:val="2"/>
-  </w:num>
-  <w:num w:numId="5">
-    <w:abstractNumId w:val="4"/>
-  </w:num>
-  <w:num w:numId="6">
-    <w:abstractNumId w:val="3"/>
-  </w:num>
-  <w:num w:numId="7">
-    <w:abstractNumId w:val="5"/>
   </w:num>
 </w:numbering>
 </file>
@@ -7559,7 +9747,7 @@
     <w:lsdException w:qFormat="1" w:unhideWhenUsed="0" w:uiPriority="0" w:semiHidden="0" w:name="Title"/>
     <w:lsdException w:unhideWhenUsed="0" w:uiPriority="0" w:semiHidden="0" w:name="Closing"/>
     <w:lsdException w:unhideWhenUsed="0" w:uiPriority="0" w:semiHidden="0" w:name="Signature"/>
-    <w:lsdException w:unhideWhenUsed="0" w:uiPriority="0" w:name="Default Paragraph Font"/>
+    <w:lsdException w:qFormat="1" w:unhideWhenUsed="0" w:uiPriority="0" w:name="Default Paragraph Font"/>
     <w:lsdException w:unhideWhenUsed="0" w:uiPriority="0" w:semiHidden="0" w:name="Body Text"/>
     <w:lsdException w:unhideWhenUsed="0" w:uiPriority="0" w:semiHidden="0" w:name="Body Text Indent"/>
     <w:lsdException w:unhideWhenUsed="0" w:uiPriority="0" w:semiHidden="0" w:name="List Continue"/>
@@ -7586,18 +9774,18 @@
     <w:lsdException w:unhideWhenUsed="0" w:uiPriority="0" w:semiHidden="0" w:name="Document Map"/>
     <w:lsdException w:unhideWhenUsed="0" w:uiPriority="0" w:semiHidden="0" w:name="Plain Text"/>
     <w:lsdException w:unhideWhenUsed="0" w:uiPriority="0" w:semiHidden="0" w:name="E-mail Signature"/>
-    <w:lsdException w:unhideWhenUsed="0" w:uiPriority="0" w:semiHidden="0" w:name="Normal (Web)"/>
+    <w:lsdException w:qFormat="1" w:unhideWhenUsed="0" w:uiPriority="0" w:semiHidden="0" w:name="Normal (Web)"/>
     <w:lsdException w:unhideWhenUsed="0" w:uiPriority="0" w:semiHidden="0" w:name="HTML Acronym"/>
     <w:lsdException w:unhideWhenUsed="0" w:uiPriority="0" w:semiHidden="0" w:name="HTML Address"/>
     <w:lsdException w:unhideWhenUsed="0" w:uiPriority="0" w:semiHidden="0" w:name="HTML Cite"/>
     <w:lsdException w:unhideWhenUsed="0" w:uiPriority="0" w:semiHidden="0" w:name="HTML Code"/>
     <w:lsdException w:unhideWhenUsed="0" w:uiPriority="0" w:semiHidden="0" w:name="HTML Definition"/>
     <w:lsdException w:unhideWhenUsed="0" w:uiPriority="0" w:semiHidden="0" w:name="HTML Keyboard"/>
-    <w:lsdException w:unhideWhenUsed="0" w:uiPriority="0" w:semiHidden="0" w:name="HTML Preformatted"/>
+    <w:lsdException w:qFormat="1" w:unhideWhenUsed="0" w:uiPriority="0" w:semiHidden="0" w:name="HTML Preformatted"/>
     <w:lsdException w:unhideWhenUsed="0" w:uiPriority="0" w:semiHidden="0" w:name="HTML Sample"/>
     <w:lsdException w:unhideWhenUsed="0" w:uiPriority="0" w:semiHidden="0" w:name="HTML Typewriter"/>
     <w:lsdException w:unhideWhenUsed="0" w:uiPriority="0" w:semiHidden="0" w:name="HTML Variable"/>
-    <w:lsdException w:unhideWhenUsed="0" w:uiPriority="0" w:name="Normal Table"/>
+    <w:lsdException w:qFormat="1" w:unhideWhenUsed="0" w:uiPriority="0" w:name="Normal Table"/>
     <w:lsdException w:unhideWhenUsed="0" w:uiPriority="0" w:semiHidden="0" w:name="annotation subject"/>
     <w:lsdException w:unhideWhenUsed="0" w:uiPriority="0" w:semiHidden="0" w:name="Table Simple 1"/>
     <w:lsdException w:unhideWhenUsed="0" w:uiPriority="0" w:semiHidden="0" w:name="Table Simple 2"/>
@@ -7826,11 +10014,13 @@
   <w:style w:type="character" w:default="1" w:styleId="8">
     <w:name w:val="Default Paragraph Font"/>
     <w:semiHidden/>
+    <w:qFormat/>
     <w:uiPriority w:val="0"/>
   </w:style>
   <w:style w:type="table" w:default="1" w:styleId="7">
     <w:name w:val="Normal Table"/>
     <w:semiHidden/>
+    <w:qFormat/>
     <w:uiPriority w:val="0"/>
     <w:tblPr>
       <w:tblCellMar>
@@ -7844,6 +10034,7 @@
   <w:style w:type="paragraph" w:styleId="5">
     <w:name w:val="HTML Preformatted"/>
     <w:basedOn w:val="1"/>
+    <w:qFormat/>
     <w:uiPriority w:val="0"/>
     <w:pPr>
       <w:tabs>
@@ -7877,6 +10068,7 @@
   <w:style w:type="paragraph" w:styleId="6">
     <w:name w:val="Normal (Web)"/>
     <w:basedOn w:val="1"/>
+    <w:qFormat/>
     <w:uiPriority w:val="0"/>
     <w:pPr>
       <w:spacing w:before="0" w:beforeAutospacing="1" w:after="0" w:afterAutospacing="1"/>

--- a/Project_docx/项目说明.docx
+++ b/Project_docx/项目说明.docx
@@ -294,35 +294,6 @@
           <w:szCs w:val="18"/>
         </w:rPr>
         <w:t xml:space="preserve">实时检测水温 </w:t>
-      </w:r>
-    </w:p>
-    <w:p>
-      <w:pPr>
-        <w:keepNext w:val="0"/>
-        <w:keepLines w:val="0"/>
-        <w:widowControl/>
-        <w:numPr>
-          <w:ilvl w:val="0"/>
-          <w:numId w:val="1"/>
-        </w:numPr>
-        <w:suppressLineNumbers w:val="0"/>
-        <w:spacing w:before="0" w:beforeAutospacing="1" w:after="0" w:afterAutospacing="1"/>
-        <w:ind w:left="1140" w:leftChars="0" w:hanging="360"/>
-        <w:rPr>
-          <w:b w:val="0"/>
-          <w:bCs/>
-          <w:sz w:val="18"/>
-          <w:szCs w:val="18"/>
-        </w:rPr>
-      </w:pPr>
-      <w:r>
-        <w:rPr>
-          <w:b w:val="0"/>
-          <w:bCs/>
-          <w:sz w:val="18"/>
-          <w:szCs w:val="18"/>
-        </w:rPr>
-        <w:t xml:space="preserve">实时检测水位 </w:t>
       </w:r>
     </w:p>
     <w:p>
@@ -1611,6 +1582,7 @@
             <w:insideH w:val="none" w:color="auto" w:sz="0" w:space="0"/>
             <w:insideV w:val="none" w:color="auto" w:sz="0" w:space="0"/>
           </w:tblBorders>
+          <w:shd w:val="clear" w:color="auto" w:fill="auto"/>
           <w:tblCellMar>
             <w:top w:w="15" w:type="dxa"/>
             <w:left w:w="15" w:type="dxa"/>
@@ -1684,6 +1656,7 @@
             <w:insideH w:val="none" w:color="auto" w:sz="0" w:space="0"/>
             <w:insideV w:val="none" w:color="auto" w:sz="0" w:space="0"/>
           </w:tblBorders>
+          <w:shd w:val="clear" w:color="auto" w:fill="auto"/>
           <w:tblCellMar>
             <w:top w:w="15" w:type="dxa"/>
             <w:left w:w="15" w:type="dxa"/>
@@ -1757,6 +1730,7 @@
             <w:insideH w:val="none" w:color="auto" w:sz="0" w:space="0"/>
             <w:insideV w:val="none" w:color="auto" w:sz="0" w:space="0"/>
           </w:tblBorders>
+          <w:shd w:val="clear" w:color="auto" w:fill="auto"/>
           <w:tblCellMar>
             <w:top w:w="15" w:type="dxa"/>
             <w:left w:w="15" w:type="dxa"/>
@@ -1830,6 +1804,7 @@
             <w:insideH w:val="none" w:color="auto" w:sz="0" w:space="0"/>
             <w:insideV w:val="none" w:color="auto" w:sz="0" w:space="0"/>
           </w:tblBorders>
+          <w:shd w:val="clear" w:color="auto" w:fill="auto"/>
           <w:tblCellMar>
             <w:top w:w="15" w:type="dxa"/>
             <w:left w:w="15" w:type="dxa"/>
@@ -1903,6 +1878,7 @@
             <w:insideH w:val="none" w:color="auto" w:sz="0" w:space="0"/>
             <w:insideV w:val="none" w:color="auto" w:sz="0" w:space="0"/>
           </w:tblBorders>
+          <w:shd w:val="clear" w:color="auto" w:fill="auto"/>
           <w:tblCellMar>
             <w:top w:w="15" w:type="dxa"/>
             <w:left w:w="15" w:type="dxa"/>
@@ -1976,6 +1952,7 @@
             <w:insideH w:val="none" w:color="auto" w:sz="0" w:space="0"/>
             <w:insideV w:val="none" w:color="auto" w:sz="0" w:space="0"/>
           </w:tblBorders>
+          <w:shd w:val="clear" w:color="auto" w:fill="auto"/>
           <w:tblCellMar>
             <w:top w:w="15" w:type="dxa"/>
             <w:left w:w="15" w:type="dxa"/>
@@ -2049,6 +2026,7 @@
             <w:insideH w:val="none" w:color="auto" w:sz="0" w:space="0"/>
             <w:insideV w:val="none" w:color="auto" w:sz="0" w:space="0"/>
           </w:tblBorders>
+          <w:shd w:val="clear" w:color="auto" w:fill="auto"/>
           <w:tblCellMar>
             <w:top w:w="15" w:type="dxa"/>
             <w:left w:w="15" w:type="dxa"/>
@@ -2777,19 +2755,47 @@
       <w:pPr>
         <w:ind w:firstLine="420" w:firstLineChars="0"/>
         <w:rPr>
+          <w:rFonts w:ascii="宋体" w:hAnsi="宋体" w:eastAsia="宋体" w:cs="宋体"/>
+          <w:sz w:val="24"/>
+          <w:szCs w:val="24"/>
+        </w:rPr>
+      </w:pPr>
+      <w:r>
+        <w:rPr>
+          <w:rFonts w:ascii="宋体" w:hAnsi="宋体" w:eastAsia="宋体" w:cs="宋体"/>
+          <w:sz w:val="24"/>
+          <w:szCs w:val="24"/>
+        </w:rPr>
+        <w:t>aquarium/sensor/light</w:t>
+      </w:r>
+    </w:p>
+    <w:p>
+      <w:pPr>
+        <w:ind w:firstLine="420" w:firstLineChars="0"/>
+        <w:rPr>
           <w:rFonts w:hint="default" w:ascii="宋体" w:hAnsi="宋体" w:eastAsia="宋体" w:cs="宋体"/>
           <w:sz w:val="24"/>
           <w:szCs w:val="24"/>
           <w:lang w:val="en-US" w:eastAsia="zh-CN"/>
         </w:rPr>
       </w:pPr>
-      <w:r>
+    </w:p>
+    <w:p>
+      <w:pPr>
+        <w:ind w:firstLine="420" w:firstLineChars="0"/>
         <w:rPr>
           <w:rFonts w:ascii="宋体" w:hAnsi="宋体" w:eastAsia="宋体" w:cs="宋体"/>
           <w:sz w:val="24"/>
           <w:szCs w:val="24"/>
         </w:rPr>
-        <w:t>aquarium/sensor/light</w:t>
+      </w:pPr>
+      <w:r>
+        <w:rPr>
+          <w:rFonts w:ascii="宋体" w:hAnsi="宋体" w:eastAsia="宋体" w:cs="宋体"/>
+          <w:sz w:val="24"/>
+          <w:szCs w:val="24"/>
+        </w:rPr>
+        <w:t>aquarium/control/pump</w:t>
       </w:r>
     </w:p>
     <w:p>
@@ -2803,32 +2809,30 @@
       </w:pPr>
       <w:r>
         <w:rPr>
-          <w:rFonts w:hint="eastAsia" w:ascii="宋体" w:hAnsi="宋体" w:eastAsia="宋体" w:cs="宋体"/>
-          <w:sz w:val="24"/>
-          <w:szCs w:val="24"/>
-          <w:lang w:val="en-US" w:eastAsia="zh-CN"/>
-        </w:rPr>
-        <w:t>//</w:t>
-      </w:r>
-      <w:r>
-        <w:rPr>
           <w:rFonts w:ascii="宋体" w:hAnsi="宋体" w:eastAsia="宋体" w:cs="宋体"/>
           <w:sz w:val="24"/>
           <w:szCs w:val="24"/>
         </w:rPr>
-        <w:t>aquarium/sensor/water_level</w:t>
+        <w:t>aquarium/control/light</w:t>
       </w:r>
     </w:p>
     <w:p>
       <w:pPr>
         <w:ind w:firstLine="420" w:firstLineChars="0"/>
         <w:rPr>
-          <w:rFonts w:hint="default" w:ascii="宋体" w:hAnsi="宋体" w:eastAsia="宋体" w:cs="宋体"/>
-          <w:sz w:val="24"/>
-          <w:szCs w:val="24"/>
-          <w:lang w:val="en-US" w:eastAsia="zh-CN"/>
-        </w:rPr>
-      </w:pPr>
+          <w:rFonts w:ascii="宋体" w:hAnsi="宋体" w:eastAsia="宋体" w:cs="宋体"/>
+          <w:sz w:val="24"/>
+          <w:szCs w:val="24"/>
+        </w:rPr>
+      </w:pPr>
+      <w:r>
+        <w:rPr>
+          <w:rFonts w:ascii="宋体" w:hAnsi="宋体" w:eastAsia="宋体" w:cs="宋体"/>
+          <w:sz w:val="24"/>
+          <w:szCs w:val="24"/>
+        </w:rPr>
+        <w:t>aquarium/control/feeder</w:t>
+      </w:r>
     </w:p>
     <w:p>
       <w:pPr>
@@ -2845,72 +2849,36 @@
           <w:sz w:val="24"/>
           <w:szCs w:val="24"/>
         </w:rPr>
-        <w:t>aquarium/control/pump</w:t>
+        <w:t>aquarium/control/heater</w:t>
       </w:r>
     </w:p>
     <w:p>
       <w:pPr>
         <w:ind w:firstLine="420" w:firstLineChars="0"/>
         <w:rPr>
+          <w:rFonts w:hint="eastAsia" w:ascii="宋体" w:hAnsi="宋体" w:eastAsia="宋体" w:cs="宋体"/>
+          <w:sz w:val="24"/>
+          <w:szCs w:val="24"/>
+          <w:lang w:val="en-US" w:eastAsia="zh-CN"/>
+        </w:rPr>
+      </w:pPr>
+      <w:r>
+        <w:rPr>
           <w:rFonts w:ascii="宋体" w:hAnsi="宋体" w:eastAsia="宋体" w:cs="宋体"/>
           <w:sz w:val="24"/>
           <w:szCs w:val="24"/>
         </w:rPr>
-      </w:pPr>
-      <w:r>
-        <w:rPr>
-          <w:rFonts w:ascii="宋体" w:hAnsi="宋体" w:eastAsia="宋体" w:cs="宋体"/>
-          <w:sz w:val="24"/>
-          <w:szCs w:val="24"/>
-        </w:rPr>
-        <w:t>aquarium/control/light</w:t>
-      </w:r>
-    </w:p>
-    <w:p>
-      <w:pPr>
-        <w:ind w:firstLine="420" w:firstLineChars="0"/>
-        <w:rPr>
-          <w:rFonts w:ascii="宋体" w:hAnsi="宋体" w:eastAsia="宋体" w:cs="宋体"/>
-          <w:sz w:val="24"/>
-          <w:szCs w:val="24"/>
-        </w:rPr>
-      </w:pPr>
-      <w:r>
-        <w:rPr>
-          <w:rFonts w:ascii="宋体" w:hAnsi="宋体" w:eastAsia="宋体" w:cs="宋体"/>
-          <w:sz w:val="24"/>
-          <w:szCs w:val="24"/>
-        </w:rPr>
-        <w:t>aquarium/control/feeder</w:t>
-      </w:r>
-    </w:p>
-    <w:p>
-      <w:pPr>
-        <w:ind w:firstLine="420" w:firstLineChars="0"/>
-        <w:rPr>
-          <w:rFonts w:ascii="宋体" w:hAnsi="宋体" w:eastAsia="宋体" w:cs="宋体"/>
-          <w:sz w:val="24"/>
-          <w:szCs w:val="24"/>
-        </w:rPr>
-      </w:pPr>
-      <w:r>
-        <w:rPr>
-          <w:rFonts w:ascii="宋体" w:hAnsi="宋体" w:eastAsia="宋体" w:cs="宋体"/>
-          <w:sz w:val="24"/>
-          <w:szCs w:val="24"/>
-        </w:rPr>
-        <w:t>aquarium/control/heater</w:t>
-      </w:r>
-    </w:p>
-    <w:p>
-      <w:pPr>
-        <w:ind w:firstLine="420" w:firstLineChars="0"/>
-        <w:rPr>
-          <w:rFonts w:ascii="宋体" w:hAnsi="宋体" w:eastAsia="宋体" w:cs="宋体"/>
-          <w:sz w:val="24"/>
-          <w:szCs w:val="24"/>
-        </w:rPr>
-      </w:pPr>
+        <w:t>aquarium/control/</w:t>
+      </w:r>
+      <w:r>
+        <w:rPr>
+          <w:rFonts w:hint="eastAsia" w:ascii="宋体" w:hAnsi="宋体" w:eastAsia="宋体" w:cs="宋体"/>
+          <w:sz w:val="24"/>
+          <w:szCs w:val="24"/>
+          <w:lang w:val="en-US" w:eastAsia="zh-CN"/>
+        </w:rPr>
+        <w:t>fan</w:t>
+      </w:r>
     </w:p>
     <w:p>
       <w:pPr>
@@ -3344,28 +3312,6 @@
         <w:widowControl/>
         <w:suppressLineNumbers w:val="0"/>
         <w:rPr>
-          <w:rFonts w:ascii="宋体" w:hAnsi="宋体" w:eastAsia="宋体" w:cs="宋体"/>
-          <w:sz w:val="18"/>
-          <w:szCs w:val="18"/>
-        </w:rPr>
-      </w:pPr>
-      <w:r>
-        <w:rPr>
-          <w:rFonts w:ascii="宋体" w:hAnsi="宋体" w:eastAsia="宋体" w:cs="宋体"/>
-          <w:sz w:val="18"/>
-          <w:szCs w:val="18"/>
-        </w:rPr>
-        <w:t xml:space="preserve">水位传感器  水位数据 </w:t>
-      </w:r>
-    </w:p>
-    <w:p>
-      <w:pPr>
-        <w:pStyle w:val="6"/>
-        <w:keepNext w:val="0"/>
-        <w:keepLines w:val="0"/>
-        <w:widowControl/>
-        <w:suppressLineNumbers w:val="0"/>
-        <w:rPr>
           <w:sz w:val="18"/>
           <w:szCs w:val="18"/>
         </w:rPr>
@@ -3713,25 +3659,6 @@
         </w:numPr>
         <w:suppressLineNumbers w:val="0"/>
         <w:spacing w:before="0" w:beforeAutospacing="1" w:after="0" w:afterAutospacing="1"/>
-        <w:ind w:left="360" w:leftChars="0"/>
-        <w:rPr>
-          <w:sz w:val="18"/>
-          <w:szCs w:val="18"/>
-        </w:rPr>
-      </w:pPr>
-    </w:p>
-    <w:p>
-      <w:pPr>
-        <w:keepNext w:val="0"/>
-        <w:keepLines w:val="0"/>
-        <w:widowControl/>
-        <w:numPr>
-          <w:ilvl w:val="0"/>
-          <w:numId w:val="0"/>
-        </w:numPr>
-        <w:suppressLineNumbers w:val="0"/>
-        <w:spacing w:before="0" w:beforeAutospacing="1" w:after="0" w:afterAutospacing="1"/>
-        <w:ind w:left="360" w:leftChars="0"/>
         <w:rPr>
           <w:sz w:val="18"/>
           <w:szCs w:val="18"/>
@@ -6833,543 +6760,534 @@
           <w:szCs w:val="24"/>
           <w:lang w:val="en-US" w:eastAsia="zh-CN"/>
         </w:rPr>
-        <w:t>SensorTe</w:t>
+        <w:t>SensorTempature DS18B20 PA7 TIM6</w:t>
+      </w:r>
+    </w:p>
+    <w:p>
+      <w:pPr>
+        <w:widowControl w:val="0"/>
+        <w:numPr>
+          <w:ilvl w:val="0"/>
+          <w:numId w:val="0"/>
+        </w:numPr>
+        <w:ind w:left="420" w:leftChars="0" w:firstLine="420" w:firstLineChars="0"/>
+        <w:jc w:val="both"/>
+        <w:rPr>
+          <w:rFonts w:hint="eastAsia" w:ascii="宋体" w:hAnsi="宋体" w:eastAsia="宋体" w:cs="宋体"/>
+          <w:sz w:val="24"/>
+          <w:szCs w:val="24"/>
+          <w:lang w:val="en-US" w:eastAsia="zh-CN"/>
+        </w:rPr>
+      </w:pPr>
+      <w:r>
+        <w:rPr>
+          <w:rFonts w:hint="eastAsia" w:ascii="宋体" w:hAnsi="宋体" w:eastAsia="宋体" w:cs="宋体"/>
+          <w:sz w:val="24"/>
+          <w:szCs w:val="24"/>
+          <w:lang w:val="en-US" w:eastAsia="zh-CN"/>
+        </w:rPr>
+        <w:t>TX PA9</w:t>
+      </w:r>
+    </w:p>
+    <w:p>
+      <w:pPr>
+        <w:widowControl w:val="0"/>
+        <w:numPr>
+          <w:ilvl w:val="0"/>
+          <w:numId w:val="0"/>
+        </w:numPr>
+        <w:ind w:left="420" w:leftChars="0" w:firstLine="420" w:firstLineChars="0"/>
+        <w:jc w:val="both"/>
+        <w:rPr>
+          <w:rFonts w:hint="default" w:ascii="宋体" w:hAnsi="宋体" w:eastAsia="宋体" w:cs="宋体"/>
+          <w:sz w:val="24"/>
+          <w:szCs w:val="24"/>
+          <w:lang w:val="en-US" w:eastAsia="zh-CN"/>
+        </w:rPr>
+      </w:pPr>
+      <w:r>
+        <w:rPr>
+          <w:rFonts w:hint="eastAsia" w:ascii="宋体" w:hAnsi="宋体" w:eastAsia="宋体" w:cs="宋体"/>
+          <w:sz w:val="24"/>
+          <w:szCs w:val="24"/>
+          <w:lang w:val="en-US" w:eastAsia="zh-CN"/>
+        </w:rPr>
+        <w:t>RX PA10</w:t>
+      </w:r>
+    </w:p>
+    <w:p>
+      <w:pPr>
+        <w:widowControl w:val="0"/>
+        <w:numPr>
+          <w:ilvl w:val="0"/>
+          <w:numId w:val="0"/>
+        </w:numPr>
+        <w:ind w:firstLine="420" w:firstLineChars="0"/>
+        <w:jc w:val="both"/>
+        <w:rPr>
+          <w:rFonts w:hint="default" w:ascii="宋体" w:hAnsi="宋体" w:eastAsia="宋体" w:cs="宋体"/>
+          <w:sz w:val="24"/>
+          <w:szCs w:val="24"/>
+          <w:lang w:val="en-US" w:eastAsia="zh-CN"/>
+        </w:rPr>
+      </w:pPr>
+    </w:p>
+    <w:p>
+      <w:pPr>
+        <w:widowControl w:val="0"/>
+        <w:numPr>
+          <w:ilvl w:val="0"/>
+          <w:numId w:val="0"/>
+        </w:numPr>
+        <w:ind w:firstLine="420" w:firstLineChars="0"/>
+        <w:jc w:val="both"/>
+        <w:rPr>
+          <w:rFonts w:hint="default" w:ascii="宋体" w:hAnsi="宋体" w:eastAsia="宋体" w:cs="宋体"/>
+          <w:sz w:val="24"/>
+          <w:szCs w:val="24"/>
+          <w:lang w:val="en-US" w:eastAsia="zh-CN"/>
+        </w:rPr>
+      </w:pPr>
+    </w:p>
+    <w:p>
+      <w:pPr>
+        <w:widowControl w:val="0"/>
+        <w:numPr>
+          <w:ilvl w:val="0"/>
+          <w:numId w:val="0"/>
+        </w:numPr>
+        <w:ind w:firstLine="420" w:firstLineChars="0"/>
+        <w:jc w:val="both"/>
+        <w:rPr>
+          <w:rFonts w:hint="default" w:ascii="宋体" w:hAnsi="宋体" w:eastAsia="宋体" w:cs="宋体"/>
+          <w:sz w:val="24"/>
+          <w:szCs w:val="24"/>
+          <w:lang w:val="en-US" w:eastAsia="zh-CN"/>
+        </w:rPr>
+      </w:pPr>
+    </w:p>
+    <w:p>
+      <w:pPr>
+        <w:widowControl w:val="0"/>
+        <w:numPr>
+          <w:ilvl w:val="0"/>
+          <w:numId w:val="0"/>
+        </w:numPr>
+        <w:ind w:firstLine="420" w:firstLineChars="0"/>
+        <w:jc w:val="both"/>
+        <w:rPr>
+          <w:rFonts w:hint="default" w:ascii="宋体" w:hAnsi="宋体" w:eastAsia="宋体" w:cs="宋体"/>
+          <w:sz w:val="24"/>
+          <w:szCs w:val="24"/>
+          <w:lang w:val="en-US" w:eastAsia="zh-CN"/>
+        </w:rPr>
+      </w:pPr>
+    </w:p>
+    <w:p>
+      <w:pPr>
+        <w:widowControl w:val="0"/>
+        <w:numPr>
+          <w:ilvl w:val="0"/>
+          <w:numId w:val="8"/>
+        </w:numPr>
+        <w:jc w:val="both"/>
+        <w:rPr>
+          <w:rFonts w:ascii="宋体" w:hAnsi="宋体" w:eastAsia="宋体" w:cs="宋体"/>
+          <w:sz w:val="24"/>
+          <w:szCs w:val="24"/>
+        </w:rPr>
+      </w:pPr>
+      <w:r>
+        <w:rPr>
+          <w:rFonts w:hint="eastAsia" w:ascii="宋体" w:hAnsi="宋体" w:eastAsia="宋体" w:cs="宋体"/>
+          <w:sz w:val="24"/>
+          <w:szCs w:val="24"/>
+          <w:lang w:val="en-US" w:eastAsia="zh-CN"/>
+        </w:rPr>
+        <w:t>串口通信指令与信息</w:t>
+      </w:r>
+    </w:p>
+    <w:p>
+      <w:pPr>
+        <w:widowControl w:val="0"/>
+        <w:numPr>
+          <w:ilvl w:val="0"/>
+          <w:numId w:val="0"/>
+        </w:numPr>
+        <w:ind w:left="420" w:leftChars="0" w:firstLine="420" w:firstLineChars="0"/>
+        <w:jc w:val="both"/>
+        <w:rPr>
+          <w:rFonts w:hint="eastAsia" w:ascii="宋体" w:hAnsi="宋体" w:eastAsia="宋体" w:cs="宋体"/>
+          <w:sz w:val="24"/>
+          <w:szCs w:val="24"/>
+          <w:lang w:val="en-US" w:eastAsia="zh-CN"/>
+        </w:rPr>
+      </w:pPr>
+    </w:p>
+    <w:p>
+      <w:pPr>
+        <w:widowControl w:val="0"/>
+        <w:numPr>
+          <w:ilvl w:val="0"/>
+          <w:numId w:val="0"/>
+        </w:numPr>
+        <w:ind w:left="420" w:leftChars="0" w:firstLine="420" w:firstLineChars="0"/>
+        <w:jc w:val="both"/>
+        <w:rPr>
+          <w:rFonts w:hint="default" w:ascii="宋体" w:hAnsi="宋体" w:eastAsia="宋体" w:cs="宋体"/>
+          <w:sz w:val="24"/>
+          <w:szCs w:val="24"/>
+          <w:lang w:val="en-US" w:eastAsia="zh-CN"/>
+        </w:rPr>
+      </w:pPr>
+      <w:r>
+        <w:rPr>
+          <w:rFonts w:hint="eastAsia" w:ascii="宋体" w:hAnsi="宋体" w:eastAsia="宋体" w:cs="宋体"/>
+          <w:sz w:val="24"/>
+          <w:szCs w:val="24"/>
+          <w:lang w:val="en-US" w:eastAsia="zh-CN"/>
+        </w:rPr>
+        <w:t>波特率115200</w:t>
+      </w:r>
+    </w:p>
+    <w:p>
+      <w:pPr>
+        <w:widowControl w:val="0"/>
+        <w:numPr>
+          <w:ilvl w:val="0"/>
+          <w:numId w:val="0"/>
+        </w:numPr>
+        <w:ind w:left="420" w:leftChars="0" w:firstLine="420" w:firstLineChars="0"/>
+        <w:jc w:val="both"/>
+        <w:rPr>
+          <w:rFonts w:hint="eastAsia" w:ascii="宋体" w:hAnsi="宋体" w:eastAsia="宋体" w:cs="宋体"/>
+          <w:sz w:val="24"/>
+          <w:szCs w:val="24"/>
+          <w:lang w:val="en-US" w:eastAsia="zh-CN"/>
+        </w:rPr>
+      </w:pPr>
+      <w:r>
+        <w:rPr>
+          <w:rFonts w:hint="eastAsia" w:ascii="宋体" w:hAnsi="宋体" w:eastAsia="宋体" w:cs="宋体"/>
+          <w:sz w:val="24"/>
+          <w:szCs w:val="24"/>
+          <w:lang w:val="en-US" w:eastAsia="zh-CN"/>
+        </w:rPr>
+        <w:t>发送的信息默认以“#”结尾</w:t>
+      </w:r>
+    </w:p>
+    <w:p>
+      <w:pPr>
+        <w:widowControl w:val="0"/>
+        <w:numPr>
+          <w:ilvl w:val="0"/>
+          <w:numId w:val="0"/>
+        </w:numPr>
+        <w:ind w:left="420" w:leftChars="0" w:firstLine="420" w:firstLineChars="0"/>
+        <w:jc w:val="both"/>
+        <w:rPr>
+          <w:rFonts w:hint="default" w:ascii="宋体" w:hAnsi="宋体" w:eastAsia="宋体" w:cs="宋体"/>
+          <w:sz w:val="24"/>
+          <w:szCs w:val="24"/>
+          <w:lang w:val="en-US" w:eastAsia="zh-CN"/>
+        </w:rPr>
+      </w:pPr>
+    </w:p>
+    <w:p>
+      <w:pPr>
+        <w:widowControl w:val="0"/>
+        <w:numPr>
+          <w:ilvl w:val="0"/>
+          <w:numId w:val="0"/>
+        </w:numPr>
+        <w:ind w:firstLine="420" w:firstLineChars="0"/>
+        <w:jc w:val="both"/>
+        <w:rPr>
+          <w:rFonts w:hint="eastAsia" w:ascii="宋体" w:hAnsi="宋体" w:eastAsia="宋体" w:cs="宋体"/>
+          <w:sz w:val="24"/>
+          <w:szCs w:val="24"/>
+          <w:lang w:val="en-US" w:eastAsia="zh-CN"/>
+        </w:rPr>
+      </w:pPr>
+      <w:r>
+        <w:rPr>
+          <w:rFonts w:hint="eastAsia" w:ascii="宋体" w:hAnsi="宋体" w:eastAsia="宋体" w:cs="宋体"/>
+          <w:sz w:val="24"/>
+          <w:szCs w:val="24"/>
+          <w:lang w:val="en-US" w:eastAsia="zh-CN"/>
+        </w:rPr>
+        <w:t>1、ESP32发送指令</w:t>
+      </w:r>
+    </w:p>
+    <w:p>
+      <w:pPr>
+        <w:widowControl w:val="0"/>
+        <w:numPr>
+          <w:ilvl w:val="0"/>
+          <w:numId w:val="0"/>
+        </w:numPr>
+        <w:ind w:firstLine="420" w:firstLineChars="0"/>
+        <w:jc w:val="both"/>
+        <w:rPr>
+          <w:rFonts w:hint="eastAsia" w:ascii="宋体" w:hAnsi="宋体" w:eastAsia="宋体" w:cs="宋体"/>
+          <w:sz w:val="24"/>
+          <w:szCs w:val="24"/>
+          <w:lang w:val="en-US" w:eastAsia="zh-CN"/>
+        </w:rPr>
+      </w:pPr>
+    </w:p>
+    <w:p>
+      <w:pPr>
+        <w:widowControl w:val="0"/>
+        <w:numPr>
+          <w:ilvl w:val="0"/>
+          <w:numId w:val="0"/>
+        </w:numPr>
+        <w:ind w:left="420" w:leftChars="0" w:firstLine="420" w:firstLineChars="0"/>
+        <w:jc w:val="both"/>
+        <w:rPr>
+          <w:rFonts w:hint="eastAsia" w:ascii="宋体" w:hAnsi="宋体" w:eastAsia="宋体" w:cs="宋体"/>
+          <w:sz w:val="24"/>
+          <w:szCs w:val="24"/>
+          <w:lang w:val="en-US" w:eastAsia="zh-CN"/>
+        </w:rPr>
+      </w:pPr>
+      <w:r>
+        <w:rPr>
+          <w:rFonts w:hint="eastAsia" w:ascii="宋体" w:hAnsi="宋体" w:eastAsia="宋体" w:cs="宋体"/>
+          <w:sz w:val="24"/>
+          <w:szCs w:val="24"/>
+          <w:lang w:val="en-US" w:eastAsia="zh-CN"/>
+        </w:rPr>
+        <w:t>Pump:ON</w:t>
+      </w:r>
+    </w:p>
+    <w:p>
+      <w:pPr>
+        <w:widowControl w:val="0"/>
+        <w:numPr>
+          <w:ilvl w:val="0"/>
+          <w:numId w:val="0"/>
+        </w:numPr>
+        <w:ind w:left="420" w:leftChars="0" w:firstLine="420" w:firstLineChars="0"/>
+        <w:jc w:val="both"/>
+        <w:rPr>
+          <w:rFonts w:hint="eastAsia" w:ascii="宋体" w:hAnsi="宋体" w:eastAsia="宋体" w:cs="宋体"/>
+          <w:sz w:val="24"/>
+          <w:szCs w:val="24"/>
+          <w:lang w:val="en-US" w:eastAsia="zh-CN"/>
+        </w:rPr>
+      </w:pPr>
+      <w:r>
+        <w:rPr>
+          <w:rFonts w:hint="eastAsia" w:ascii="宋体" w:hAnsi="宋体" w:eastAsia="宋体" w:cs="宋体"/>
+          <w:sz w:val="24"/>
+          <w:szCs w:val="24"/>
+          <w:lang w:val="en-US" w:eastAsia="zh-CN"/>
+        </w:rPr>
+        <w:t>Pump:OFF</w:t>
+      </w:r>
+    </w:p>
+    <w:p>
+      <w:pPr>
+        <w:widowControl w:val="0"/>
+        <w:numPr>
+          <w:ilvl w:val="0"/>
+          <w:numId w:val="0"/>
+        </w:numPr>
+        <w:ind w:left="420" w:leftChars="0" w:firstLine="420" w:firstLineChars="0"/>
+        <w:jc w:val="both"/>
+        <w:rPr>
+          <w:rFonts w:hint="eastAsia" w:ascii="宋体" w:hAnsi="宋体" w:eastAsia="宋体" w:cs="宋体"/>
+          <w:sz w:val="24"/>
+          <w:szCs w:val="24"/>
+          <w:lang w:val="en-US" w:eastAsia="zh-CN"/>
+        </w:rPr>
+      </w:pPr>
+      <w:r>
+        <w:rPr>
+          <w:rFonts w:hint="eastAsia" w:ascii="宋体" w:hAnsi="宋体" w:eastAsia="宋体" w:cs="宋体"/>
+          <w:sz w:val="24"/>
+          <w:szCs w:val="24"/>
+          <w:lang w:val="en-US" w:eastAsia="zh-CN"/>
+        </w:rPr>
+        <w:t>Heater:ON</w:t>
+      </w:r>
+    </w:p>
+    <w:p>
+      <w:pPr>
+        <w:widowControl w:val="0"/>
+        <w:numPr>
+          <w:ilvl w:val="0"/>
+          <w:numId w:val="0"/>
+        </w:numPr>
+        <w:ind w:left="420" w:leftChars="0" w:firstLine="420" w:firstLineChars="0"/>
+        <w:jc w:val="both"/>
+        <w:rPr>
+          <w:rFonts w:hint="eastAsia" w:ascii="宋体" w:hAnsi="宋体" w:eastAsia="宋体" w:cs="宋体"/>
+          <w:sz w:val="24"/>
+          <w:szCs w:val="24"/>
+          <w:lang w:val="en-US" w:eastAsia="zh-CN"/>
+        </w:rPr>
+      </w:pPr>
+      <w:r>
+        <w:rPr>
+          <w:rFonts w:hint="eastAsia" w:ascii="宋体" w:hAnsi="宋体" w:eastAsia="宋体" w:cs="宋体"/>
+          <w:sz w:val="24"/>
+          <w:szCs w:val="24"/>
+          <w:lang w:val="en-US" w:eastAsia="zh-CN"/>
+        </w:rPr>
+        <w:t>Heater:OFF</w:t>
+      </w:r>
+    </w:p>
+    <w:p>
+      <w:pPr>
+        <w:widowControl w:val="0"/>
+        <w:numPr>
+          <w:ilvl w:val="0"/>
+          <w:numId w:val="0"/>
+        </w:numPr>
+        <w:ind w:left="420" w:leftChars="0" w:firstLine="420" w:firstLineChars="0"/>
+        <w:jc w:val="both"/>
+        <w:rPr>
+          <w:rFonts w:hint="eastAsia" w:ascii="宋体" w:hAnsi="宋体" w:eastAsia="宋体" w:cs="宋体"/>
+          <w:sz w:val="24"/>
+          <w:szCs w:val="24"/>
+          <w:lang w:val="en-US" w:eastAsia="zh-CN"/>
+        </w:rPr>
+      </w:pPr>
+      <w:r>
+        <w:rPr>
+          <w:rFonts w:hint="eastAsia" w:ascii="宋体" w:hAnsi="宋体" w:eastAsia="宋体" w:cs="宋体"/>
+          <w:sz w:val="24"/>
+          <w:szCs w:val="24"/>
+          <w:lang w:val="en-US" w:eastAsia="zh-CN"/>
+        </w:rPr>
+        <w:t>Light:ON</w:t>
+      </w:r>
+    </w:p>
+    <w:p>
+      <w:pPr>
+        <w:widowControl w:val="0"/>
+        <w:numPr>
+          <w:ilvl w:val="0"/>
+          <w:numId w:val="0"/>
+        </w:numPr>
+        <w:ind w:left="420" w:leftChars="0" w:firstLine="420" w:firstLineChars="0"/>
+        <w:jc w:val="both"/>
+        <w:rPr>
+          <w:rFonts w:hint="eastAsia" w:ascii="宋体" w:hAnsi="宋体" w:eastAsia="宋体" w:cs="宋体"/>
+          <w:sz w:val="24"/>
+          <w:szCs w:val="24"/>
+          <w:lang w:val="en-US" w:eastAsia="zh-CN"/>
+        </w:rPr>
+      </w:pPr>
+      <w:r>
+        <w:rPr>
+          <w:rFonts w:hint="eastAsia" w:ascii="宋体" w:hAnsi="宋体" w:eastAsia="宋体" w:cs="宋体"/>
+          <w:sz w:val="24"/>
+          <w:szCs w:val="24"/>
+          <w:lang w:val="en-US" w:eastAsia="zh-CN"/>
+        </w:rPr>
+        <w:t>Light:OFF</w:t>
+      </w:r>
+    </w:p>
+    <w:p>
+      <w:pPr>
+        <w:widowControl w:val="0"/>
+        <w:numPr>
+          <w:ilvl w:val="0"/>
+          <w:numId w:val="0"/>
+        </w:numPr>
+        <w:ind w:left="420" w:leftChars="0" w:firstLine="420" w:firstLineChars="0"/>
+        <w:jc w:val="both"/>
+        <w:rPr>
+          <w:rFonts w:hint="eastAsia" w:ascii="宋体" w:hAnsi="宋体" w:eastAsia="宋体" w:cs="宋体"/>
+          <w:sz w:val="24"/>
+          <w:szCs w:val="24"/>
+          <w:lang w:val="en-US" w:eastAsia="zh-CN"/>
+        </w:rPr>
+      </w:pPr>
+      <w:r>
+        <w:rPr>
+          <w:rFonts w:hint="eastAsia" w:ascii="宋体" w:hAnsi="宋体" w:eastAsia="宋体" w:cs="宋体"/>
+          <w:sz w:val="24"/>
+          <w:szCs w:val="24"/>
+          <w:lang w:val="en-US" w:eastAsia="zh-CN"/>
+        </w:rPr>
+        <w:t>Feed:ON</w:t>
+      </w:r>
+    </w:p>
+    <w:p>
+      <w:pPr>
+        <w:widowControl w:val="0"/>
+        <w:numPr>
+          <w:ilvl w:val="0"/>
+          <w:numId w:val="0"/>
+        </w:numPr>
+        <w:ind w:left="420" w:leftChars="0" w:firstLine="420" w:firstLineChars="0"/>
+        <w:jc w:val="both"/>
+        <w:rPr>
+          <w:rFonts w:hint="eastAsia" w:ascii="宋体" w:hAnsi="宋体" w:eastAsia="宋体" w:cs="宋体"/>
+          <w:sz w:val="24"/>
+          <w:szCs w:val="24"/>
+          <w:lang w:val="en-US" w:eastAsia="zh-CN"/>
+        </w:rPr>
+      </w:pPr>
+    </w:p>
+    <w:p>
+      <w:pPr>
+        <w:widowControl w:val="0"/>
+        <w:numPr>
+          <w:ilvl w:val="0"/>
+          <w:numId w:val="0"/>
+        </w:numPr>
+        <w:ind w:left="420" w:leftChars="0" w:firstLine="420" w:firstLineChars="0"/>
+        <w:jc w:val="both"/>
+        <w:rPr>
+          <w:rFonts w:hint="eastAsia" w:ascii="宋体" w:hAnsi="宋体" w:eastAsia="宋体" w:cs="宋体"/>
+          <w:sz w:val="24"/>
+          <w:szCs w:val="24"/>
+          <w:lang w:val="en-US" w:eastAsia="zh-CN"/>
+        </w:rPr>
+      </w:pPr>
+      <w:r>
+        <w:rPr>
+          <w:rFonts w:hint="eastAsia" w:ascii="宋体" w:hAnsi="宋体" w:eastAsia="宋体" w:cs="宋体"/>
+          <w:sz w:val="24"/>
+          <w:szCs w:val="24"/>
+          <w:lang w:val="en-US" w:eastAsia="zh-CN"/>
+        </w:rPr>
+        <w:t>Get_Temperature</w:t>
+      </w:r>
+    </w:p>
+    <w:p>
+      <w:pPr>
+        <w:widowControl w:val="0"/>
+        <w:numPr>
+          <w:ilvl w:val="0"/>
+          <w:numId w:val="0"/>
+        </w:numPr>
+        <w:ind w:left="420" w:leftChars="0" w:firstLine="420" w:firstLineChars="0"/>
+        <w:jc w:val="both"/>
+        <w:rPr>
+          <w:rFonts w:hint="eastAsia" w:ascii="宋体" w:hAnsi="宋体" w:eastAsia="宋体" w:cs="宋体"/>
+          <w:sz w:val="24"/>
+          <w:szCs w:val="24"/>
+          <w:lang w:val="en-US" w:eastAsia="zh-CN"/>
+        </w:rPr>
+      </w:pPr>
+      <w:r>
+        <w:rPr>
+          <w:rFonts w:hint="eastAsia" w:ascii="宋体" w:hAnsi="宋体" w:eastAsia="宋体" w:cs="宋体"/>
+          <w:sz w:val="24"/>
+          <w:szCs w:val="24"/>
+          <w:lang w:val="en-US" w:eastAsia="zh-CN"/>
+        </w:rPr>
+        <w:t>Get_Light</w:t>
       </w:r>
       <w:bookmarkStart w:id="0" w:name="_GoBack"/>
       <w:bookmarkEnd w:id="0"/>
-      <w:r>
-        <w:rPr>
-          <w:rFonts w:hint="eastAsia" w:ascii="宋体" w:hAnsi="宋体" w:eastAsia="宋体" w:cs="宋体"/>
-          <w:sz w:val="24"/>
-          <w:szCs w:val="24"/>
-          <w:lang w:val="en-US" w:eastAsia="zh-CN"/>
-        </w:rPr>
-        <w:t>mpature DS18B20 PA7 TIM6</w:t>
-      </w:r>
-    </w:p>
-    <w:p>
-      <w:pPr>
-        <w:widowControl w:val="0"/>
-        <w:numPr>
-          <w:ilvl w:val="0"/>
-          <w:numId w:val="0"/>
-        </w:numPr>
-        <w:ind w:left="420" w:leftChars="0" w:firstLine="420" w:firstLineChars="0"/>
-        <w:jc w:val="both"/>
-        <w:rPr>
-          <w:rFonts w:hint="eastAsia" w:ascii="宋体" w:hAnsi="宋体" w:eastAsia="宋体" w:cs="宋体"/>
-          <w:sz w:val="24"/>
-          <w:szCs w:val="24"/>
-          <w:lang w:val="en-US" w:eastAsia="zh-CN"/>
-        </w:rPr>
-      </w:pPr>
-      <w:r>
-        <w:rPr>
-          <w:rFonts w:hint="eastAsia" w:ascii="宋体" w:hAnsi="宋体" w:eastAsia="宋体" w:cs="宋体"/>
-          <w:sz w:val="24"/>
-          <w:szCs w:val="24"/>
-          <w:lang w:val="en-US" w:eastAsia="zh-CN"/>
-        </w:rPr>
-        <w:t>TX PA9</w:t>
-      </w:r>
-    </w:p>
-    <w:p>
-      <w:pPr>
-        <w:widowControl w:val="0"/>
-        <w:numPr>
-          <w:ilvl w:val="0"/>
-          <w:numId w:val="0"/>
-        </w:numPr>
-        <w:ind w:left="420" w:leftChars="0" w:firstLine="420" w:firstLineChars="0"/>
-        <w:jc w:val="both"/>
-        <w:rPr>
-          <w:rFonts w:hint="default" w:ascii="宋体" w:hAnsi="宋体" w:eastAsia="宋体" w:cs="宋体"/>
-          <w:sz w:val="24"/>
-          <w:szCs w:val="24"/>
-          <w:lang w:val="en-US" w:eastAsia="zh-CN"/>
-        </w:rPr>
-      </w:pPr>
-      <w:r>
-        <w:rPr>
-          <w:rFonts w:hint="eastAsia" w:ascii="宋体" w:hAnsi="宋体" w:eastAsia="宋体" w:cs="宋体"/>
-          <w:sz w:val="24"/>
-          <w:szCs w:val="24"/>
-          <w:lang w:val="en-US" w:eastAsia="zh-CN"/>
-        </w:rPr>
-        <w:t>RX PA10</w:t>
-      </w:r>
-    </w:p>
-    <w:p>
-      <w:pPr>
-        <w:widowControl w:val="0"/>
-        <w:numPr>
-          <w:ilvl w:val="0"/>
-          <w:numId w:val="0"/>
-        </w:numPr>
-        <w:ind w:firstLine="420" w:firstLineChars="0"/>
-        <w:jc w:val="both"/>
-        <w:rPr>
-          <w:rFonts w:hint="default" w:ascii="宋体" w:hAnsi="宋体" w:eastAsia="宋体" w:cs="宋体"/>
-          <w:sz w:val="24"/>
-          <w:szCs w:val="24"/>
-          <w:lang w:val="en-US" w:eastAsia="zh-CN"/>
-        </w:rPr>
-      </w:pPr>
-    </w:p>
-    <w:p>
-      <w:pPr>
-        <w:widowControl w:val="0"/>
-        <w:numPr>
-          <w:ilvl w:val="0"/>
-          <w:numId w:val="0"/>
-        </w:numPr>
-        <w:ind w:firstLine="420" w:firstLineChars="0"/>
-        <w:jc w:val="both"/>
-        <w:rPr>
-          <w:rFonts w:hint="default" w:ascii="宋体" w:hAnsi="宋体" w:eastAsia="宋体" w:cs="宋体"/>
-          <w:sz w:val="24"/>
-          <w:szCs w:val="24"/>
-          <w:lang w:val="en-US" w:eastAsia="zh-CN"/>
-        </w:rPr>
-      </w:pPr>
-    </w:p>
-    <w:p>
-      <w:pPr>
-        <w:widowControl w:val="0"/>
-        <w:numPr>
-          <w:ilvl w:val="0"/>
-          <w:numId w:val="0"/>
-        </w:numPr>
-        <w:ind w:firstLine="420" w:firstLineChars="0"/>
-        <w:jc w:val="both"/>
-        <w:rPr>
-          <w:rFonts w:hint="default" w:ascii="宋体" w:hAnsi="宋体" w:eastAsia="宋体" w:cs="宋体"/>
-          <w:sz w:val="24"/>
-          <w:szCs w:val="24"/>
-          <w:lang w:val="en-US" w:eastAsia="zh-CN"/>
-        </w:rPr>
-      </w:pPr>
-    </w:p>
-    <w:p>
-      <w:pPr>
-        <w:widowControl w:val="0"/>
-        <w:numPr>
-          <w:ilvl w:val="0"/>
-          <w:numId w:val="0"/>
-        </w:numPr>
-        <w:ind w:firstLine="420" w:firstLineChars="0"/>
-        <w:jc w:val="both"/>
-        <w:rPr>
-          <w:rFonts w:hint="default" w:ascii="宋体" w:hAnsi="宋体" w:eastAsia="宋体" w:cs="宋体"/>
-          <w:sz w:val="24"/>
-          <w:szCs w:val="24"/>
-          <w:lang w:val="en-US" w:eastAsia="zh-CN"/>
-        </w:rPr>
-      </w:pPr>
-    </w:p>
-    <w:p>
-      <w:pPr>
-        <w:widowControl w:val="0"/>
-        <w:numPr>
-          <w:ilvl w:val="0"/>
-          <w:numId w:val="8"/>
-        </w:numPr>
-        <w:jc w:val="both"/>
-        <w:rPr>
-          <w:rFonts w:ascii="宋体" w:hAnsi="宋体" w:eastAsia="宋体" w:cs="宋体"/>
-          <w:sz w:val="24"/>
-          <w:szCs w:val="24"/>
-        </w:rPr>
-      </w:pPr>
-      <w:r>
-        <w:rPr>
-          <w:rFonts w:hint="eastAsia" w:ascii="宋体" w:hAnsi="宋体" w:eastAsia="宋体" w:cs="宋体"/>
-          <w:sz w:val="24"/>
-          <w:szCs w:val="24"/>
-          <w:lang w:val="en-US" w:eastAsia="zh-CN"/>
-        </w:rPr>
-        <w:t>串口通信指令与信息</w:t>
-      </w:r>
-    </w:p>
-    <w:p>
-      <w:pPr>
-        <w:widowControl w:val="0"/>
-        <w:numPr>
-          <w:ilvl w:val="0"/>
-          <w:numId w:val="0"/>
-        </w:numPr>
-        <w:ind w:left="420" w:leftChars="0" w:firstLine="420" w:firstLineChars="0"/>
-        <w:jc w:val="both"/>
-        <w:rPr>
-          <w:rFonts w:hint="eastAsia" w:ascii="宋体" w:hAnsi="宋体" w:eastAsia="宋体" w:cs="宋体"/>
-          <w:sz w:val="24"/>
-          <w:szCs w:val="24"/>
-          <w:lang w:val="en-US" w:eastAsia="zh-CN"/>
-        </w:rPr>
-      </w:pPr>
-    </w:p>
-    <w:p>
-      <w:pPr>
-        <w:widowControl w:val="0"/>
-        <w:numPr>
-          <w:ilvl w:val="0"/>
-          <w:numId w:val="0"/>
-        </w:numPr>
-        <w:ind w:left="420" w:leftChars="0" w:firstLine="420" w:firstLineChars="0"/>
-        <w:jc w:val="both"/>
-        <w:rPr>
-          <w:rFonts w:hint="default" w:ascii="宋体" w:hAnsi="宋体" w:eastAsia="宋体" w:cs="宋体"/>
-          <w:sz w:val="24"/>
-          <w:szCs w:val="24"/>
-          <w:lang w:val="en-US" w:eastAsia="zh-CN"/>
-        </w:rPr>
-      </w:pPr>
-      <w:r>
-        <w:rPr>
-          <w:rFonts w:hint="eastAsia" w:ascii="宋体" w:hAnsi="宋体" w:eastAsia="宋体" w:cs="宋体"/>
-          <w:sz w:val="24"/>
-          <w:szCs w:val="24"/>
-          <w:lang w:val="en-US" w:eastAsia="zh-CN"/>
-        </w:rPr>
-        <w:t>波特率115200</w:t>
-      </w:r>
-    </w:p>
-    <w:p>
-      <w:pPr>
-        <w:widowControl w:val="0"/>
-        <w:numPr>
-          <w:ilvl w:val="0"/>
-          <w:numId w:val="0"/>
-        </w:numPr>
-        <w:ind w:left="420" w:leftChars="0" w:firstLine="420" w:firstLineChars="0"/>
-        <w:jc w:val="both"/>
-        <w:rPr>
-          <w:rFonts w:hint="eastAsia" w:ascii="宋体" w:hAnsi="宋体" w:eastAsia="宋体" w:cs="宋体"/>
-          <w:sz w:val="24"/>
-          <w:szCs w:val="24"/>
-          <w:lang w:val="en-US" w:eastAsia="zh-CN"/>
-        </w:rPr>
-      </w:pPr>
-      <w:r>
-        <w:rPr>
-          <w:rFonts w:hint="eastAsia" w:ascii="宋体" w:hAnsi="宋体" w:eastAsia="宋体" w:cs="宋体"/>
-          <w:sz w:val="24"/>
-          <w:szCs w:val="24"/>
-          <w:lang w:val="en-US" w:eastAsia="zh-CN"/>
-        </w:rPr>
-        <w:t>发送的信息默认以“#”结尾</w:t>
-      </w:r>
-    </w:p>
-    <w:p>
-      <w:pPr>
-        <w:widowControl w:val="0"/>
-        <w:numPr>
-          <w:ilvl w:val="0"/>
-          <w:numId w:val="0"/>
-        </w:numPr>
-        <w:ind w:left="420" w:leftChars="0" w:firstLine="420" w:firstLineChars="0"/>
-        <w:jc w:val="both"/>
-        <w:rPr>
-          <w:rFonts w:hint="default" w:ascii="宋体" w:hAnsi="宋体" w:eastAsia="宋体" w:cs="宋体"/>
-          <w:sz w:val="24"/>
-          <w:szCs w:val="24"/>
-          <w:lang w:val="en-US" w:eastAsia="zh-CN"/>
-        </w:rPr>
-      </w:pPr>
-    </w:p>
-    <w:p>
-      <w:pPr>
-        <w:widowControl w:val="0"/>
-        <w:numPr>
-          <w:ilvl w:val="0"/>
-          <w:numId w:val="0"/>
-        </w:numPr>
-        <w:ind w:firstLine="420" w:firstLineChars="0"/>
-        <w:jc w:val="both"/>
-        <w:rPr>
-          <w:rFonts w:hint="eastAsia" w:ascii="宋体" w:hAnsi="宋体" w:eastAsia="宋体" w:cs="宋体"/>
-          <w:sz w:val="24"/>
-          <w:szCs w:val="24"/>
-          <w:lang w:val="en-US" w:eastAsia="zh-CN"/>
-        </w:rPr>
-      </w:pPr>
-      <w:r>
-        <w:rPr>
-          <w:rFonts w:hint="eastAsia" w:ascii="宋体" w:hAnsi="宋体" w:eastAsia="宋体" w:cs="宋体"/>
-          <w:sz w:val="24"/>
-          <w:szCs w:val="24"/>
-          <w:lang w:val="en-US" w:eastAsia="zh-CN"/>
-        </w:rPr>
-        <w:t>1、ESP32发送指令</w:t>
-      </w:r>
-    </w:p>
-    <w:p>
-      <w:pPr>
-        <w:widowControl w:val="0"/>
-        <w:numPr>
-          <w:ilvl w:val="0"/>
-          <w:numId w:val="0"/>
-        </w:numPr>
-        <w:ind w:firstLine="420" w:firstLineChars="0"/>
-        <w:jc w:val="both"/>
-        <w:rPr>
-          <w:rFonts w:hint="eastAsia" w:ascii="宋体" w:hAnsi="宋体" w:eastAsia="宋体" w:cs="宋体"/>
-          <w:sz w:val="24"/>
-          <w:szCs w:val="24"/>
-          <w:lang w:val="en-US" w:eastAsia="zh-CN"/>
-        </w:rPr>
-      </w:pPr>
-    </w:p>
-    <w:p>
-      <w:pPr>
-        <w:widowControl w:val="0"/>
-        <w:numPr>
-          <w:ilvl w:val="0"/>
-          <w:numId w:val="0"/>
-        </w:numPr>
-        <w:ind w:left="420" w:leftChars="0" w:firstLine="420" w:firstLineChars="0"/>
-        <w:jc w:val="both"/>
-        <w:rPr>
-          <w:rFonts w:hint="eastAsia" w:ascii="宋体" w:hAnsi="宋体" w:eastAsia="宋体" w:cs="宋体"/>
-          <w:sz w:val="24"/>
-          <w:szCs w:val="24"/>
-          <w:lang w:val="en-US" w:eastAsia="zh-CN"/>
-        </w:rPr>
-      </w:pPr>
-      <w:r>
-        <w:rPr>
-          <w:rFonts w:hint="eastAsia" w:ascii="宋体" w:hAnsi="宋体" w:eastAsia="宋体" w:cs="宋体"/>
-          <w:sz w:val="24"/>
-          <w:szCs w:val="24"/>
-          <w:lang w:val="en-US" w:eastAsia="zh-CN"/>
-        </w:rPr>
-        <w:t>Pump:ON</w:t>
-      </w:r>
-    </w:p>
-    <w:p>
-      <w:pPr>
-        <w:widowControl w:val="0"/>
-        <w:numPr>
-          <w:ilvl w:val="0"/>
-          <w:numId w:val="0"/>
-        </w:numPr>
-        <w:ind w:left="420" w:leftChars="0" w:firstLine="420" w:firstLineChars="0"/>
-        <w:jc w:val="both"/>
-        <w:rPr>
-          <w:rFonts w:hint="eastAsia" w:ascii="宋体" w:hAnsi="宋体" w:eastAsia="宋体" w:cs="宋体"/>
-          <w:sz w:val="24"/>
-          <w:szCs w:val="24"/>
-          <w:lang w:val="en-US" w:eastAsia="zh-CN"/>
-        </w:rPr>
-      </w:pPr>
-      <w:r>
-        <w:rPr>
-          <w:rFonts w:hint="eastAsia" w:ascii="宋体" w:hAnsi="宋体" w:eastAsia="宋体" w:cs="宋体"/>
-          <w:sz w:val="24"/>
-          <w:szCs w:val="24"/>
-          <w:lang w:val="en-US" w:eastAsia="zh-CN"/>
-        </w:rPr>
-        <w:t>Pump:OFF</w:t>
-      </w:r>
-    </w:p>
-    <w:p>
-      <w:pPr>
-        <w:widowControl w:val="0"/>
-        <w:numPr>
-          <w:ilvl w:val="0"/>
-          <w:numId w:val="0"/>
-        </w:numPr>
-        <w:ind w:left="420" w:leftChars="0" w:firstLine="420" w:firstLineChars="0"/>
-        <w:jc w:val="both"/>
-        <w:rPr>
-          <w:rFonts w:hint="eastAsia" w:ascii="宋体" w:hAnsi="宋体" w:eastAsia="宋体" w:cs="宋体"/>
-          <w:sz w:val="24"/>
-          <w:szCs w:val="24"/>
-          <w:lang w:val="en-US" w:eastAsia="zh-CN"/>
-        </w:rPr>
-      </w:pPr>
-      <w:r>
-        <w:rPr>
-          <w:rFonts w:hint="eastAsia" w:ascii="宋体" w:hAnsi="宋体" w:eastAsia="宋体" w:cs="宋体"/>
-          <w:sz w:val="24"/>
-          <w:szCs w:val="24"/>
-          <w:lang w:val="en-US" w:eastAsia="zh-CN"/>
-        </w:rPr>
-        <w:t>Heater:ON</w:t>
-      </w:r>
-    </w:p>
-    <w:p>
-      <w:pPr>
-        <w:widowControl w:val="0"/>
-        <w:numPr>
-          <w:ilvl w:val="0"/>
-          <w:numId w:val="0"/>
-        </w:numPr>
-        <w:ind w:left="420" w:leftChars="0" w:firstLine="420" w:firstLineChars="0"/>
-        <w:jc w:val="both"/>
-        <w:rPr>
-          <w:rFonts w:hint="eastAsia" w:ascii="宋体" w:hAnsi="宋体" w:eastAsia="宋体" w:cs="宋体"/>
-          <w:sz w:val="24"/>
-          <w:szCs w:val="24"/>
-          <w:lang w:val="en-US" w:eastAsia="zh-CN"/>
-        </w:rPr>
-      </w:pPr>
-      <w:r>
-        <w:rPr>
-          <w:rFonts w:hint="eastAsia" w:ascii="宋体" w:hAnsi="宋体" w:eastAsia="宋体" w:cs="宋体"/>
-          <w:sz w:val="24"/>
-          <w:szCs w:val="24"/>
-          <w:lang w:val="en-US" w:eastAsia="zh-CN"/>
-        </w:rPr>
-        <w:t>Heater:OFF</w:t>
-      </w:r>
-    </w:p>
-    <w:p>
-      <w:pPr>
-        <w:widowControl w:val="0"/>
-        <w:numPr>
-          <w:ilvl w:val="0"/>
-          <w:numId w:val="0"/>
-        </w:numPr>
-        <w:ind w:left="420" w:leftChars="0" w:firstLine="420" w:firstLineChars="0"/>
-        <w:jc w:val="both"/>
-        <w:rPr>
-          <w:rFonts w:hint="eastAsia" w:ascii="宋体" w:hAnsi="宋体" w:eastAsia="宋体" w:cs="宋体"/>
-          <w:sz w:val="24"/>
-          <w:szCs w:val="24"/>
-          <w:lang w:val="en-US" w:eastAsia="zh-CN"/>
-        </w:rPr>
-      </w:pPr>
-      <w:r>
-        <w:rPr>
-          <w:rFonts w:hint="eastAsia" w:ascii="宋体" w:hAnsi="宋体" w:eastAsia="宋体" w:cs="宋体"/>
-          <w:sz w:val="24"/>
-          <w:szCs w:val="24"/>
-          <w:lang w:val="en-US" w:eastAsia="zh-CN"/>
-        </w:rPr>
-        <w:t>Light:ON</w:t>
-      </w:r>
-    </w:p>
-    <w:p>
-      <w:pPr>
-        <w:widowControl w:val="0"/>
-        <w:numPr>
-          <w:ilvl w:val="0"/>
-          <w:numId w:val="0"/>
-        </w:numPr>
-        <w:ind w:left="420" w:leftChars="0" w:firstLine="420" w:firstLineChars="0"/>
-        <w:jc w:val="both"/>
-        <w:rPr>
-          <w:rFonts w:hint="eastAsia" w:ascii="宋体" w:hAnsi="宋体" w:eastAsia="宋体" w:cs="宋体"/>
-          <w:sz w:val="24"/>
-          <w:szCs w:val="24"/>
-          <w:lang w:val="en-US" w:eastAsia="zh-CN"/>
-        </w:rPr>
-      </w:pPr>
-      <w:r>
-        <w:rPr>
-          <w:rFonts w:hint="eastAsia" w:ascii="宋体" w:hAnsi="宋体" w:eastAsia="宋体" w:cs="宋体"/>
-          <w:sz w:val="24"/>
-          <w:szCs w:val="24"/>
-          <w:lang w:val="en-US" w:eastAsia="zh-CN"/>
-        </w:rPr>
-        <w:t>Light:OFF</w:t>
-      </w:r>
-    </w:p>
-    <w:p>
-      <w:pPr>
-        <w:widowControl w:val="0"/>
-        <w:numPr>
-          <w:ilvl w:val="0"/>
-          <w:numId w:val="0"/>
-        </w:numPr>
-        <w:ind w:left="420" w:leftChars="0" w:firstLine="420" w:firstLineChars="0"/>
-        <w:jc w:val="both"/>
-        <w:rPr>
-          <w:rFonts w:hint="eastAsia" w:ascii="宋体" w:hAnsi="宋体" w:eastAsia="宋体" w:cs="宋体"/>
-          <w:sz w:val="24"/>
-          <w:szCs w:val="24"/>
-          <w:lang w:val="en-US" w:eastAsia="zh-CN"/>
-        </w:rPr>
-      </w:pPr>
-      <w:r>
-        <w:rPr>
-          <w:rFonts w:hint="eastAsia" w:ascii="宋体" w:hAnsi="宋体" w:eastAsia="宋体" w:cs="宋体"/>
-          <w:sz w:val="24"/>
-          <w:szCs w:val="24"/>
-          <w:lang w:val="en-US" w:eastAsia="zh-CN"/>
-        </w:rPr>
-        <w:t>Feed:ON</w:t>
-      </w:r>
-    </w:p>
-    <w:p>
-      <w:pPr>
-        <w:widowControl w:val="0"/>
-        <w:numPr>
-          <w:ilvl w:val="0"/>
-          <w:numId w:val="0"/>
-        </w:numPr>
-        <w:ind w:left="420" w:leftChars="0" w:firstLine="420" w:firstLineChars="0"/>
-        <w:jc w:val="both"/>
-        <w:rPr>
-          <w:rFonts w:hint="eastAsia" w:ascii="宋体" w:hAnsi="宋体" w:eastAsia="宋体" w:cs="宋体"/>
-          <w:sz w:val="24"/>
-          <w:szCs w:val="24"/>
-          <w:lang w:val="en-US" w:eastAsia="zh-CN"/>
-        </w:rPr>
-      </w:pPr>
-    </w:p>
-    <w:p>
-      <w:pPr>
-        <w:widowControl w:val="0"/>
-        <w:numPr>
-          <w:ilvl w:val="0"/>
-          <w:numId w:val="0"/>
-        </w:numPr>
-        <w:ind w:left="420" w:leftChars="0" w:firstLine="420" w:firstLineChars="0"/>
-        <w:jc w:val="both"/>
-        <w:rPr>
-          <w:rFonts w:hint="eastAsia" w:ascii="宋体" w:hAnsi="宋体" w:eastAsia="宋体" w:cs="宋体"/>
-          <w:sz w:val="24"/>
-          <w:szCs w:val="24"/>
-          <w:lang w:val="en-US" w:eastAsia="zh-CN"/>
-        </w:rPr>
-      </w:pPr>
-      <w:r>
-        <w:rPr>
-          <w:rFonts w:hint="eastAsia" w:ascii="宋体" w:hAnsi="宋体" w:eastAsia="宋体" w:cs="宋体"/>
-          <w:sz w:val="24"/>
-          <w:szCs w:val="24"/>
-          <w:lang w:val="en-US" w:eastAsia="zh-CN"/>
-        </w:rPr>
-        <w:t>Get_Temperature</w:t>
-      </w:r>
-    </w:p>
-    <w:p>
-      <w:pPr>
-        <w:widowControl w:val="0"/>
-        <w:numPr>
-          <w:ilvl w:val="0"/>
-          <w:numId w:val="0"/>
-        </w:numPr>
-        <w:ind w:left="420" w:leftChars="0" w:firstLine="420" w:firstLineChars="0"/>
-        <w:jc w:val="both"/>
-        <w:rPr>
-          <w:rFonts w:hint="eastAsia" w:ascii="宋体" w:hAnsi="宋体" w:eastAsia="宋体" w:cs="宋体"/>
-          <w:sz w:val="24"/>
-          <w:szCs w:val="24"/>
-          <w:lang w:val="en-US" w:eastAsia="zh-CN"/>
-        </w:rPr>
-      </w:pPr>
-      <w:r>
-        <w:rPr>
-          <w:rFonts w:hint="eastAsia" w:ascii="宋体" w:hAnsi="宋体" w:eastAsia="宋体" w:cs="宋体"/>
-          <w:sz w:val="24"/>
-          <w:szCs w:val="24"/>
-          <w:lang w:val="en-US" w:eastAsia="zh-CN"/>
-        </w:rPr>
-        <w:t>Get_Light</w:t>
-      </w:r>
     </w:p>
     <w:p>
       <w:pPr>
@@ -8329,6 +8247,7 @@
       <w:pPr>
         <w:widowControl w:val="0"/>
         <w:numPr>
+          <w:ilvl w:val="0"/>
           <w:numId w:val="0"/>
         </w:numPr>
         <w:ind w:left="420" w:leftChars="0"/>

--- a/Project_docx/项目说明.docx
+++ b/Project_docx/项目说明.docx
@@ -6617,20 +6617,20 @@
         <w:ind w:left="420" w:leftChars="0" w:firstLine="420" w:firstLineChars="0"/>
         <w:jc w:val="both"/>
         <w:rPr>
-          <w:rFonts w:hint="eastAsia" w:ascii="宋体" w:hAnsi="宋体" w:eastAsia="宋体" w:cs="宋体"/>
-          <w:sz w:val="24"/>
-          <w:szCs w:val="24"/>
-          <w:lang w:val="en-US" w:eastAsia="zh-CN"/>
-        </w:rPr>
-      </w:pPr>
-      <w:r>
-        <w:rPr>
-          <w:rFonts w:hint="eastAsia" w:ascii="宋体" w:hAnsi="宋体" w:eastAsia="宋体" w:cs="宋体"/>
-          <w:sz w:val="24"/>
-          <w:szCs w:val="24"/>
-          <w:lang w:val="en-US" w:eastAsia="zh-CN"/>
-        </w:rPr>
-        <w:t>风扇 TB6612+直流电机 pwm PA2 TIM2_CH3</w:t>
+          <w:rFonts w:hint="default" w:ascii="宋体" w:hAnsi="宋体" w:eastAsia="宋体" w:cs="宋体"/>
+          <w:sz w:val="24"/>
+          <w:szCs w:val="24"/>
+          <w:lang w:val="en-US" w:eastAsia="zh-CN"/>
+        </w:rPr>
+      </w:pPr>
+      <w:r>
+        <w:rPr>
+          <w:rFonts w:hint="eastAsia" w:ascii="宋体" w:hAnsi="宋体" w:eastAsia="宋体" w:cs="宋体"/>
+          <w:sz w:val="24"/>
+          <w:szCs w:val="24"/>
+          <w:lang w:val="en-US" w:eastAsia="zh-CN"/>
+        </w:rPr>
+        <w:t>风扇 TB6612+直流电机 pwm PA2 TIM2_CH3 ，PG10</w:t>
       </w:r>
     </w:p>
     <w:p>
@@ -6813,481 +6813,481 @@
           <w:lang w:val="en-US" w:eastAsia="zh-CN"/>
         </w:rPr>
         <w:t>RX PA10</w:t>
-      </w:r>
-    </w:p>
-    <w:p>
-      <w:pPr>
-        <w:widowControl w:val="0"/>
-        <w:numPr>
-          <w:ilvl w:val="0"/>
-          <w:numId w:val="0"/>
-        </w:numPr>
-        <w:ind w:firstLine="420" w:firstLineChars="0"/>
-        <w:jc w:val="both"/>
-        <w:rPr>
-          <w:rFonts w:hint="default" w:ascii="宋体" w:hAnsi="宋体" w:eastAsia="宋体" w:cs="宋体"/>
-          <w:sz w:val="24"/>
-          <w:szCs w:val="24"/>
-          <w:lang w:val="en-US" w:eastAsia="zh-CN"/>
-        </w:rPr>
-      </w:pPr>
-    </w:p>
-    <w:p>
-      <w:pPr>
-        <w:widowControl w:val="0"/>
-        <w:numPr>
-          <w:ilvl w:val="0"/>
-          <w:numId w:val="0"/>
-        </w:numPr>
-        <w:ind w:firstLine="420" w:firstLineChars="0"/>
-        <w:jc w:val="both"/>
-        <w:rPr>
-          <w:rFonts w:hint="default" w:ascii="宋体" w:hAnsi="宋体" w:eastAsia="宋体" w:cs="宋体"/>
-          <w:sz w:val="24"/>
-          <w:szCs w:val="24"/>
-          <w:lang w:val="en-US" w:eastAsia="zh-CN"/>
-        </w:rPr>
-      </w:pPr>
-    </w:p>
-    <w:p>
-      <w:pPr>
-        <w:widowControl w:val="0"/>
-        <w:numPr>
-          <w:ilvl w:val="0"/>
-          <w:numId w:val="0"/>
-        </w:numPr>
-        <w:ind w:firstLine="420" w:firstLineChars="0"/>
-        <w:jc w:val="both"/>
-        <w:rPr>
-          <w:rFonts w:hint="default" w:ascii="宋体" w:hAnsi="宋体" w:eastAsia="宋体" w:cs="宋体"/>
-          <w:sz w:val="24"/>
-          <w:szCs w:val="24"/>
-          <w:lang w:val="en-US" w:eastAsia="zh-CN"/>
-        </w:rPr>
-      </w:pPr>
-    </w:p>
-    <w:p>
-      <w:pPr>
-        <w:widowControl w:val="0"/>
-        <w:numPr>
-          <w:ilvl w:val="0"/>
-          <w:numId w:val="0"/>
-        </w:numPr>
-        <w:ind w:firstLine="420" w:firstLineChars="0"/>
-        <w:jc w:val="both"/>
-        <w:rPr>
-          <w:rFonts w:hint="default" w:ascii="宋体" w:hAnsi="宋体" w:eastAsia="宋体" w:cs="宋体"/>
-          <w:sz w:val="24"/>
-          <w:szCs w:val="24"/>
-          <w:lang w:val="en-US" w:eastAsia="zh-CN"/>
-        </w:rPr>
-      </w:pPr>
-    </w:p>
-    <w:p>
-      <w:pPr>
-        <w:widowControl w:val="0"/>
-        <w:numPr>
-          <w:ilvl w:val="0"/>
-          <w:numId w:val="8"/>
-        </w:numPr>
-        <w:jc w:val="both"/>
-        <w:rPr>
-          <w:rFonts w:ascii="宋体" w:hAnsi="宋体" w:eastAsia="宋体" w:cs="宋体"/>
-          <w:sz w:val="24"/>
-          <w:szCs w:val="24"/>
-        </w:rPr>
-      </w:pPr>
-      <w:r>
-        <w:rPr>
-          <w:rFonts w:hint="eastAsia" w:ascii="宋体" w:hAnsi="宋体" w:eastAsia="宋体" w:cs="宋体"/>
-          <w:sz w:val="24"/>
-          <w:szCs w:val="24"/>
-          <w:lang w:val="en-US" w:eastAsia="zh-CN"/>
-        </w:rPr>
-        <w:t>串口通信指令与信息</w:t>
-      </w:r>
-    </w:p>
-    <w:p>
-      <w:pPr>
-        <w:widowControl w:val="0"/>
-        <w:numPr>
-          <w:ilvl w:val="0"/>
-          <w:numId w:val="0"/>
-        </w:numPr>
-        <w:ind w:left="420" w:leftChars="0" w:firstLine="420" w:firstLineChars="0"/>
-        <w:jc w:val="both"/>
-        <w:rPr>
-          <w:rFonts w:hint="eastAsia" w:ascii="宋体" w:hAnsi="宋体" w:eastAsia="宋体" w:cs="宋体"/>
-          <w:sz w:val="24"/>
-          <w:szCs w:val="24"/>
-          <w:lang w:val="en-US" w:eastAsia="zh-CN"/>
-        </w:rPr>
-      </w:pPr>
-    </w:p>
-    <w:p>
-      <w:pPr>
-        <w:widowControl w:val="0"/>
-        <w:numPr>
-          <w:ilvl w:val="0"/>
-          <w:numId w:val="0"/>
-        </w:numPr>
-        <w:ind w:left="420" w:leftChars="0" w:firstLine="420" w:firstLineChars="0"/>
-        <w:jc w:val="both"/>
-        <w:rPr>
-          <w:rFonts w:hint="default" w:ascii="宋体" w:hAnsi="宋体" w:eastAsia="宋体" w:cs="宋体"/>
-          <w:sz w:val="24"/>
-          <w:szCs w:val="24"/>
-          <w:lang w:val="en-US" w:eastAsia="zh-CN"/>
-        </w:rPr>
-      </w:pPr>
-      <w:r>
-        <w:rPr>
-          <w:rFonts w:hint="eastAsia" w:ascii="宋体" w:hAnsi="宋体" w:eastAsia="宋体" w:cs="宋体"/>
-          <w:sz w:val="24"/>
-          <w:szCs w:val="24"/>
-          <w:lang w:val="en-US" w:eastAsia="zh-CN"/>
-        </w:rPr>
-        <w:t>波特率115200</w:t>
-      </w:r>
-    </w:p>
-    <w:p>
-      <w:pPr>
-        <w:widowControl w:val="0"/>
-        <w:numPr>
-          <w:ilvl w:val="0"/>
-          <w:numId w:val="0"/>
-        </w:numPr>
-        <w:ind w:left="420" w:leftChars="0" w:firstLine="420" w:firstLineChars="0"/>
-        <w:jc w:val="both"/>
-        <w:rPr>
-          <w:rFonts w:hint="eastAsia" w:ascii="宋体" w:hAnsi="宋体" w:eastAsia="宋体" w:cs="宋体"/>
-          <w:sz w:val="24"/>
-          <w:szCs w:val="24"/>
-          <w:lang w:val="en-US" w:eastAsia="zh-CN"/>
-        </w:rPr>
-      </w:pPr>
-      <w:r>
-        <w:rPr>
-          <w:rFonts w:hint="eastAsia" w:ascii="宋体" w:hAnsi="宋体" w:eastAsia="宋体" w:cs="宋体"/>
-          <w:sz w:val="24"/>
-          <w:szCs w:val="24"/>
-          <w:lang w:val="en-US" w:eastAsia="zh-CN"/>
-        </w:rPr>
-        <w:t>发送的信息默认以“#”结尾</w:t>
-      </w:r>
-    </w:p>
-    <w:p>
-      <w:pPr>
-        <w:widowControl w:val="0"/>
-        <w:numPr>
-          <w:ilvl w:val="0"/>
-          <w:numId w:val="0"/>
-        </w:numPr>
-        <w:ind w:left="420" w:leftChars="0" w:firstLine="420" w:firstLineChars="0"/>
-        <w:jc w:val="both"/>
-        <w:rPr>
-          <w:rFonts w:hint="default" w:ascii="宋体" w:hAnsi="宋体" w:eastAsia="宋体" w:cs="宋体"/>
-          <w:sz w:val="24"/>
-          <w:szCs w:val="24"/>
-          <w:lang w:val="en-US" w:eastAsia="zh-CN"/>
-        </w:rPr>
-      </w:pPr>
-    </w:p>
-    <w:p>
-      <w:pPr>
-        <w:widowControl w:val="0"/>
-        <w:numPr>
-          <w:ilvl w:val="0"/>
-          <w:numId w:val="0"/>
-        </w:numPr>
-        <w:ind w:firstLine="420" w:firstLineChars="0"/>
-        <w:jc w:val="both"/>
-        <w:rPr>
-          <w:rFonts w:hint="eastAsia" w:ascii="宋体" w:hAnsi="宋体" w:eastAsia="宋体" w:cs="宋体"/>
-          <w:sz w:val="24"/>
-          <w:szCs w:val="24"/>
-          <w:lang w:val="en-US" w:eastAsia="zh-CN"/>
-        </w:rPr>
-      </w:pPr>
-      <w:r>
-        <w:rPr>
-          <w:rFonts w:hint="eastAsia" w:ascii="宋体" w:hAnsi="宋体" w:eastAsia="宋体" w:cs="宋体"/>
-          <w:sz w:val="24"/>
-          <w:szCs w:val="24"/>
-          <w:lang w:val="en-US" w:eastAsia="zh-CN"/>
-        </w:rPr>
-        <w:t>1、ESP32发送指令</w:t>
-      </w:r>
-    </w:p>
-    <w:p>
-      <w:pPr>
-        <w:widowControl w:val="0"/>
-        <w:numPr>
-          <w:ilvl w:val="0"/>
-          <w:numId w:val="0"/>
-        </w:numPr>
-        <w:ind w:firstLine="420" w:firstLineChars="0"/>
-        <w:jc w:val="both"/>
-        <w:rPr>
-          <w:rFonts w:hint="eastAsia" w:ascii="宋体" w:hAnsi="宋体" w:eastAsia="宋体" w:cs="宋体"/>
-          <w:sz w:val="24"/>
-          <w:szCs w:val="24"/>
-          <w:lang w:val="en-US" w:eastAsia="zh-CN"/>
-        </w:rPr>
-      </w:pPr>
-    </w:p>
-    <w:p>
-      <w:pPr>
-        <w:widowControl w:val="0"/>
-        <w:numPr>
-          <w:ilvl w:val="0"/>
-          <w:numId w:val="0"/>
-        </w:numPr>
-        <w:ind w:left="420" w:leftChars="0" w:firstLine="420" w:firstLineChars="0"/>
-        <w:jc w:val="both"/>
-        <w:rPr>
-          <w:rFonts w:hint="eastAsia" w:ascii="宋体" w:hAnsi="宋体" w:eastAsia="宋体" w:cs="宋体"/>
-          <w:sz w:val="24"/>
-          <w:szCs w:val="24"/>
-          <w:lang w:val="en-US" w:eastAsia="zh-CN"/>
-        </w:rPr>
-      </w:pPr>
-      <w:r>
-        <w:rPr>
-          <w:rFonts w:hint="eastAsia" w:ascii="宋体" w:hAnsi="宋体" w:eastAsia="宋体" w:cs="宋体"/>
-          <w:sz w:val="24"/>
-          <w:szCs w:val="24"/>
-          <w:lang w:val="en-US" w:eastAsia="zh-CN"/>
-        </w:rPr>
-        <w:t>Pump:ON</w:t>
-      </w:r>
-    </w:p>
-    <w:p>
-      <w:pPr>
-        <w:widowControl w:val="0"/>
-        <w:numPr>
-          <w:ilvl w:val="0"/>
-          <w:numId w:val="0"/>
-        </w:numPr>
-        <w:ind w:left="420" w:leftChars="0" w:firstLine="420" w:firstLineChars="0"/>
-        <w:jc w:val="both"/>
-        <w:rPr>
-          <w:rFonts w:hint="eastAsia" w:ascii="宋体" w:hAnsi="宋体" w:eastAsia="宋体" w:cs="宋体"/>
-          <w:sz w:val="24"/>
-          <w:szCs w:val="24"/>
-          <w:lang w:val="en-US" w:eastAsia="zh-CN"/>
-        </w:rPr>
-      </w:pPr>
-      <w:r>
-        <w:rPr>
-          <w:rFonts w:hint="eastAsia" w:ascii="宋体" w:hAnsi="宋体" w:eastAsia="宋体" w:cs="宋体"/>
-          <w:sz w:val="24"/>
-          <w:szCs w:val="24"/>
-          <w:lang w:val="en-US" w:eastAsia="zh-CN"/>
-        </w:rPr>
-        <w:t>Pump:OFF</w:t>
-      </w:r>
-    </w:p>
-    <w:p>
-      <w:pPr>
-        <w:widowControl w:val="0"/>
-        <w:numPr>
-          <w:ilvl w:val="0"/>
-          <w:numId w:val="0"/>
-        </w:numPr>
-        <w:ind w:left="420" w:leftChars="0" w:firstLine="420" w:firstLineChars="0"/>
-        <w:jc w:val="both"/>
-        <w:rPr>
-          <w:rFonts w:hint="eastAsia" w:ascii="宋体" w:hAnsi="宋体" w:eastAsia="宋体" w:cs="宋体"/>
-          <w:sz w:val="24"/>
-          <w:szCs w:val="24"/>
-          <w:lang w:val="en-US" w:eastAsia="zh-CN"/>
-        </w:rPr>
-      </w:pPr>
-      <w:r>
-        <w:rPr>
-          <w:rFonts w:hint="eastAsia" w:ascii="宋体" w:hAnsi="宋体" w:eastAsia="宋体" w:cs="宋体"/>
-          <w:sz w:val="24"/>
-          <w:szCs w:val="24"/>
-          <w:lang w:val="en-US" w:eastAsia="zh-CN"/>
-        </w:rPr>
-        <w:t>Heater:ON</w:t>
-      </w:r>
-    </w:p>
-    <w:p>
-      <w:pPr>
-        <w:widowControl w:val="0"/>
-        <w:numPr>
-          <w:ilvl w:val="0"/>
-          <w:numId w:val="0"/>
-        </w:numPr>
-        <w:ind w:left="420" w:leftChars="0" w:firstLine="420" w:firstLineChars="0"/>
-        <w:jc w:val="both"/>
-        <w:rPr>
-          <w:rFonts w:hint="eastAsia" w:ascii="宋体" w:hAnsi="宋体" w:eastAsia="宋体" w:cs="宋体"/>
-          <w:sz w:val="24"/>
-          <w:szCs w:val="24"/>
-          <w:lang w:val="en-US" w:eastAsia="zh-CN"/>
-        </w:rPr>
-      </w:pPr>
-      <w:r>
-        <w:rPr>
-          <w:rFonts w:hint="eastAsia" w:ascii="宋体" w:hAnsi="宋体" w:eastAsia="宋体" w:cs="宋体"/>
-          <w:sz w:val="24"/>
-          <w:szCs w:val="24"/>
-          <w:lang w:val="en-US" w:eastAsia="zh-CN"/>
-        </w:rPr>
-        <w:t>Heater:OFF</w:t>
-      </w:r>
-    </w:p>
-    <w:p>
-      <w:pPr>
-        <w:widowControl w:val="0"/>
-        <w:numPr>
-          <w:ilvl w:val="0"/>
-          <w:numId w:val="0"/>
-        </w:numPr>
-        <w:ind w:left="420" w:leftChars="0" w:firstLine="420" w:firstLineChars="0"/>
-        <w:jc w:val="both"/>
-        <w:rPr>
-          <w:rFonts w:hint="eastAsia" w:ascii="宋体" w:hAnsi="宋体" w:eastAsia="宋体" w:cs="宋体"/>
-          <w:sz w:val="24"/>
-          <w:szCs w:val="24"/>
-          <w:lang w:val="en-US" w:eastAsia="zh-CN"/>
-        </w:rPr>
-      </w:pPr>
-      <w:r>
-        <w:rPr>
-          <w:rFonts w:hint="eastAsia" w:ascii="宋体" w:hAnsi="宋体" w:eastAsia="宋体" w:cs="宋体"/>
-          <w:sz w:val="24"/>
-          <w:szCs w:val="24"/>
-          <w:lang w:val="en-US" w:eastAsia="zh-CN"/>
-        </w:rPr>
-        <w:t>Light:ON</w:t>
-      </w:r>
-    </w:p>
-    <w:p>
-      <w:pPr>
-        <w:widowControl w:val="0"/>
-        <w:numPr>
-          <w:ilvl w:val="0"/>
-          <w:numId w:val="0"/>
-        </w:numPr>
-        <w:ind w:left="420" w:leftChars="0" w:firstLine="420" w:firstLineChars="0"/>
-        <w:jc w:val="both"/>
-        <w:rPr>
-          <w:rFonts w:hint="eastAsia" w:ascii="宋体" w:hAnsi="宋体" w:eastAsia="宋体" w:cs="宋体"/>
-          <w:sz w:val="24"/>
-          <w:szCs w:val="24"/>
-          <w:lang w:val="en-US" w:eastAsia="zh-CN"/>
-        </w:rPr>
-      </w:pPr>
-      <w:r>
-        <w:rPr>
-          <w:rFonts w:hint="eastAsia" w:ascii="宋体" w:hAnsi="宋体" w:eastAsia="宋体" w:cs="宋体"/>
-          <w:sz w:val="24"/>
-          <w:szCs w:val="24"/>
-          <w:lang w:val="en-US" w:eastAsia="zh-CN"/>
-        </w:rPr>
-        <w:t>Light:OFF</w:t>
-      </w:r>
-    </w:p>
-    <w:p>
-      <w:pPr>
-        <w:widowControl w:val="0"/>
-        <w:numPr>
-          <w:ilvl w:val="0"/>
-          <w:numId w:val="0"/>
-        </w:numPr>
-        <w:ind w:left="420" w:leftChars="0" w:firstLine="420" w:firstLineChars="0"/>
-        <w:jc w:val="both"/>
-        <w:rPr>
-          <w:rFonts w:hint="eastAsia" w:ascii="宋体" w:hAnsi="宋体" w:eastAsia="宋体" w:cs="宋体"/>
-          <w:sz w:val="24"/>
-          <w:szCs w:val="24"/>
-          <w:lang w:val="en-US" w:eastAsia="zh-CN"/>
-        </w:rPr>
-      </w:pPr>
-      <w:r>
-        <w:rPr>
-          <w:rFonts w:hint="eastAsia" w:ascii="宋体" w:hAnsi="宋体" w:eastAsia="宋体" w:cs="宋体"/>
-          <w:sz w:val="24"/>
-          <w:szCs w:val="24"/>
-          <w:lang w:val="en-US" w:eastAsia="zh-CN"/>
-        </w:rPr>
-        <w:t>Feed:ON</w:t>
-      </w:r>
-    </w:p>
-    <w:p>
-      <w:pPr>
-        <w:widowControl w:val="0"/>
-        <w:numPr>
-          <w:ilvl w:val="0"/>
-          <w:numId w:val="0"/>
-        </w:numPr>
-        <w:ind w:left="420" w:leftChars="0" w:firstLine="420" w:firstLineChars="0"/>
-        <w:jc w:val="both"/>
-        <w:rPr>
-          <w:rFonts w:hint="eastAsia" w:ascii="宋体" w:hAnsi="宋体" w:eastAsia="宋体" w:cs="宋体"/>
-          <w:sz w:val="24"/>
-          <w:szCs w:val="24"/>
-          <w:lang w:val="en-US" w:eastAsia="zh-CN"/>
-        </w:rPr>
-      </w:pPr>
-    </w:p>
-    <w:p>
-      <w:pPr>
-        <w:widowControl w:val="0"/>
-        <w:numPr>
-          <w:ilvl w:val="0"/>
-          <w:numId w:val="0"/>
-        </w:numPr>
-        <w:ind w:left="420" w:leftChars="0" w:firstLine="420" w:firstLineChars="0"/>
-        <w:jc w:val="both"/>
-        <w:rPr>
-          <w:rFonts w:hint="eastAsia" w:ascii="宋体" w:hAnsi="宋体" w:eastAsia="宋体" w:cs="宋体"/>
-          <w:sz w:val="24"/>
-          <w:szCs w:val="24"/>
-          <w:lang w:val="en-US" w:eastAsia="zh-CN"/>
-        </w:rPr>
-      </w:pPr>
-      <w:r>
-        <w:rPr>
-          <w:rFonts w:hint="eastAsia" w:ascii="宋体" w:hAnsi="宋体" w:eastAsia="宋体" w:cs="宋体"/>
-          <w:sz w:val="24"/>
-          <w:szCs w:val="24"/>
-          <w:lang w:val="en-US" w:eastAsia="zh-CN"/>
-        </w:rPr>
-        <w:t>Get_Temperature</w:t>
-      </w:r>
-    </w:p>
-    <w:p>
-      <w:pPr>
-        <w:widowControl w:val="0"/>
-        <w:numPr>
-          <w:ilvl w:val="0"/>
-          <w:numId w:val="0"/>
-        </w:numPr>
-        <w:ind w:left="420" w:leftChars="0" w:firstLine="420" w:firstLineChars="0"/>
-        <w:jc w:val="both"/>
-        <w:rPr>
-          <w:rFonts w:hint="eastAsia" w:ascii="宋体" w:hAnsi="宋体" w:eastAsia="宋体" w:cs="宋体"/>
-          <w:sz w:val="24"/>
-          <w:szCs w:val="24"/>
-          <w:lang w:val="en-US" w:eastAsia="zh-CN"/>
-        </w:rPr>
-      </w:pPr>
-      <w:r>
-        <w:rPr>
-          <w:rFonts w:hint="eastAsia" w:ascii="宋体" w:hAnsi="宋体" w:eastAsia="宋体" w:cs="宋体"/>
-          <w:sz w:val="24"/>
-          <w:szCs w:val="24"/>
-          <w:lang w:val="en-US" w:eastAsia="zh-CN"/>
-        </w:rPr>
-        <w:t>Get_Light</w:t>
       </w:r>
       <w:bookmarkStart w:id="0" w:name="_GoBack"/>
       <w:bookmarkEnd w:id="0"/>
+    </w:p>
+    <w:p>
+      <w:pPr>
+        <w:widowControl w:val="0"/>
+        <w:numPr>
+          <w:ilvl w:val="0"/>
+          <w:numId w:val="0"/>
+        </w:numPr>
+        <w:ind w:firstLine="420" w:firstLineChars="0"/>
+        <w:jc w:val="both"/>
+        <w:rPr>
+          <w:rFonts w:hint="default" w:ascii="宋体" w:hAnsi="宋体" w:eastAsia="宋体" w:cs="宋体"/>
+          <w:sz w:val="24"/>
+          <w:szCs w:val="24"/>
+          <w:lang w:val="en-US" w:eastAsia="zh-CN"/>
+        </w:rPr>
+      </w:pPr>
+    </w:p>
+    <w:p>
+      <w:pPr>
+        <w:widowControl w:val="0"/>
+        <w:numPr>
+          <w:ilvl w:val="0"/>
+          <w:numId w:val="0"/>
+        </w:numPr>
+        <w:ind w:firstLine="420" w:firstLineChars="0"/>
+        <w:jc w:val="both"/>
+        <w:rPr>
+          <w:rFonts w:hint="default" w:ascii="宋体" w:hAnsi="宋体" w:eastAsia="宋体" w:cs="宋体"/>
+          <w:sz w:val="24"/>
+          <w:szCs w:val="24"/>
+          <w:lang w:val="en-US" w:eastAsia="zh-CN"/>
+        </w:rPr>
+      </w:pPr>
+    </w:p>
+    <w:p>
+      <w:pPr>
+        <w:widowControl w:val="0"/>
+        <w:numPr>
+          <w:ilvl w:val="0"/>
+          <w:numId w:val="0"/>
+        </w:numPr>
+        <w:ind w:firstLine="420" w:firstLineChars="0"/>
+        <w:jc w:val="both"/>
+        <w:rPr>
+          <w:rFonts w:hint="default" w:ascii="宋体" w:hAnsi="宋体" w:eastAsia="宋体" w:cs="宋体"/>
+          <w:sz w:val="24"/>
+          <w:szCs w:val="24"/>
+          <w:lang w:val="en-US" w:eastAsia="zh-CN"/>
+        </w:rPr>
+      </w:pPr>
+    </w:p>
+    <w:p>
+      <w:pPr>
+        <w:widowControl w:val="0"/>
+        <w:numPr>
+          <w:ilvl w:val="0"/>
+          <w:numId w:val="0"/>
+        </w:numPr>
+        <w:ind w:firstLine="420" w:firstLineChars="0"/>
+        <w:jc w:val="both"/>
+        <w:rPr>
+          <w:rFonts w:hint="default" w:ascii="宋体" w:hAnsi="宋体" w:eastAsia="宋体" w:cs="宋体"/>
+          <w:sz w:val="24"/>
+          <w:szCs w:val="24"/>
+          <w:lang w:val="en-US" w:eastAsia="zh-CN"/>
+        </w:rPr>
+      </w:pPr>
+    </w:p>
+    <w:p>
+      <w:pPr>
+        <w:widowControl w:val="0"/>
+        <w:numPr>
+          <w:ilvl w:val="0"/>
+          <w:numId w:val="8"/>
+        </w:numPr>
+        <w:jc w:val="both"/>
+        <w:rPr>
+          <w:rFonts w:ascii="宋体" w:hAnsi="宋体" w:eastAsia="宋体" w:cs="宋体"/>
+          <w:sz w:val="24"/>
+          <w:szCs w:val="24"/>
+        </w:rPr>
+      </w:pPr>
+      <w:r>
+        <w:rPr>
+          <w:rFonts w:hint="eastAsia" w:ascii="宋体" w:hAnsi="宋体" w:eastAsia="宋体" w:cs="宋体"/>
+          <w:sz w:val="24"/>
+          <w:szCs w:val="24"/>
+          <w:lang w:val="en-US" w:eastAsia="zh-CN"/>
+        </w:rPr>
+        <w:t>串口通信指令与信息</w:t>
+      </w:r>
+    </w:p>
+    <w:p>
+      <w:pPr>
+        <w:widowControl w:val="0"/>
+        <w:numPr>
+          <w:ilvl w:val="0"/>
+          <w:numId w:val="0"/>
+        </w:numPr>
+        <w:ind w:left="420" w:leftChars="0" w:firstLine="420" w:firstLineChars="0"/>
+        <w:jc w:val="both"/>
+        <w:rPr>
+          <w:rFonts w:hint="eastAsia" w:ascii="宋体" w:hAnsi="宋体" w:eastAsia="宋体" w:cs="宋体"/>
+          <w:sz w:val="24"/>
+          <w:szCs w:val="24"/>
+          <w:lang w:val="en-US" w:eastAsia="zh-CN"/>
+        </w:rPr>
+      </w:pPr>
+    </w:p>
+    <w:p>
+      <w:pPr>
+        <w:widowControl w:val="0"/>
+        <w:numPr>
+          <w:ilvl w:val="0"/>
+          <w:numId w:val="0"/>
+        </w:numPr>
+        <w:ind w:left="420" w:leftChars="0" w:firstLine="420" w:firstLineChars="0"/>
+        <w:jc w:val="both"/>
+        <w:rPr>
+          <w:rFonts w:hint="default" w:ascii="宋体" w:hAnsi="宋体" w:eastAsia="宋体" w:cs="宋体"/>
+          <w:sz w:val="24"/>
+          <w:szCs w:val="24"/>
+          <w:lang w:val="en-US" w:eastAsia="zh-CN"/>
+        </w:rPr>
+      </w:pPr>
+      <w:r>
+        <w:rPr>
+          <w:rFonts w:hint="eastAsia" w:ascii="宋体" w:hAnsi="宋体" w:eastAsia="宋体" w:cs="宋体"/>
+          <w:sz w:val="24"/>
+          <w:szCs w:val="24"/>
+          <w:lang w:val="en-US" w:eastAsia="zh-CN"/>
+        </w:rPr>
+        <w:t>波特率115200</w:t>
+      </w:r>
+    </w:p>
+    <w:p>
+      <w:pPr>
+        <w:widowControl w:val="0"/>
+        <w:numPr>
+          <w:ilvl w:val="0"/>
+          <w:numId w:val="0"/>
+        </w:numPr>
+        <w:ind w:left="420" w:leftChars="0" w:firstLine="420" w:firstLineChars="0"/>
+        <w:jc w:val="both"/>
+        <w:rPr>
+          <w:rFonts w:hint="eastAsia" w:ascii="宋体" w:hAnsi="宋体" w:eastAsia="宋体" w:cs="宋体"/>
+          <w:sz w:val="24"/>
+          <w:szCs w:val="24"/>
+          <w:lang w:val="en-US" w:eastAsia="zh-CN"/>
+        </w:rPr>
+      </w:pPr>
+      <w:r>
+        <w:rPr>
+          <w:rFonts w:hint="eastAsia" w:ascii="宋体" w:hAnsi="宋体" w:eastAsia="宋体" w:cs="宋体"/>
+          <w:sz w:val="24"/>
+          <w:szCs w:val="24"/>
+          <w:lang w:val="en-US" w:eastAsia="zh-CN"/>
+        </w:rPr>
+        <w:t>发送的信息默认以“#”结尾</w:t>
+      </w:r>
+    </w:p>
+    <w:p>
+      <w:pPr>
+        <w:widowControl w:val="0"/>
+        <w:numPr>
+          <w:ilvl w:val="0"/>
+          <w:numId w:val="0"/>
+        </w:numPr>
+        <w:ind w:left="420" w:leftChars="0" w:firstLine="420" w:firstLineChars="0"/>
+        <w:jc w:val="both"/>
+        <w:rPr>
+          <w:rFonts w:hint="default" w:ascii="宋体" w:hAnsi="宋体" w:eastAsia="宋体" w:cs="宋体"/>
+          <w:sz w:val="24"/>
+          <w:szCs w:val="24"/>
+          <w:lang w:val="en-US" w:eastAsia="zh-CN"/>
+        </w:rPr>
+      </w:pPr>
+    </w:p>
+    <w:p>
+      <w:pPr>
+        <w:widowControl w:val="0"/>
+        <w:numPr>
+          <w:ilvl w:val="0"/>
+          <w:numId w:val="0"/>
+        </w:numPr>
+        <w:ind w:firstLine="420" w:firstLineChars="0"/>
+        <w:jc w:val="both"/>
+        <w:rPr>
+          <w:rFonts w:hint="eastAsia" w:ascii="宋体" w:hAnsi="宋体" w:eastAsia="宋体" w:cs="宋体"/>
+          <w:sz w:val="24"/>
+          <w:szCs w:val="24"/>
+          <w:lang w:val="en-US" w:eastAsia="zh-CN"/>
+        </w:rPr>
+      </w:pPr>
+      <w:r>
+        <w:rPr>
+          <w:rFonts w:hint="eastAsia" w:ascii="宋体" w:hAnsi="宋体" w:eastAsia="宋体" w:cs="宋体"/>
+          <w:sz w:val="24"/>
+          <w:szCs w:val="24"/>
+          <w:lang w:val="en-US" w:eastAsia="zh-CN"/>
+        </w:rPr>
+        <w:t>1、ESP32发送指令</w:t>
+      </w:r>
+    </w:p>
+    <w:p>
+      <w:pPr>
+        <w:widowControl w:val="0"/>
+        <w:numPr>
+          <w:ilvl w:val="0"/>
+          <w:numId w:val="0"/>
+        </w:numPr>
+        <w:ind w:firstLine="420" w:firstLineChars="0"/>
+        <w:jc w:val="both"/>
+        <w:rPr>
+          <w:rFonts w:hint="eastAsia" w:ascii="宋体" w:hAnsi="宋体" w:eastAsia="宋体" w:cs="宋体"/>
+          <w:sz w:val="24"/>
+          <w:szCs w:val="24"/>
+          <w:lang w:val="en-US" w:eastAsia="zh-CN"/>
+        </w:rPr>
+      </w:pPr>
+    </w:p>
+    <w:p>
+      <w:pPr>
+        <w:widowControl w:val="0"/>
+        <w:numPr>
+          <w:ilvl w:val="0"/>
+          <w:numId w:val="0"/>
+        </w:numPr>
+        <w:ind w:left="420" w:leftChars="0" w:firstLine="420" w:firstLineChars="0"/>
+        <w:jc w:val="both"/>
+        <w:rPr>
+          <w:rFonts w:hint="eastAsia" w:ascii="宋体" w:hAnsi="宋体" w:eastAsia="宋体" w:cs="宋体"/>
+          <w:sz w:val="24"/>
+          <w:szCs w:val="24"/>
+          <w:lang w:val="en-US" w:eastAsia="zh-CN"/>
+        </w:rPr>
+      </w:pPr>
+      <w:r>
+        <w:rPr>
+          <w:rFonts w:hint="eastAsia" w:ascii="宋体" w:hAnsi="宋体" w:eastAsia="宋体" w:cs="宋体"/>
+          <w:sz w:val="24"/>
+          <w:szCs w:val="24"/>
+          <w:lang w:val="en-US" w:eastAsia="zh-CN"/>
+        </w:rPr>
+        <w:t>Pump:ON</w:t>
+      </w:r>
+    </w:p>
+    <w:p>
+      <w:pPr>
+        <w:widowControl w:val="0"/>
+        <w:numPr>
+          <w:ilvl w:val="0"/>
+          <w:numId w:val="0"/>
+        </w:numPr>
+        <w:ind w:left="420" w:leftChars="0" w:firstLine="420" w:firstLineChars="0"/>
+        <w:jc w:val="both"/>
+        <w:rPr>
+          <w:rFonts w:hint="eastAsia" w:ascii="宋体" w:hAnsi="宋体" w:eastAsia="宋体" w:cs="宋体"/>
+          <w:sz w:val="24"/>
+          <w:szCs w:val="24"/>
+          <w:lang w:val="en-US" w:eastAsia="zh-CN"/>
+        </w:rPr>
+      </w:pPr>
+      <w:r>
+        <w:rPr>
+          <w:rFonts w:hint="eastAsia" w:ascii="宋体" w:hAnsi="宋体" w:eastAsia="宋体" w:cs="宋体"/>
+          <w:sz w:val="24"/>
+          <w:szCs w:val="24"/>
+          <w:lang w:val="en-US" w:eastAsia="zh-CN"/>
+        </w:rPr>
+        <w:t>Pump:OFF</w:t>
+      </w:r>
+    </w:p>
+    <w:p>
+      <w:pPr>
+        <w:widowControl w:val="0"/>
+        <w:numPr>
+          <w:ilvl w:val="0"/>
+          <w:numId w:val="0"/>
+        </w:numPr>
+        <w:ind w:left="420" w:leftChars="0" w:firstLine="420" w:firstLineChars="0"/>
+        <w:jc w:val="both"/>
+        <w:rPr>
+          <w:rFonts w:hint="eastAsia" w:ascii="宋体" w:hAnsi="宋体" w:eastAsia="宋体" w:cs="宋体"/>
+          <w:sz w:val="24"/>
+          <w:szCs w:val="24"/>
+          <w:lang w:val="en-US" w:eastAsia="zh-CN"/>
+        </w:rPr>
+      </w:pPr>
+      <w:r>
+        <w:rPr>
+          <w:rFonts w:hint="eastAsia" w:ascii="宋体" w:hAnsi="宋体" w:eastAsia="宋体" w:cs="宋体"/>
+          <w:sz w:val="24"/>
+          <w:szCs w:val="24"/>
+          <w:lang w:val="en-US" w:eastAsia="zh-CN"/>
+        </w:rPr>
+        <w:t>Heater:ON</w:t>
+      </w:r>
+    </w:p>
+    <w:p>
+      <w:pPr>
+        <w:widowControl w:val="0"/>
+        <w:numPr>
+          <w:ilvl w:val="0"/>
+          <w:numId w:val="0"/>
+        </w:numPr>
+        <w:ind w:left="420" w:leftChars="0" w:firstLine="420" w:firstLineChars="0"/>
+        <w:jc w:val="both"/>
+        <w:rPr>
+          <w:rFonts w:hint="eastAsia" w:ascii="宋体" w:hAnsi="宋体" w:eastAsia="宋体" w:cs="宋体"/>
+          <w:sz w:val="24"/>
+          <w:szCs w:val="24"/>
+          <w:lang w:val="en-US" w:eastAsia="zh-CN"/>
+        </w:rPr>
+      </w:pPr>
+      <w:r>
+        <w:rPr>
+          <w:rFonts w:hint="eastAsia" w:ascii="宋体" w:hAnsi="宋体" w:eastAsia="宋体" w:cs="宋体"/>
+          <w:sz w:val="24"/>
+          <w:szCs w:val="24"/>
+          <w:lang w:val="en-US" w:eastAsia="zh-CN"/>
+        </w:rPr>
+        <w:t>Heater:OFF</w:t>
+      </w:r>
+    </w:p>
+    <w:p>
+      <w:pPr>
+        <w:widowControl w:val="0"/>
+        <w:numPr>
+          <w:ilvl w:val="0"/>
+          <w:numId w:val="0"/>
+        </w:numPr>
+        <w:ind w:left="420" w:leftChars="0" w:firstLine="420" w:firstLineChars="0"/>
+        <w:jc w:val="both"/>
+        <w:rPr>
+          <w:rFonts w:hint="eastAsia" w:ascii="宋体" w:hAnsi="宋体" w:eastAsia="宋体" w:cs="宋体"/>
+          <w:sz w:val="24"/>
+          <w:szCs w:val="24"/>
+          <w:lang w:val="en-US" w:eastAsia="zh-CN"/>
+        </w:rPr>
+      </w:pPr>
+      <w:r>
+        <w:rPr>
+          <w:rFonts w:hint="eastAsia" w:ascii="宋体" w:hAnsi="宋体" w:eastAsia="宋体" w:cs="宋体"/>
+          <w:sz w:val="24"/>
+          <w:szCs w:val="24"/>
+          <w:lang w:val="en-US" w:eastAsia="zh-CN"/>
+        </w:rPr>
+        <w:t>Light:ON</w:t>
+      </w:r>
+    </w:p>
+    <w:p>
+      <w:pPr>
+        <w:widowControl w:val="0"/>
+        <w:numPr>
+          <w:ilvl w:val="0"/>
+          <w:numId w:val="0"/>
+        </w:numPr>
+        <w:ind w:left="420" w:leftChars="0" w:firstLine="420" w:firstLineChars="0"/>
+        <w:jc w:val="both"/>
+        <w:rPr>
+          <w:rFonts w:hint="eastAsia" w:ascii="宋体" w:hAnsi="宋体" w:eastAsia="宋体" w:cs="宋体"/>
+          <w:sz w:val="24"/>
+          <w:szCs w:val="24"/>
+          <w:lang w:val="en-US" w:eastAsia="zh-CN"/>
+        </w:rPr>
+      </w:pPr>
+      <w:r>
+        <w:rPr>
+          <w:rFonts w:hint="eastAsia" w:ascii="宋体" w:hAnsi="宋体" w:eastAsia="宋体" w:cs="宋体"/>
+          <w:sz w:val="24"/>
+          <w:szCs w:val="24"/>
+          <w:lang w:val="en-US" w:eastAsia="zh-CN"/>
+        </w:rPr>
+        <w:t>Light:OFF</w:t>
+      </w:r>
+    </w:p>
+    <w:p>
+      <w:pPr>
+        <w:widowControl w:val="0"/>
+        <w:numPr>
+          <w:ilvl w:val="0"/>
+          <w:numId w:val="0"/>
+        </w:numPr>
+        <w:ind w:left="420" w:leftChars="0" w:firstLine="420" w:firstLineChars="0"/>
+        <w:jc w:val="both"/>
+        <w:rPr>
+          <w:rFonts w:hint="eastAsia" w:ascii="宋体" w:hAnsi="宋体" w:eastAsia="宋体" w:cs="宋体"/>
+          <w:sz w:val="24"/>
+          <w:szCs w:val="24"/>
+          <w:lang w:val="en-US" w:eastAsia="zh-CN"/>
+        </w:rPr>
+      </w:pPr>
+      <w:r>
+        <w:rPr>
+          <w:rFonts w:hint="eastAsia" w:ascii="宋体" w:hAnsi="宋体" w:eastAsia="宋体" w:cs="宋体"/>
+          <w:sz w:val="24"/>
+          <w:szCs w:val="24"/>
+          <w:lang w:val="en-US" w:eastAsia="zh-CN"/>
+        </w:rPr>
+        <w:t>Feed:ON</w:t>
+      </w:r>
+    </w:p>
+    <w:p>
+      <w:pPr>
+        <w:widowControl w:val="0"/>
+        <w:numPr>
+          <w:ilvl w:val="0"/>
+          <w:numId w:val="0"/>
+        </w:numPr>
+        <w:ind w:left="420" w:leftChars="0" w:firstLine="420" w:firstLineChars="0"/>
+        <w:jc w:val="both"/>
+        <w:rPr>
+          <w:rFonts w:hint="eastAsia" w:ascii="宋体" w:hAnsi="宋体" w:eastAsia="宋体" w:cs="宋体"/>
+          <w:sz w:val="24"/>
+          <w:szCs w:val="24"/>
+          <w:lang w:val="en-US" w:eastAsia="zh-CN"/>
+        </w:rPr>
+      </w:pPr>
+    </w:p>
+    <w:p>
+      <w:pPr>
+        <w:widowControl w:val="0"/>
+        <w:numPr>
+          <w:ilvl w:val="0"/>
+          <w:numId w:val="0"/>
+        </w:numPr>
+        <w:ind w:left="420" w:leftChars="0" w:firstLine="420" w:firstLineChars="0"/>
+        <w:jc w:val="both"/>
+        <w:rPr>
+          <w:rFonts w:hint="eastAsia" w:ascii="宋体" w:hAnsi="宋体" w:eastAsia="宋体" w:cs="宋体"/>
+          <w:sz w:val="24"/>
+          <w:szCs w:val="24"/>
+          <w:lang w:val="en-US" w:eastAsia="zh-CN"/>
+        </w:rPr>
+      </w:pPr>
+      <w:r>
+        <w:rPr>
+          <w:rFonts w:hint="eastAsia" w:ascii="宋体" w:hAnsi="宋体" w:eastAsia="宋体" w:cs="宋体"/>
+          <w:sz w:val="24"/>
+          <w:szCs w:val="24"/>
+          <w:lang w:val="en-US" w:eastAsia="zh-CN"/>
+        </w:rPr>
+        <w:t>Get_Temperature</w:t>
+      </w:r>
+    </w:p>
+    <w:p>
+      <w:pPr>
+        <w:widowControl w:val="0"/>
+        <w:numPr>
+          <w:ilvl w:val="0"/>
+          <w:numId w:val="0"/>
+        </w:numPr>
+        <w:ind w:left="420" w:leftChars="0" w:firstLine="420" w:firstLineChars="0"/>
+        <w:jc w:val="both"/>
+        <w:rPr>
+          <w:rFonts w:hint="eastAsia" w:ascii="宋体" w:hAnsi="宋体" w:eastAsia="宋体" w:cs="宋体"/>
+          <w:sz w:val="24"/>
+          <w:szCs w:val="24"/>
+          <w:lang w:val="en-US" w:eastAsia="zh-CN"/>
+        </w:rPr>
+      </w:pPr>
+      <w:r>
+        <w:rPr>
+          <w:rFonts w:hint="eastAsia" w:ascii="宋体" w:hAnsi="宋体" w:eastAsia="宋体" w:cs="宋体"/>
+          <w:sz w:val="24"/>
+          <w:szCs w:val="24"/>
+          <w:lang w:val="en-US" w:eastAsia="zh-CN"/>
+        </w:rPr>
+        <w:t>Get_Light</w:t>
+      </w:r>
     </w:p>
     <w:p>
       <w:pPr>
